--- a/01_hardware/docs/DCDC_Design_Notes.docx
+++ b/01_hardware/docs/DCDC_Design_Notes.docx
@@ -420,7 +420,7 @@
         <w:t xml:space="preserve">Rev D changes:</w:t>
       </w:r>
       <w:r>
-        <w:t xml:space="preserve"> NTC moved from PA4 to PA6, so PA4 is free for DAC1_OUT1. 10k pull-downs added on the unused MCU pins (R93 now doubles as the PA2 pull-down for the VIN monitor). HSE changed to 16 MHz. Primary input OVP (50.26 V rising) reports through U12 channel 1 to PA15 / HRTIM1_FLT2, and an isolated VIN monitor (ramp-comparator PWM) reports through channel 2 to PA2 / TIM15_CH1. Fifteen test pads added on quiet nodes. PQ2620 footprint pitch corrected to 3.8 mm within a group of pins and 7.5 mm between pins 3 and 4. Schematic text overlaps cleaned up. The PCB was re-placed and re-routed with tight power loops, and the silkscreen was cleaned up (see PCB).</w:t>
+        <w:t xml:space="preserve"> NTC moved from PA4 to PA6, so PA4 is free for DAC1_OUT1. 10k pull-downs added on the unused MCU pins (R93 now doubles as the PA2 pull-down for the VIN monitor). HSE changed to 16 MHz. Primary input OVP (50.26 V rising) reports through U12 channel 1 to PA15 / HRTIM1_FLT2, and an isolated VIN monitor (ramp-comparator PWM) reports through channel 2 to PA2 / TIM15_CH1. The ADC, DAC and comparator reference is now an external REF3030 (3.000 V ±0.2 %) on VREF+, no longer the isolator's 3.3 V rail. Fifteen test pads added on quiet nodes. PQ2620 footprint pitch corrected to 3.8 mm within a group of pins and 7.5 mm between pins 3 and 4. Schematic text overlaps cleaned up. The PCB was re-placed and re-routed with tight power loops, and the silkscreen was cleaned up (see PCB).</w:t>
       </w:r>
     </w:p>
     <w:p>
@@ -2090,7 +2090,7 @@
     <w:p>
       <w:pPr/>
       <w:r>
-        <w:t xml:space="preserve">Inductor current is sensed by one 4 mOhm resistor in the common source return of Q2 and Q4 (the LM5175 scheme). It reads positive in boost and negative in buck, so U7 (INA181A1, gain 20) is offset to half of 3.3 V. Output current for the CC loop uses a 10 mOhm low-side shunt and U8 (INA181A2, gain 50). VREF+ is configured as an input and tied to VDDA (+3V3A, 3.3 V) with 1 uF + 100 nF, so all ADC full scales are 3.3 V; the U7 offset is 1.65 V.</w:t>
+        <w:t xml:space="preserve">Inductor current is sensed by one 4 mOhm resistor in the common source return of Q2 and Q4 (the LM5175 scheme). It reads positive in boost and negative in buck, so U7 (INA181A1, gain 20) is offset to half of VREF+ (1.50 V). Output current for the CC loop uses a 10 mOhm low-side shunt and U8 (INA181A2, gain 50). VREF+ is driven by an external REF3030 (3.000 V ±0.2 %, U19) with 1 uF + 100 nF, so all ADC, DAC and comparator full scales are 3.0 V; the U7 offset is 1.50 V.</w:t>
       </w:r>
     </w:p>
     <w:tbl>
@@ -2101,10 +2101,10 @@
         <w:tblLook w:val="04A0" w:firstRow="1" w:lastRow="0" w:firstColumn="0" w:lastColumn="0" w:noHBand="0" w:noVBand="1"/>
       </w:tblPr>
       <w:tblGrid>
-        <w:gridCol w:w="1039"/>
-        <w:gridCol w:w="1554"/>
+        <w:gridCol w:w="1027"/>
+        <w:gridCol w:w="1553"/>
         <w:gridCol w:w="4920"/>
-        <w:gridCol w:w="1847"/>
+        <w:gridCol w:w="1860"/>
       </w:tblGrid>
       <w:tr>
         <w:trPr>
@@ -2112,7 +2112,7 @@
         </w:trPr>
         <w:tc>
           <w:tcPr>
-            <w:tcW w:w="1039" w:type="dxa"/>
+            <w:tcW w:w="1027" w:type="dxa"/>
             <w:shd w:val="clear" w:color="auto" w:fill="F2F2F2"/>
           </w:tcPr>
           <w:p>
@@ -2124,7 +2124,7 @@
         </w:tc>
         <w:tc>
           <w:tcPr>
-            <w:tcW w:w="1554" w:type="dxa"/>
+            <w:tcW w:w="1553" w:type="dxa"/>
             <w:shd w:val="clear" w:color="auto" w:fill="F2F2F2"/>
           </w:tcPr>
           <w:p>
@@ -2148,7 +2148,7 @@
         </w:tc>
         <w:tc>
           <w:tcPr>
-            <w:tcW w:w="1847" w:type="dxa"/>
+            <w:tcW w:w="1860" w:type="dxa"/>
             <w:shd w:val="clear" w:color="auto" w:fill="F2F2F2"/>
           </w:tcPr>
           <w:p>
@@ -2162,7 +2162,7 @@
       <w:tr>
         <w:tc>
           <w:tcPr>
-            <w:tcW w:w="1039" w:type="dxa"/>
+            <w:tcW w:w="1027" w:type="dxa"/>
           </w:tcPr>
           <w:p>
             <w:pPr/>
@@ -2173,7 +2173,7 @@
         </w:tc>
         <w:tc>
           <w:tcPr>
-            <w:tcW w:w="1554" w:type="dxa"/>
+            <w:tcW w:w="1553" w:type="dxa"/>
           </w:tcPr>
           <w:p>
             <w:pPr/>
@@ -2195,7 +2195,7 @@
         </w:tc>
         <w:tc>
           <w:tcPr>
-            <w:tcW w:w="1847" w:type="dxa"/>
+            <w:tcW w:w="1860" w:type="dxa"/>
           </w:tcPr>
           <w:p>
             <w:pPr/>
@@ -2208,7 +2208,7 @@
       <w:tr>
         <w:tc>
           <w:tcPr>
-            <w:tcW w:w="1039" w:type="dxa"/>
+            <w:tcW w:w="1027" w:type="dxa"/>
           </w:tcPr>
           <w:p>
             <w:pPr/>
@@ -2219,7 +2219,7 @@
         </w:tc>
         <w:tc>
           <w:tcPr>
-            <w:tcW w:w="1554" w:type="dxa"/>
+            <w:tcW w:w="1553" w:type="dxa"/>
           </w:tcPr>
           <w:p>
             <w:pPr/>
@@ -2241,7 +2241,7 @@
         </w:tc>
         <w:tc>
           <w:tcPr>
-            <w:tcW w:w="1847" w:type="dxa"/>
+            <w:tcW w:w="1860" w:type="dxa"/>
           </w:tcPr>
           <w:p>
             <w:pPr/>
@@ -2254,7 +2254,7 @@
       <w:tr>
         <w:tc>
           <w:tcPr>
-            <w:tcW w:w="1039" w:type="dxa"/>
+            <w:tcW w:w="1027" w:type="dxa"/>
           </w:tcPr>
           <w:p>
             <w:pPr/>
@@ -2265,7 +2265,7 @@
         </w:tc>
         <w:tc>
           <w:tcPr>
-            <w:tcW w:w="1554" w:type="dxa"/>
+            <w:tcW w:w="1553" w:type="dxa"/>
           </w:tcPr>
           <w:p>
             <w:pPr/>
@@ -2287,7 +2287,7 @@
         </w:tc>
         <w:tc>
           <w:tcPr>
-            <w:tcW w:w="1847" w:type="dxa"/>
+            <w:tcW w:w="1860" w:type="dxa"/>
           </w:tcPr>
           <w:p>
             <w:pPr/>
@@ -2300,7 +2300,7 @@
       <w:tr>
         <w:tc>
           <w:tcPr>
-            <w:tcW w:w="1039" w:type="dxa"/>
+            <w:tcW w:w="1027" w:type="dxa"/>
           </w:tcPr>
           <w:p>
             <w:pPr/>
@@ -2311,7 +2311,7 @@
         </w:tc>
         <w:tc>
           <w:tcPr>
-            <w:tcW w:w="1554" w:type="dxa"/>
+            <w:tcW w:w="1553" w:type="dxa"/>
           </w:tcPr>
           <w:p>
             <w:pPr/>
@@ -2327,13 +2327,13 @@
           <w:p>
             <w:pPr/>
             <w:r>
-              <w:t xml:space="preserve">ADC1_IN1, VBUS about equal to VIN (100k / 5.1k, FS 68 V)</w:t>
-            </w:r>
-          </w:p>
-        </w:tc>
-        <w:tc>
-          <w:tcPr>
-            <w:tcW w:w="1847" w:type="dxa"/>
+              <w:t xml:space="preserve">ADC1_IN1, VBUS about equal to VIN (100k / 5.1k, FS 61.8 V)</w:t>
+            </w:r>
+          </w:p>
+        </w:tc>
+        <w:tc>
+          <w:tcPr>
+            <w:tcW w:w="1860" w:type="dxa"/>
           </w:tcPr>
           <w:p>
             <w:pPr/>
@@ -2346,7 +2346,7 @@
       <w:tr>
         <w:tc>
           <w:tcPr>
-            <w:tcW w:w="1039" w:type="dxa"/>
+            <w:tcW w:w="1027" w:type="dxa"/>
           </w:tcPr>
           <w:p>
             <w:pPr/>
@@ -2357,7 +2357,7 @@
         </w:tc>
         <w:tc>
           <w:tcPr>
-            <w:tcW w:w="1554" w:type="dxa"/>
+            <w:tcW w:w="1553" w:type="dxa"/>
           </w:tcPr>
           <w:p>
             <w:pPr/>
@@ -2379,7 +2379,7 @@
         </w:tc>
         <w:tc>
           <w:tcPr>
-            <w:tcW w:w="1847" w:type="dxa"/>
+            <w:tcW w:w="1860" w:type="dxa"/>
           </w:tcPr>
           <w:p>
             <w:pPr/>
@@ -2392,7 +2392,7 @@
       <w:tr>
         <w:tc>
           <w:tcPr>
-            <w:tcW w:w="1039" w:type="dxa"/>
+            <w:tcW w:w="1027" w:type="dxa"/>
           </w:tcPr>
           <w:p>
             <w:pPr/>
@@ -2403,7 +2403,7 @@
         </w:tc>
         <w:tc>
           <w:tcPr>
-            <w:tcW w:w="1554" w:type="dxa"/>
+            <w:tcW w:w="1553" w:type="dxa"/>
           </w:tcPr>
           <w:p>
             <w:pPr/>
@@ -2425,7 +2425,7 @@
         </w:tc>
         <w:tc>
           <w:tcPr>
-            <w:tcW w:w="1847" w:type="dxa"/>
+            <w:tcW w:w="1860" w:type="dxa"/>
           </w:tcPr>
           <w:p>
             <w:pPr/>
@@ -2438,7 +2438,7 @@
       <w:tr>
         <w:tc>
           <w:tcPr>
-            <w:tcW w:w="1039" w:type="dxa"/>
+            <w:tcW w:w="1027" w:type="dxa"/>
           </w:tcPr>
           <w:p>
             <w:pPr/>
@@ -2449,7 +2449,7 @@
         </w:tc>
         <w:tc>
           <w:tcPr>
-            <w:tcW w:w="1554" w:type="dxa"/>
+            <w:tcW w:w="1553" w:type="dxa"/>
           </w:tcPr>
           <w:p>
             <w:pPr/>
@@ -2471,7 +2471,7 @@
         </w:tc>
         <w:tc>
           <w:tcPr>
-            <w:tcW w:w="1847" w:type="dxa"/>
+            <w:tcW w:w="1860" w:type="dxa"/>
           </w:tcPr>
           <w:p>
             <w:pPr/>
@@ -2484,7 +2484,7 @@
       <w:tr>
         <w:tc>
           <w:tcPr>
-            <w:tcW w:w="1039" w:type="dxa"/>
+            <w:tcW w:w="1027" w:type="dxa"/>
           </w:tcPr>
           <w:p>
             <w:pPr/>
@@ -2495,7 +2495,7 @@
         </w:tc>
         <w:tc>
           <w:tcPr>
-            <w:tcW w:w="1554" w:type="dxa"/>
+            <w:tcW w:w="1553" w:type="dxa"/>
           </w:tcPr>
           <w:p>
             <w:pPr/>
@@ -2517,7 +2517,7 @@
         </w:tc>
         <w:tc>
           <w:tcPr>
-            <w:tcW w:w="1847" w:type="dxa"/>
+            <w:tcW w:w="1860" w:type="dxa"/>
           </w:tcPr>
           <w:p>
             <w:pPr/>
@@ -2530,7 +2530,7 @@
       <w:tr>
         <w:tc>
           <w:tcPr>
-            <w:tcW w:w="1039" w:type="dxa"/>
+            <w:tcW w:w="1027" w:type="dxa"/>
           </w:tcPr>
           <w:p>
             <w:pPr/>
@@ -2541,7 +2541,7 @@
         </w:tc>
         <w:tc>
           <w:tcPr>
-            <w:tcW w:w="1554" w:type="dxa"/>
+            <w:tcW w:w="1553" w:type="dxa"/>
           </w:tcPr>
           <w:p>
             <w:pPr/>
@@ -2563,7 +2563,7 @@
         </w:tc>
         <w:tc>
           <w:tcPr>
-            <w:tcW w:w="1847" w:type="dxa"/>
+            <w:tcW w:w="1860" w:type="dxa"/>
           </w:tcPr>
           <w:p>
             <w:pPr/>
@@ -2576,7 +2576,7 @@
       <w:tr>
         <w:tc>
           <w:tcPr>
-            <w:tcW w:w="1039" w:type="dxa"/>
+            <w:tcW w:w="1027" w:type="dxa"/>
           </w:tcPr>
           <w:p>
             <w:pPr/>
@@ -2587,7 +2587,7 @@
         </w:tc>
         <w:tc>
           <w:tcPr>
-            <w:tcW w:w="1554" w:type="dxa"/>
+            <w:tcW w:w="1553" w:type="dxa"/>
           </w:tcPr>
           <w:p>
             <w:pPr/>
@@ -2609,7 +2609,7 @@
         </w:tc>
         <w:tc>
           <w:tcPr>
-            <w:tcW w:w="1847" w:type="dxa"/>
+            <w:tcW w:w="1860" w:type="dxa"/>
           </w:tcPr>
           <w:p>
             <w:pPr/>
@@ -2622,7 +2622,7 @@
       <w:tr>
         <w:tc>
           <w:tcPr>
-            <w:tcW w:w="1039" w:type="dxa"/>
+            <w:tcW w:w="1027" w:type="dxa"/>
           </w:tcPr>
           <w:p>
             <w:pPr/>
@@ -2633,7 +2633,7 @@
         </w:tc>
         <w:tc>
           <w:tcPr>
-            <w:tcW w:w="1554" w:type="dxa"/>
+            <w:tcW w:w="1553" w:type="dxa"/>
           </w:tcPr>
           <w:p>
             <w:pPr/>
@@ -2655,7 +2655,7 @@
         </w:tc>
         <w:tc>
           <w:tcPr>
-            <w:tcW w:w="1847" w:type="dxa"/>
+            <w:tcW w:w="1860" w:type="dxa"/>
           </w:tcPr>
           <w:p>
             <w:pPr/>
@@ -2668,7 +2668,7 @@
       <w:tr>
         <w:tc>
           <w:tcPr>
-            <w:tcW w:w="1039" w:type="dxa"/>
+            <w:tcW w:w="1027" w:type="dxa"/>
           </w:tcPr>
           <w:p>
             <w:pPr/>
@@ -2679,7 +2679,7 @@
         </w:tc>
         <w:tc>
           <w:tcPr>
-            <w:tcW w:w="1554" w:type="dxa"/>
+            <w:tcW w:w="1553" w:type="dxa"/>
           </w:tcPr>
           <w:p>
             <w:pPr/>
@@ -2701,7 +2701,7 @@
         </w:tc>
         <w:tc>
           <w:tcPr>
-            <w:tcW w:w="1847" w:type="dxa"/>
+            <w:tcW w:w="1860" w:type="dxa"/>
           </w:tcPr>
           <w:p>
             <w:pPr/>
@@ -2714,7 +2714,7 @@
       <w:tr>
         <w:tc>
           <w:tcPr>
-            <w:tcW w:w="1039" w:type="dxa"/>
+            <w:tcW w:w="1027" w:type="dxa"/>
           </w:tcPr>
           <w:p>
             <w:pPr/>
@@ -2725,7 +2725,7 @@
         </w:tc>
         <w:tc>
           <w:tcPr>
-            <w:tcW w:w="1554" w:type="dxa"/>
+            <w:tcW w:w="1553" w:type="dxa"/>
           </w:tcPr>
           <w:p>
             <w:pPr/>
@@ -2747,7 +2747,7 @@
         </w:tc>
         <w:tc>
           <w:tcPr>
-            <w:tcW w:w="1847" w:type="dxa"/>
+            <w:tcW w:w="1860" w:type="dxa"/>
           </w:tcPr>
           <w:p>
             <w:pPr/>
@@ -2760,7 +2760,7 @@
       <w:tr>
         <w:tc>
           <w:tcPr>
-            <w:tcW w:w="1039" w:type="dxa"/>
+            <w:tcW w:w="1027" w:type="dxa"/>
           </w:tcPr>
           <w:p>
             <w:pPr/>
@@ -2771,7 +2771,7 @@
         </w:tc>
         <w:tc>
           <w:tcPr>
-            <w:tcW w:w="1554" w:type="dxa"/>
+            <w:tcW w:w="1553" w:type="dxa"/>
           </w:tcPr>
           <w:p>
             <w:pPr/>
@@ -2793,7 +2793,7 @@
         </w:tc>
         <w:tc>
           <w:tcPr>
-            <w:tcW w:w="1847" w:type="dxa"/>
+            <w:tcW w:w="1860" w:type="dxa"/>
           </w:tcPr>
           <w:p>
             <w:pPr/>
@@ -2806,7 +2806,7 @@
       <w:tr>
         <w:tc>
           <w:tcPr>
-            <w:tcW w:w="1039" w:type="dxa"/>
+            <w:tcW w:w="1027" w:type="dxa"/>
           </w:tcPr>
           <w:p>
             <w:pPr/>
@@ -2817,7 +2817,7 @@
         </w:tc>
         <w:tc>
           <w:tcPr>
-            <w:tcW w:w="1554" w:type="dxa"/>
+            <w:tcW w:w="1553" w:type="dxa"/>
           </w:tcPr>
           <w:p>
             <w:pPr/>
@@ -2839,7 +2839,7 @@
         </w:tc>
         <w:tc>
           <w:tcPr>
-            <w:tcW w:w="1847" w:type="dxa"/>
+            <w:tcW w:w="1860" w:type="dxa"/>
           </w:tcPr>
           <w:p>
             <w:pPr/>
@@ -2852,7 +2852,7 @@
       <w:tr>
         <w:tc>
           <w:tcPr>
-            <w:tcW w:w="1039" w:type="dxa"/>
+            <w:tcW w:w="1027" w:type="dxa"/>
           </w:tcPr>
           <w:p>
             <w:pPr/>
@@ -2863,7 +2863,7 @@
         </w:tc>
         <w:tc>
           <w:tcPr>
-            <w:tcW w:w="1554" w:type="dxa"/>
+            <w:tcW w:w="1553" w:type="dxa"/>
           </w:tcPr>
           <w:p>
             <w:pPr/>
@@ -2885,7 +2885,7 @@
         </w:tc>
         <w:tc>
           <w:tcPr>
-            <w:tcW w:w="1847" w:type="dxa"/>
+            <w:tcW w:w="1860" w:type="dxa"/>
           </w:tcPr>
           <w:p>
             <w:pPr/>
@@ -2898,7 +2898,7 @@
       <w:tr>
         <w:tc>
           <w:tcPr>
-            <w:tcW w:w="1039" w:type="dxa"/>
+            <w:tcW w:w="1027" w:type="dxa"/>
           </w:tcPr>
           <w:p>
             <w:pPr/>
@@ -2909,7 +2909,7 @@
         </w:tc>
         <w:tc>
           <w:tcPr>
-            <w:tcW w:w="1554" w:type="dxa"/>
+            <w:tcW w:w="1553" w:type="dxa"/>
           </w:tcPr>
           <w:p>
             <w:pPr/>
@@ -2931,7 +2931,7 @@
         </w:tc>
         <w:tc>
           <w:tcPr>
-            <w:tcW w:w="1847" w:type="dxa"/>
+            <w:tcW w:w="1860" w:type="dxa"/>
           </w:tcPr>
           <w:p>
             <w:pPr/>
@@ -2944,7 +2944,7 @@
       <w:tr>
         <w:tc>
           <w:tcPr>
-            <w:tcW w:w="1039" w:type="dxa"/>
+            <w:tcW w:w="1027" w:type="dxa"/>
           </w:tcPr>
           <w:p>
             <w:pPr/>
@@ -2955,7 +2955,7 @@
         </w:tc>
         <w:tc>
           <w:tcPr>
-            <w:tcW w:w="1554" w:type="dxa"/>
+            <w:tcW w:w="1553" w:type="dxa"/>
           </w:tcPr>
           <w:p>
             <w:pPr/>
@@ -2977,7 +2977,7 @@
         </w:tc>
         <w:tc>
           <w:tcPr>
-            <w:tcW w:w="1847" w:type="dxa"/>
+            <w:tcW w:w="1860" w:type="dxa"/>
           </w:tcPr>
           <w:p>
             <w:pPr/>
@@ -2990,7 +2990,53 @@
       <w:tr>
         <w:tc>
           <w:tcPr>
-            <w:tcW w:w="1039" w:type="dxa"/>
+            <w:tcW w:w="1027" w:type="dxa"/>
+          </w:tcPr>
+          <w:p>
+            <w:pPr/>
+            <w:r>
+              <w:t xml:space="preserve">28</w:t>
+            </w:r>
+          </w:p>
+        </w:tc>
+        <w:tc>
+          <w:tcPr>
+            <w:tcW w:w="1553" w:type="dxa"/>
+          </w:tcPr>
+          <w:p>
+            <w:pPr/>
+            <w:r>
+              <w:t xml:space="preserve">VREF+</w:t>
+            </w:r>
+          </w:p>
+        </w:tc>
+        <w:tc>
+          <w:tcPr>
+            <w:tcW w:w="4920" w:type="dxa"/>
+          </w:tcPr>
+          <w:p>
+            <w:pPr/>
+            <w:r>
+              <w:t xml:space="preserve">ADC / DAC / COMP reference input from REF3030 3.000 V (U19); VREFBUF disabled</w:t>
+            </w:r>
+          </w:p>
+        </w:tc>
+        <w:tc>
+          <w:tcPr>
+            <w:tcW w:w="1860" w:type="dxa"/>
+          </w:tcPr>
+          <w:p>
+            <w:pPr/>
+            <w:r>
+              <w:t xml:space="preserve">VREF_ADC</w:t>
+            </w:r>
+          </w:p>
+        </w:tc>
+      </w:tr>
+      <w:tr>
+        <w:tc>
+          <w:tcPr>
+            <w:tcW w:w="1027" w:type="dxa"/>
           </w:tcPr>
           <w:p>
             <w:pPr/>
@@ -3001,7 +3047,7 @@
         </w:tc>
         <w:tc>
           <w:tcPr>
-            <w:tcW w:w="1554" w:type="dxa"/>
+            <w:tcW w:w="1553" w:type="dxa"/>
           </w:tcPr>
           <w:p>
             <w:pPr/>
@@ -3023,7 +3069,7 @@
         </w:tc>
         <w:tc>
           <w:tcPr>
-            <w:tcW w:w="1847" w:type="dxa"/>
+            <w:tcW w:w="1860" w:type="dxa"/>
           </w:tcPr>
           <w:p>
             <w:pPr/>
@@ -3036,7 +3082,7 @@
       <w:tr>
         <w:tc>
           <w:tcPr>
-            <w:tcW w:w="1039" w:type="dxa"/>
+            <w:tcW w:w="1027" w:type="dxa"/>
           </w:tcPr>
           <w:p>
             <w:pPr/>
@@ -3047,7 +3093,7 @@
         </w:tc>
         <w:tc>
           <w:tcPr>
-            <w:tcW w:w="1554" w:type="dxa"/>
+            <w:tcW w:w="1553" w:type="dxa"/>
           </w:tcPr>
           <w:p>
             <w:pPr/>
@@ -3069,7 +3115,7 @@
         </w:tc>
         <w:tc>
           <w:tcPr>
-            <w:tcW w:w="1847" w:type="dxa"/>
+            <w:tcW w:w="1860" w:type="dxa"/>
           </w:tcPr>
           <w:p>
             <w:pPr/>
@@ -3082,7 +3128,7 @@
       <w:tr>
         <w:tc>
           <w:tcPr>
-            <w:tcW w:w="1039" w:type="dxa"/>
+            <w:tcW w:w="1027" w:type="dxa"/>
           </w:tcPr>
           <w:p>
             <w:pPr/>
@@ -3093,7 +3139,7 @@
         </w:tc>
         <w:tc>
           <w:tcPr>
-            <w:tcW w:w="1554" w:type="dxa"/>
+            <w:tcW w:w="1553" w:type="dxa"/>
           </w:tcPr>
           <w:p>
             <w:pPr/>
@@ -3115,7 +3161,7 @@
         </w:tc>
         <w:tc>
           <w:tcPr>
-            <w:tcW w:w="1847" w:type="dxa"/>
+            <w:tcW w:w="1860" w:type="dxa"/>
           </w:tcPr>
           <w:p>
             <w:pPr/>
@@ -3150,7 +3196,7 @@
     <w:p>
       <w:pPr/>
       <w:r>
-        <w:t xml:space="preserve">Firmware must handle two board-specific items:</w:t>
+        <w:t xml:space="preserve">Firmware must handle these board-specific items:</w:t>
       </w:r>
     </w:p>
     <w:p>
@@ -3191,6 +3237,42 @@
     </w:p>
     <w:p>
       <w:pPr>
+        <w:pStyle w:val="ListParagraph"/>
+        <w:numPr>
+          <w:ilvl w:val="0"/>
+          <w:numId w:val="5"/>
+        </w:numPr>
+      </w:pPr>
+      <w:r>
+        <w:t xml:space="preserve">ADC reference: VREF+ is driven by U19 (REF3030, 3.000 V). Leave the internal VREFBUF disabled, as it is after reset (VREFBUF_CSR: ENVR = 0, HIZ = 1); enabling it would fight U19. Scale every ADC, DAC3 and comparator value to 3.0 V full scale. VREFINT is no longer needed for correction, but it makes a useful sanity check on VREF+.</w:t>
+      </w:r>
+    </w:p>
+    <w:p>
+      <w:pPr>
+        <w:pStyle w:val="ListParagraph"/>
+        <w:numPr>
+          <w:ilvl w:val="0"/>
+          <w:numId w:val="5"/>
+        </w:numPr>
+      </w:pPr>
+      <w:r>
+        <w:t xml:space="preserve">VIN monitor: TIM15 in PWM-input mode on PA2, VIN = 50.47 V × (t_high − t_reset) / (period − t_reset) − 0.20 V, t_reset about 20 µs, average 8–16 periods, two-point calibration stored in flash.</w:t>
+      </w:r>
+    </w:p>
+    <w:p>
+      <w:pPr>
+        <w:pStyle w:val="ListParagraph"/>
+        <w:numPr>
+          <w:ilvl w:val="0"/>
+          <w:numId w:val="5"/>
+        </w:numPr>
+      </w:pPr>
+      <w:r>
+        <w:t xml:space="preserve">Input OVP: configure HRTIM1_FLT2 on PA15 active-high so VIN_OVP shuts all HRTIM outputs in hardware.</w:t>
+      </w:r>
+    </w:p>
+    <w:p>
+      <w:pPr>
         <w:pStyle w:val="Heading2"/>
       </w:pPr>
       <w:r>
@@ -3200,7 +3282,7 @@
     <w:p>
       <w:pPr/>
       <w:r>
-        <w:t xml:space="preserve">Every ADC channel uses VREF+ = VDDA = +3V3A (12-bit, 3.3 V nominal). +3V3A comes from the isolator's 3.3 V output through FB1, so its real value sets every absolute full scale below. Measure VDDA at start-up with the internal VREFINT channel (factory value VREFINT_CAL) and scale readings by VDDA / 3.3 V. The NTC and the IL zero are ratiometric and need no correction.</w:t>
+        <w:t xml:space="preserve">Every ADC channel, DAC3 and the comparators use VREF+ = VREF_ADC = 3.000 V from an external REF3030AIDBZR (U19, LCSC C38423). It is ±0.2 % initial, with drift of 50 ppm/°C max (0–70 °C) and 75 ppm/°C max (−40 to 125 °C). U19 runs from +3V3A, and its 50 mV max dropout fits inside the isolator's 3.13 V minimum output. It sources up to 25 mA, so it drives VREF+ (1 µF + 100 nF, C36/C37), the IL zero divider and the NTC pull-up directly, with no buffer. Firmware must keep the internal VREFBUF off (VREFBUF_CSR: ENVR = 0, HIZ = 1). The IL zero (R25/R26) and the NTC pull-up (R29) now hang on VREF_ADC, so those two channels are ratiometric. VDDA (+3V3A) only powers the analog blocks.</w:t>
       </w:r>
     </w:p>
     <w:tbl>
@@ -3213,10 +3295,10 @@
       <w:tblGrid>
         <w:gridCol w:w="1549"/>
         <w:gridCol w:w="1560"/>
-        <w:gridCol w:w="1781"/>
-        <w:gridCol w:w="1847"/>
-        <w:gridCol w:w="1023"/>
-        <w:gridCol w:w="1599"/>
+        <w:gridCol w:w="1939"/>
+        <w:gridCol w:w="1721"/>
+        <w:gridCol w:w="1010"/>
+        <w:gridCol w:w="1580"/>
       </w:tblGrid>
       <w:tr>
         <w:trPr>
@@ -3248,7 +3330,7 @@
         </w:tc>
         <w:tc>
           <w:tcPr>
-            <w:tcW w:w="1781" w:type="dxa"/>
+            <w:tcW w:w="1939" w:type="dxa"/>
             <w:shd w:val="clear" w:color="auto" w:fill="F2F2F2"/>
           </w:tcPr>
           <w:p>
@@ -3260,7 +3342,7 @@
         </w:tc>
         <w:tc>
           <w:tcPr>
-            <w:tcW w:w="1847" w:type="dxa"/>
+            <w:tcW w:w="1721" w:type="dxa"/>
             <w:shd w:val="clear" w:color="auto" w:fill="F2F2F2"/>
           </w:tcPr>
           <w:p>
@@ -3272,7 +3354,7 @@
         </w:tc>
         <w:tc>
           <w:tcPr>
-            <w:tcW w:w="1023" w:type="dxa"/>
+            <w:tcW w:w="1010" w:type="dxa"/>
             <w:shd w:val="clear" w:color="auto" w:fill="F2F2F2"/>
           </w:tcPr>
           <w:p>
@@ -3284,7 +3366,7 @@
         </w:tc>
         <w:tc>
           <w:tcPr>
-            <w:tcW w:w="1599" w:type="dxa"/>
+            <w:tcW w:w="1580" w:type="dxa"/>
             <w:shd w:val="clear" w:color="auto" w:fill="F2F2F2"/>
           </w:tcPr>
           <w:p>
@@ -3320,7 +3402,7 @@
         </w:tc>
         <w:tc>
           <w:tcPr>
-            <w:tcW w:w="1781" w:type="dxa"/>
+            <w:tcW w:w="1939" w:type="dxa"/>
           </w:tcPr>
           <w:p>
             <w:pPr/>
@@ -3331,34 +3413,34 @@
         </w:tc>
         <w:tc>
           <w:tcPr>
-            <w:tcW w:w="1847" w:type="dxa"/>
-          </w:tcPr>
-          <w:p>
-            <w:pPr/>
-            <w:r>
-              <w:t xml:space="preserve">0–68.0 V</w:t>
-            </w:r>
-          </w:p>
-        </w:tc>
-        <w:tc>
-          <w:tcPr>
-            <w:tcW w:w="1023" w:type="dxa"/>
-          </w:tcPr>
-          <w:p>
-            <w:pPr/>
-            <w:r>
-              <w:t xml:space="preserve">16.6 mV</w:t>
-            </w:r>
-          </w:p>
-        </w:tc>
-        <w:tc>
-          <w:tcPr>
-            <w:tcW w:w="1599" w:type="dxa"/>
-          </w:tcPr>
-          <w:p>
-            <w:pPr/>
-            <w:r>
-              <w:t xml:space="preserve">12–48 V = 18–71 % of FS</w:t>
+            <w:tcW w:w="1721" w:type="dxa"/>
+          </w:tcPr>
+          <w:p>
+            <w:pPr/>
+            <w:r>
+              <w:t xml:space="preserve">0–61.8 V</w:t>
+            </w:r>
+          </w:p>
+        </w:tc>
+        <w:tc>
+          <w:tcPr>
+            <w:tcW w:w="1010" w:type="dxa"/>
+          </w:tcPr>
+          <w:p>
+            <w:pPr/>
+            <w:r>
+              <w:t xml:space="preserve">15.1 mV</w:t>
+            </w:r>
+          </w:p>
+        </w:tc>
+        <w:tc>
+          <w:tcPr>
+            <w:tcW w:w="1580" w:type="dxa"/>
+          </w:tcPr>
+          <w:p>
+            <w:pPr/>
+            <w:r>
+              <w:t xml:space="preserve">12–48 V = 19–78 % of FS</w:t>
             </w:r>
           </w:p>
         </w:tc>
@@ -3388,7 +3470,7 @@
         </w:tc>
         <w:tc>
           <w:tcPr>
-            <w:tcW w:w="1781" w:type="dxa"/>
+            <w:tcW w:w="1939" w:type="dxa"/>
           </w:tcPr>
           <w:p>
             <w:pPr/>
@@ -3399,29 +3481,29 @@
         </w:tc>
         <w:tc>
           <w:tcPr>
-            <w:tcW w:w="1847" w:type="dxa"/>
-          </w:tcPr>
-          <w:p>
-            <w:pPr/>
-            <w:r>
-              <w:t xml:space="preserve">0–68.0 V</w:t>
-            </w:r>
-          </w:p>
-        </w:tc>
-        <w:tc>
-          <w:tcPr>
-            <w:tcW w:w="1023" w:type="dxa"/>
-          </w:tcPr>
-          <w:p>
-            <w:pPr/>
-            <w:r>
-              <w:t xml:space="preserve">16.6 mV</w:t>
-            </w:r>
-          </w:p>
-        </w:tc>
-        <w:tc>
-          <w:tcPr>
-            <w:tcW w:w="1599" w:type="dxa"/>
+            <w:tcW w:w="1721" w:type="dxa"/>
+          </w:tcPr>
+          <w:p>
+            <w:pPr/>
+            <w:r>
+              <w:t xml:space="preserve">0–61.8 V</w:t>
+            </w:r>
+          </w:p>
+        </w:tc>
+        <w:tc>
+          <w:tcPr>
+            <w:tcW w:w="1010" w:type="dxa"/>
+          </w:tcPr>
+          <w:p>
+            <w:pPr/>
+            <w:r>
+              <w:t xml:space="preserve">15.1 mV</w:t>
+            </w:r>
+          </w:p>
+        </w:tc>
+        <w:tc>
+          <w:tcPr>
+            <w:tcW w:w="1580" w:type="dxa"/>
           </w:tcPr>
           <w:p>
             <w:pPr/>
@@ -3456,45 +3538,45 @@
         </w:tc>
         <w:tc>
           <w:tcPr>
-            <w:tcW w:w="1781" w:type="dxa"/>
-          </w:tcPr>
-          <w:p>
-            <w:pPr/>
-            <w:r>
-              <w:t xml:space="preserve">4 mΩ × 20 = 80 mV/A, zero at 1.65 V</w:t>
-            </w:r>
-          </w:p>
-        </w:tc>
-        <w:tc>
-          <w:tcPr>
-            <w:tcW w:w="1847" w:type="dxa"/>
-          </w:tcPr>
-          <w:p>
-            <w:pPr/>
-            <w:r>
-              <w:t xml:space="preserve">±20.6 A (about ±20 A usable, INA181 output swing)</w:t>
-            </w:r>
-          </w:p>
-        </w:tc>
-        <w:tc>
-          <w:tcPr>
-            <w:tcW w:w="1023" w:type="dxa"/>
-          </w:tcPr>
-          <w:p>
-            <w:pPr/>
-            <w:r>
-              <w:t xml:space="preserve">10.1 mA</w:t>
-            </w:r>
-          </w:p>
-        </w:tc>
-        <w:tc>
-          <w:tcPr>
-            <w:tcW w:w="1599" w:type="dxa"/>
-          </w:tcPr>
-          <w:p>
-            <w:pPr/>
-            <w:r>
-              <w:t xml:space="preserve">peak 6.2 A = 30 % of FS</w:t>
+            <w:tcW w:w="1939" w:type="dxa"/>
+          </w:tcPr>
+          <w:p>
+            <w:pPr/>
+            <w:r>
+              <w:t xml:space="preserve">4 mΩ × 20 = 80 mV/A, zero at VREF/2 = 1.50 V</w:t>
+            </w:r>
+          </w:p>
+        </w:tc>
+        <w:tc>
+          <w:tcPr>
+            <w:tcW w:w="1721" w:type="dxa"/>
+          </w:tcPr>
+          <w:p>
+            <w:pPr/>
+            <w:r>
+              <w:t xml:space="preserve">±18.75 A (about ±18 A usable, INA181 output swing)</w:t>
+            </w:r>
+          </w:p>
+        </w:tc>
+        <w:tc>
+          <w:tcPr>
+            <w:tcW w:w="1010" w:type="dxa"/>
+          </w:tcPr>
+          <w:p>
+            <w:pPr/>
+            <w:r>
+              <w:t xml:space="preserve">9.2 mA</w:t>
+            </w:r>
+          </w:p>
+        </w:tc>
+        <w:tc>
+          <w:tcPr>
+            <w:tcW w:w="1580" w:type="dxa"/>
+          </w:tcPr>
+          <w:p>
+            <w:pPr/>
+            <w:r>
+              <w:t xml:space="preserve">peak 6.2 A = 33 % of FS</w:t>
             </w:r>
           </w:p>
         </w:tc>
@@ -3524,7 +3606,7 @@
         </w:tc>
         <w:tc>
           <w:tcPr>
-            <w:tcW w:w="1781" w:type="dxa"/>
+            <w:tcW w:w="1939" w:type="dxa"/>
           </w:tcPr>
           <w:p>
             <w:pPr/>
@@ -3535,34 +3617,34 @@
         </w:tc>
         <w:tc>
           <w:tcPr>
-            <w:tcW w:w="1847" w:type="dxa"/>
-          </w:tcPr>
-          <w:p>
-            <w:pPr/>
-            <w:r>
-              <w:t xml:space="preserve">0–6.6 A (about 6.5 A usable)</w:t>
-            </w:r>
-          </w:p>
-        </w:tc>
-        <w:tc>
-          <w:tcPr>
-            <w:tcW w:w="1023" w:type="dxa"/>
-          </w:tcPr>
-          <w:p>
-            <w:pPr/>
-            <w:r>
-              <w:t xml:space="preserve">1.6 mA</w:t>
-            </w:r>
-          </w:p>
-        </w:tc>
-        <w:tc>
-          <w:tcPr>
-            <w:tcW w:w="1599" w:type="dxa"/>
-          </w:tcPr>
-          <w:p>
-            <w:pPr/>
-            <w:r>
-              <w:t xml:space="preserve">5 A = 2.5 V (76 % of FS)</w:t>
+            <w:tcW w:w="1721" w:type="dxa"/>
+          </w:tcPr>
+          <w:p>
+            <w:pPr/>
+            <w:r>
+              <w:t xml:space="preserve">0–6.0 A</w:t>
+            </w:r>
+          </w:p>
+        </w:tc>
+        <w:tc>
+          <w:tcPr>
+            <w:tcW w:w="1010" w:type="dxa"/>
+          </w:tcPr>
+          <w:p>
+            <w:pPr/>
+            <w:r>
+              <w:t xml:space="preserve">1.5 mA</w:t>
+            </w:r>
+          </w:p>
+        </w:tc>
+        <w:tc>
+          <w:tcPr>
+            <w:tcW w:w="1580" w:type="dxa"/>
+          </w:tcPr>
+          <w:p>
+            <w:pPr/>
+            <w:r>
+              <w:t xml:space="preserve">5 A = 2.5 V (83 % of FS)</w:t>
             </w:r>
           </w:p>
         </w:tc>
@@ -3592,29 +3674,29 @@
         </w:tc>
         <w:tc>
           <w:tcPr>
-            <w:tcW w:w="1781" w:type="dxa"/>
-          </w:tcPr>
-          <w:p>
-            <w:pPr/>
-            <w:r>
-              <w:t xml:space="preserve">10k pull-up, 10k B3950 to GND</w:t>
-            </w:r>
-          </w:p>
-        </w:tc>
-        <w:tc>
-          <w:tcPr>
-            <w:tcW w:w="1847" w:type="dxa"/>
-          </w:tcPr>
-          <w:p>
-            <w:pPr/>
-            <w:r>
-              <w:t xml:space="preserve">−40 °C (3.22 V) to 125 °C (0.11 V)</w:t>
-            </w:r>
-          </w:p>
-        </w:tc>
-        <w:tc>
-          <w:tcPr>
-            <w:tcW w:w="1023" w:type="dxa"/>
+            <w:tcW w:w="1939" w:type="dxa"/>
+          </w:tcPr>
+          <w:p>
+            <w:pPr/>
+            <w:r>
+              <w:t xml:space="preserve">10k pull-up from VREF_ADC, 10k B3950 to GND</w:t>
+            </w:r>
+          </w:p>
+        </w:tc>
+        <w:tc>
+          <w:tcPr>
+            <w:tcW w:w="1721" w:type="dxa"/>
+          </w:tcPr>
+          <w:p>
+            <w:pPr/>
+            <w:r>
+              <w:t xml:space="preserve">−40 °C (2.93 V) to 125 °C (0.10 V)</w:t>
+            </w:r>
+          </w:p>
+        </w:tc>
+        <w:tc>
+          <w:tcPr>
+            <w:tcW w:w="1010" w:type="dxa"/>
           </w:tcPr>
           <w:p>
             <w:pPr/>
@@ -3625,12 +3707,12 @@
         </w:tc>
         <w:tc>
           <w:tcPr>
-            <w:tcW w:w="1599" w:type="dxa"/>
-          </w:tcPr>
-          <w:p>
-            <w:pPr/>
-            <w:r>
-              <w:t xml:space="preserve">25 °C = 1.65 V, 100 °C = 0.215 V</w:t>
+            <w:tcW w:w="1580" w:type="dxa"/>
+          </w:tcPr>
+          <w:p>
+            <w:pPr/>
+            <w:r>
+              <w:t xml:space="preserve">25 °C = 1.50 V, 100 °C = 0.195 V</w:t>
             </w:r>
           </w:p>
         </w:tc>
@@ -3660,7 +3742,7 @@
         </w:tc>
         <w:tc>
           <w:tcPr>
-            <w:tcW w:w="1781" w:type="dxa"/>
+            <w:tcW w:w="1939" w:type="dxa"/>
           </w:tcPr>
           <w:p>
             <w:pPr/>
@@ -3671,7 +3753,7 @@
         </w:tc>
         <w:tc>
           <w:tcPr>
-            <w:tcW w:w="1847" w:type="dxa"/>
+            <w:tcW w:w="1721" w:type="dxa"/>
           </w:tcPr>
           <w:p>
             <w:pPr/>
@@ -3682,7 +3764,7 @@
         </w:tc>
         <w:tc>
           <w:tcPr>
-            <w:tcW w:w="1023" w:type="dxa"/>
+            <w:tcW w:w="1010" w:type="dxa"/>
           </w:tcPr>
           <w:p>
             <w:pPr/>
@@ -3693,7 +3775,7 @@
         </w:tc>
         <w:tc>
           <w:tcPr>
-            <w:tcW w:w="1599" w:type="dxa"/>
+            <w:tcW w:w="1580" w:type="dxa"/>
           </w:tcPr>
           <w:p>
             <w:pPr/>
@@ -3728,7 +3810,7 @@
         </w:tc>
         <w:tc>
           <w:tcPr>
-            <w:tcW w:w="1781" w:type="dxa"/>
+            <w:tcW w:w="1939" w:type="dxa"/>
           </w:tcPr>
           <w:p>
             <w:pPr/>
@@ -3739,7 +3821,7 @@
         </w:tc>
         <w:tc>
           <w:tcPr>
-            <w:tcW w:w="1847" w:type="dxa"/>
+            <w:tcW w:w="1721" w:type="dxa"/>
           </w:tcPr>
           <w:p>
             <w:pPr/>
@@ -3750,7 +3832,7 @@
         </w:tc>
         <w:tc>
           <w:tcPr>
-            <w:tcW w:w="1023" w:type="dxa"/>
+            <w:tcW w:w="1010" w:type="dxa"/>
           </w:tcPr>
           <w:p>
             <w:pPr/>
@@ -3761,7 +3843,7 @@
         </w:tc>
         <w:tc>
           <w:tcPr>
-            <w:tcW w:w="1599" w:type="dxa"/>
+            <w:tcW w:w="1580" w:type="dxa"/>
           </w:tcPr>
           <w:p>
             <w:pPr/>
@@ -3796,40 +3878,40 @@
         </w:tc>
         <w:tc>
           <w:tcPr>
-            <w:tcW w:w="1781" w:type="dxa"/>
-          </w:tcPr>
-          <w:p>
-            <w:pPr/>
-            <w:r>
-              <w:t xml:space="preserve">12-bit, 0–3.3 V</w:t>
-            </w:r>
-          </w:p>
-        </w:tc>
-        <w:tc>
-          <w:tcPr>
-            <w:tcW w:w="1847" w:type="dxa"/>
-          </w:tcPr>
-          <w:p>
-            <w:pPr/>
-            <w:r>
-              <w:t xml:space="preserve">IL ±20.6 A, VOUT 0–68 V</w:t>
-            </w:r>
-          </w:p>
-        </w:tc>
-        <w:tc>
-          <w:tcPr>
-            <w:tcW w:w="1023" w:type="dxa"/>
-          </w:tcPr>
-          <w:p>
-            <w:pPr/>
-            <w:r>
-              <w:t xml:space="preserve">10 mA, 16.6 mV</w:t>
-            </w:r>
-          </w:p>
-        </w:tc>
-        <w:tc>
-          <w:tcPr>
-            <w:tcW w:w="1599" w:type="dxa"/>
+            <w:tcW w:w="1939" w:type="dxa"/>
+          </w:tcPr>
+          <w:p>
+            <w:pPr/>
+            <w:r>
+              <w:t xml:space="preserve">12-bit, 0–3.0 V</w:t>
+            </w:r>
+          </w:p>
+        </w:tc>
+        <w:tc>
+          <w:tcPr>
+            <w:tcW w:w="1721" w:type="dxa"/>
+          </w:tcPr>
+          <w:p>
+            <w:pPr/>
+            <w:r>
+              <w:t xml:space="preserve">IL ±18.75 A, VOUT 0–61.8 V</w:t>
+            </w:r>
+          </w:p>
+        </w:tc>
+        <w:tc>
+          <w:tcPr>
+            <w:tcW w:w="1010" w:type="dxa"/>
+          </w:tcPr>
+          <w:p>
+            <w:pPr/>
+            <w:r>
+              <w:t xml:space="preserve">9.2 mA, 15.1 mV</w:t>
+            </w:r>
+          </w:p>
+        </w:tc>
+        <w:tc>
+          <w:tcPr>
+            <w:tcW w:w="1580" w:type="dxa"/>
           </w:tcPr>
           <w:p>
             <w:pPr/>
@@ -3843,7 +3925,7 @@
     <w:p>
       <w:pPr/>
       <w:r>
-        <w:t xml:space="preserve">Error budget, untrimmed: about ±0.3 % for the VBUS and VOUT dividers (0.1 % resistors plus ADC) once VDDA is corrected with VREFINT. IL and IOUT are about ±1.5 % (INA181 gain ±1 %, 1 % shunts) plus offset, so zero both at start-up with the power stage off. VIN is about ±1.5 %, or about ±0.5 % after a two-point calibration.</w:t>
+        <w:t xml:space="preserve">Error budget, untrimmed: VBUS and VOUT about ±0.3 % (REF3030 ±0.2 %, 0.1 % dividers, ADC), plus up to about ±0.35 % from reference drift over 0–70 °C. IL and IOUT are about ±1.5 % (INA181 gain ±1 %, 1 % shunts) plus offset, so zero both at start-up with the power stage off. A one-point calibration of VBUS/VOUT at room temperature leaves only the drift term. VIN is about ±1.5 %, or about ±0.5 % after a two-point calibration (separate TL431 reference on the primary side).</w:t>
       </w:r>
     </w:p>
     <w:p>
@@ -4931,7 +5013,7 @@
     <w:p>
       <w:pPr/>
       <w:r>
-        <w:t xml:space="preserve">The estimated BOM is about $36.34 per board at 100 pcs: 225 placed parts on 89 lines, excluding PCB and assembly. The isolation stage (LLC, isolator, primary aux, OVP and VIN monitor) adds about $13.02, which is 55% over the $23.42 non-isolated design. That misses the 20% premium target.</w:t>
+        <w:t xml:space="preserve">The estimated BOM is about $36.85 per board at 100 pcs: 227 placed parts on 90 lines, excluding PCB and assembly. The isolation stage (LLC, isolator, primary aux, OVP and VIN monitor) adds about $13.02, which is 54% over the $23.92 non-isolated design (which now includes the $0.50 REF3030 ADC reference). That misses the 20% premium target.</w:t>
       </w:r>
     </w:p>
     <w:tbl>
@@ -5377,10 +5459,10 @@
         <w:tblLook w:val="04A0" w:firstRow="1" w:lastRow="0" w:firstColumn="0" w:lastColumn="0" w:noHBand="0" w:noVBand="1"/>
       </w:tblPr>
       <w:tblGrid>
-        <w:gridCol w:w="2794"/>
-        <w:gridCol w:w="1398"/>
-        <w:gridCol w:w="1430"/>
-        <w:gridCol w:w="3738"/>
+        <w:gridCol w:w="2903"/>
+        <w:gridCol w:w="1357"/>
+        <w:gridCol w:w="1319"/>
+        <w:gridCol w:w="3780"/>
       </w:tblGrid>
       <w:tr>
         <w:trPr>
@@ -5388,7 +5470,7 @@
         </w:trPr>
         <w:tc>
           <w:tcPr>
-            <w:tcW w:w="2794" w:type="dxa"/>
+            <w:tcW w:w="2903" w:type="dxa"/>
             <w:shd w:val="clear" w:color="auto" w:fill="F2F2F2"/>
           </w:tcPr>
           <w:p>
@@ -5400,7 +5482,7 @@
         </w:tc>
         <w:tc>
           <w:tcPr>
-            <w:tcW w:w="1398" w:type="dxa"/>
+            <w:tcW w:w="1357" w:type="dxa"/>
             <w:shd w:val="clear" w:color="auto" w:fill="F2F2F2"/>
           </w:tcPr>
           <w:p>
@@ -5412,7 +5494,7 @@
         </w:tc>
         <w:tc>
           <w:tcPr>
-            <w:tcW w:w="1430" w:type="dxa"/>
+            <w:tcW w:w="1319" w:type="dxa"/>
             <w:shd w:val="clear" w:color="auto" w:fill="F2F2F2"/>
           </w:tcPr>
           <w:p>
@@ -5424,7 +5506,7 @@
         </w:tc>
         <w:tc>
           <w:tcPr>
-            <w:tcW w:w="3738" w:type="dxa"/>
+            <w:tcW w:w="3780" w:type="dxa"/>
             <w:shd w:val="clear" w:color="auto" w:fill="F2F2F2"/>
           </w:tcPr>
           <w:p>
@@ -5438,7 +5520,7 @@
       <w:tr>
         <w:tc>
           <w:tcPr>
-            <w:tcW w:w="2794" w:type="dxa"/>
+            <w:tcW w:w="2903" w:type="dxa"/>
           </w:tcPr>
           <w:p>
             <w:pPr/>
@@ -5454,7 +5536,7 @@
         </w:tc>
         <w:tc>
           <w:tcPr>
-            <w:tcW w:w="1398" w:type="dxa"/>
+            <w:tcW w:w="1357" w:type="dxa"/>
           </w:tcPr>
           <w:p>
             <w:pPr/>
@@ -5465,7 +5547,7 @@
         </w:tc>
         <w:tc>
           <w:tcPr>
-            <w:tcW w:w="1430" w:type="dxa"/>
+            <w:tcW w:w="1319" w:type="dxa"/>
           </w:tcPr>
           <w:p>
             <w:pPr/>
@@ -5476,7 +5558,7 @@
         </w:tc>
         <w:tc>
           <w:tcPr>
-            <w:tcW w:w="3738" w:type="dxa"/>
+            <w:tcW w:w="3780" w:type="dxa"/>
           </w:tcPr>
           <w:p>
             <w:pPr/>
@@ -5500,7 +5582,7 @@
       <w:tr>
         <w:tc>
           <w:tcPr>
-            <w:tcW w:w="2794" w:type="dxa"/>
+            <w:tcW w:w="2903" w:type="dxa"/>
           </w:tcPr>
           <w:p>
             <w:pPr/>
@@ -5516,7 +5598,7 @@
         </w:tc>
         <w:tc>
           <w:tcPr>
-            <w:tcW w:w="1398" w:type="dxa"/>
+            <w:tcW w:w="1357" w:type="dxa"/>
           </w:tcPr>
           <w:p>
             <w:pPr/>
@@ -5527,7 +5609,7 @@
         </w:tc>
         <w:tc>
           <w:tcPr>
-            <w:tcW w:w="1430" w:type="dxa"/>
+            <w:tcW w:w="1319" w:type="dxa"/>
           </w:tcPr>
           <w:p>
             <w:pPr/>
@@ -5538,7 +5620,7 @@
         </w:tc>
         <w:tc>
           <w:tcPr>
-            <w:tcW w:w="3738" w:type="dxa"/>
+            <w:tcW w:w="3780" w:type="dxa"/>
           </w:tcPr>
           <w:p>
             <w:pPr/>
@@ -5551,7 +5633,7 @@
       <w:tr>
         <w:tc>
           <w:tcPr>
-            <w:tcW w:w="2794" w:type="dxa"/>
+            <w:tcW w:w="2903" w:type="dxa"/>
           </w:tcPr>
           <w:p>
             <w:pPr/>
@@ -5570,7 +5652,7 @@
         </w:tc>
         <w:tc>
           <w:tcPr>
-            <w:tcW w:w="1398" w:type="dxa"/>
+            <w:tcW w:w="1357" w:type="dxa"/>
           </w:tcPr>
           <w:p>
             <w:pPr/>
@@ -5581,7 +5663,7 @@
         </w:tc>
         <w:tc>
           <w:tcPr>
-            <w:tcW w:w="1430" w:type="dxa"/>
+            <w:tcW w:w="1319" w:type="dxa"/>
           </w:tcPr>
           <w:p>
             <w:pPr/>
@@ -5592,7 +5674,7 @@
         </w:tc>
         <w:tc>
           <w:tcPr>
-            <w:tcW w:w="3738" w:type="dxa"/>
+            <w:tcW w:w="3780" w:type="dxa"/>
           </w:tcPr>
           <w:p>
             <w:pPr/>
@@ -5616,7 +5698,7 @@
       <w:tr>
         <w:tc>
           <w:tcPr>
-            <w:tcW w:w="2794" w:type="dxa"/>
+            <w:tcW w:w="2903" w:type="dxa"/>
           </w:tcPr>
           <w:p>
             <w:pPr/>
@@ -5632,7 +5714,7 @@
         </w:tc>
         <w:tc>
           <w:tcPr>
-            <w:tcW w:w="1398" w:type="dxa"/>
+            <w:tcW w:w="1357" w:type="dxa"/>
           </w:tcPr>
           <w:p>
             <w:pPr/>
@@ -5643,7 +5725,7 @@
         </w:tc>
         <w:tc>
           <w:tcPr>
-            <w:tcW w:w="1430" w:type="dxa"/>
+            <w:tcW w:w="1319" w:type="dxa"/>
           </w:tcPr>
           <w:p>
             <w:pPr/>
@@ -5654,7 +5736,7 @@
         </w:tc>
         <w:tc>
           <w:tcPr>
-            <w:tcW w:w="3738" w:type="dxa"/>
+            <w:tcW w:w="3780" w:type="dxa"/>
           </w:tcPr>
           <w:p>
             <w:pPr/>
@@ -5667,7 +5749,7 @@
       <w:tr>
         <w:tc>
           <w:tcPr>
-            <w:tcW w:w="2794" w:type="dxa"/>
+            <w:tcW w:w="2903" w:type="dxa"/>
           </w:tcPr>
           <w:p>
             <w:pPr/>
@@ -5686,7 +5768,7 @@
         </w:tc>
         <w:tc>
           <w:tcPr>
-            <w:tcW w:w="1398" w:type="dxa"/>
+            <w:tcW w:w="1357" w:type="dxa"/>
           </w:tcPr>
           <w:p>
             <w:pPr/>
@@ -5697,7 +5779,7 @@
         </w:tc>
         <w:tc>
           <w:tcPr>
-            <w:tcW w:w="1430" w:type="dxa"/>
+            <w:tcW w:w="1319" w:type="dxa"/>
           </w:tcPr>
           <w:p>
             <w:pPr/>
@@ -5708,7 +5790,7 @@
         </w:tc>
         <w:tc>
           <w:tcPr>
-            <w:tcW w:w="3738" w:type="dxa"/>
+            <w:tcW w:w="3780" w:type="dxa"/>
           </w:tcPr>
           <w:p>
             <w:pPr/>
@@ -5721,7 +5803,7 @@
       <w:tr>
         <w:tc>
           <w:tcPr>
-            <w:tcW w:w="2794" w:type="dxa"/>
+            <w:tcW w:w="2903" w:type="dxa"/>
           </w:tcPr>
           <w:p>
             <w:pPr/>
@@ -5740,7 +5822,7 @@
         </w:tc>
         <w:tc>
           <w:tcPr>
-            <w:tcW w:w="1398" w:type="dxa"/>
+            <w:tcW w:w="1357" w:type="dxa"/>
           </w:tcPr>
           <w:p>
             <w:pPr/>
@@ -5751,7 +5833,7 @@
         </w:tc>
         <w:tc>
           <w:tcPr>
-            <w:tcW w:w="1430" w:type="dxa"/>
+            <w:tcW w:w="1319" w:type="dxa"/>
           </w:tcPr>
           <w:p>
             <w:pPr/>
@@ -5762,7 +5844,7 @@
         </w:tc>
         <w:tc>
           <w:tcPr>
-            <w:tcW w:w="3738" w:type="dxa"/>
+            <w:tcW w:w="3780" w:type="dxa"/>
           </w:tcPr>
           <w:p>
             <w:pPr/>
@@ -5775,7 +5857,7 @@
       <w:tr>
         <w:tc>
           <w:tcPr>
-            <w:tcW w:w="2794" w:type="dxa"/>
+            <w:tcW w:w="2903" w:type="dxa"/>
           </w:tcPr>
           <w:p>
             <w:pPr/>
@@ -5794,7 +5876,7 @@
         </w:tc>
         <w:tc>
           <w:tcPr>
-            <w:tcW w:w="1398" w:type="dxa"/>
+            <w:tcW w:w="1357" w:type="dxa"/>
           </w:tcPr>
           <w:p>
             <w:pPr/>
@@ -5805,7 +5887,7 @@
         </w:tc>
         <w:tc>
           <w:tcPr>
-            <w:tcW w:w="1430" w:type="dxa"/>
+            <w:tcW w:w="1319" w:type="dxa"/>
           </w:tcPr>
           <w:p>
             <w:pPr/>
@@ -5816,7 +5898,7 @@
         </w:tc>
         <w:tc>
           <w:tcPr>
-            <w:tcW w:w="3738" w:type="dxa"/>
+            <w:tcW w:w="3780" w:type="dxa"/>
           </w:tcPr>
           <w:p>
             <w:pPr/>
@@ -5829,7 +5911,7 @@
       <w:tr>
         <w:tc>
           <w:tcPr>
-            <w:tcW w:w="2794" w:type="dxa"/>
+            <w:tcW w:w="2903" w:type="dxa"/>
           </w:tcPr>
           <w:p>
             <w:pPr/>
@@ -5845,7 +5927,7 @@
         </w:tc>
         <w:tc>
           <w:tcPr>
-            <w:tcW w:w="1398" w:type="dxa"/>
+            <w:tcW w:w="1357" w:type="dxa"/>
           </w:tcPr>
           <w:p>
             <w:pPr/>
@@ -5856,7 +5938,7 @@
         </w:tc>
         <w:tc>
           <w:tcPr>
-            <w:tcW w:w="1430" w:type="dxa"/>
+            <w:tcW w:w="1319" w:type="dxa"/>
           </w:tcPr>
           <w:p>
             <w:pPr/>
@@ -5867,7 +5949,7 @@
         </w:tc>
         <w:tc>
           <w:tcPr>
-            <w:tcW w:w="3738" w:type="dxa"/>
+            <w:tcW w:w="3780" w:type="dxa"/>
           </w:tcPr>
           <w:p>
             <w:pPr/>
@@ -5880,7 +5962,7 @@
       <w:tr>
         <w:tc>
           <w:tcPr>
-            <w:tcW w:w="2794" w:type="dxa"/>
+            <w:tcW w:w="2903" w:type="dxa"/>
           </w:tcPr>
           <w:p>
             <w:pPr/>
@@ -5907,7 +5989,7 @@
         </w:tc>
         <w:tc>
           <w:tcPr>
-            <w:tcW w:w="1398" w:type="dxa"/>
+            <w:tcW w:w="1357" w:type="dxa"/>
           </w:tcPr>
           <w:p>
             <w:pPr/>
@@ -5918,7 +6000,7 @@
         </w:tc>
         <w:tc>
           <w:tcPr>
-            <w:tcW w:w="1430" w:type="dxa"/>
+            <w:tcW w:w="1319" w:type="dxa"/>
           </w:tcPr>
           <w:p>
             <w:pPr/>
@@ -5929,7 +6011,7 @@
         </w:tc>
         <w:tc>
           <w:tcPr>
-            <w:tcW w:w="3738" w:type="dxa"/>
+            <w:tcW w:w="3780" w:type="dxa"/>
           </w:tcPr>
           <w:p>
             <w:pPr/>
@@ -5939,6 +6021,52 @@
           </w:p>
         </w:tc>
       </w:tr>
+      <w:tr>
+        <w:tc>
+          <w:tcPr>
+            <w:tcW w:w="2903" w:type="dxa"/>
+          </w:tcPr>
+          <w:p>
+            <w:pPr/>
+            <w:r>
+              <w:t xml:space="preserve">REF3030AIDBZR (ADC reference)</w:t>
+            </w:r>
+          </w:p>
+        </w:tc>
+        <w:tc>
+          <w:tcPr>
+            <w:tcW w:w="1357" w:type="dxa"/>
+          </w:tcPr>
+          <w:p>
+            <w:pPr/>
+            <w:r>
+              <w:t xml:space="preserve">C38423</w:t>
+            </w:r>
+          </w:p>
+        </w:tc>
+        <w:tc>
+          <w:tcPr>
+            <w:tcW w:w="1319" w:type="dxa"/>
+          </w:tcPr>
+          <w:p>
+            <w:pPr/>
+            <w:r>
+              <w:t xml:space="preserve">about $0.50 (estimate)</w:t>
+            </w:r>
+          </w:p>
+        </w:tc>
+        <w:tc>
+          <w:tcPr>
+            <w:tcW w:w="3780" w:type="dxa"/>
+          </w:tcPr>
+          <w:p>
+            <w:pPr/>
+            <w:r>
+              <w:t xml:space="preserve">Not checked; confirm before ordering</w:t>
+            </w:r>
+          </w:p>
+        </w:tc>
+      </w:tr>
     </w:tbl>
     <w:p>
       <w:pPr/>
@@ -5957,7 +6085,7 @@
     <w:p>
       <w:pPr/>
       <w:r>
-        <w:t xml:space="preserve">The board is 160 x 105 mm, 4 layers, with 255 footprints, 1,805 track segments and 751 vias (after the 18 Oct clean-up and the VIN monitor). It is fully routed and KiCad DRC reports 0 errors, 0 unconnected pads and 0 silkscreen warnings. The only other DRC lines are 199 "footprint differs from library" notices. They appear because the standard KiCad libraries are not installed where the check ran, and they do not affect the board.</w:t>
+        <w:t xml:space="preserve">The board is 160 x 105 mm, 4 layers, with 257 footprints, 1,882 track segments and 761 vias (after the 18 Oct clean-up, the VIN monitor and the REF3030 ADC reference). It is fully routed and KiCad DRC reports 0 errors, 0 unconnected pads and 0 silkscreen warnings. The only other DRC lines are 199 "footprint differs from library" notices. They appear because the standard KiCad libraries are not installed where the check ran, and they do not affect the board.</w:t>
       </w:r>
     </w:p>
     <w:tbl>
@@ -6340,7 +6468,7 @@
         </w:numPr>
       </w:pPr>
       <w:r>
-        <w:t xml:space="preserve">Silkscreen: references are 0.8 mm and moved clear of pads and other silk. Only C67 has its reference on the assembly (Fab) layer alone.</w:t>
+        <w:t xml:space="preserve">Silkscreen: references are 0.8 mm and moved clear of pads and other silk. C2–C4 (VBUS ceramics at the SR) and C67 (HBP bootstrap) are too crowded for a reference, so theirs are hidden and shown only on the assembly (Fab) layer.</w:t>
       </w:r>
     </w:p>
     <w:p>
@@ -6353,6 +6481,30 @@
       </w:pPr>
       <w:r>
         <w:t xml:space="preserve">Optional: a milled slot in the primary/secondary band, between T1 and U12, if your standard needs more creepage.</w:t>
+      </w:r>
+    </w:p>
+    <w:p>
+      <w:pPr>
+        <w:pStyle w:val="ListParagraph"/>
+        <w:numPr>
+          <w:ilvl w:val="0"/>
+          <w:numId w:val="9"/>
+        </w:numPr>
+      </w:pPr>
+      <w:r>
+        <w:t xml:space="preserve">ADC reference: on the first board, check VREF+ with a scope while the ADC is converting. The REF30 datasheet asks for care with large low-ESR ceramics on its output; if VREF+ rings, put 1–2 Ω in series with C36.</w:t>
+      </w:r>
+    </w:p>
+    <w:p>
+      <w:pPr>
+        <w:pStyle w:val="ListParagraph"/>
+        <w:numPr>
+          <w:ilvl w:val="0"/>
+          <w:numId w:val="9"/>
+        </w:numPr>
+      </w:pPr>
+      <w:r>
+        <w:t xml:space="preserve">Confirm the CA-IS3642 3.3 V output stays at or above about 3.08 V at full load and temperature, which is the REF3030's 3.000 V plus its 50 mV maximum dropout plus the FB1 drop. The minimum you quoted, about 3.13 V, leaves roughly 80 mV of margin.</w:t>
       </w:r>
     </w:p>
     <w:p>

--- a/01_hardware/docs/DCDC_Design_Notes.docx
+++ b/01_hardware/docs/DCDC_Design_Notes.docx
@@ -6085,7 +6085,7 @@
     <w:p>
       <w:pPr/>
       <w:r>
-        <w:t xml:space="preserve">The board is 160 x 105 mm, 4 layers, with 257 footprints, 1,882 track segments and 761 vias (after the 18 Oct clean-up, the VIN monitor and the REF3030 ADC reference). It is fully routed and KiCad DRC reports 0 errors, 0 unconnected pads and 0 silkscreen warnings. The only other DRC lines are 199 "footprint differs from library" notices. They appear because the standard KiCad libraries are not installed where the check ran, and they do not affect the board.</w:t>
+        <w:t xml:space="preserve">The board is 160 x 105 mm, 4 layers, with 257 footprints, 1,881 track segments and 761 vias (after the 18 Oct clean-up, the VIN monitor and the REF3030 ADC reference). It meets JLCPCB's 4-layer capabilities with 2 oz outer copper: trace/space 0.15/0.2 mm, vias 0.6/0.3 mm, PTH annular ring 0.34 mm or more, PTH pad to track 0.28 mm or more, hole to inner copper 0.3 mm or more, copper to edge 0.5 mm, mask bridge 0.2 mm, silkscreen text 1.0 mm / 0.15 mm. These limits are in the project as custom DRC rules (DCDC_LLC_4SBB_G474.kicad_dru), so KiCad flags any later edit that breaks them. It is fully routed and KiCad DRC reports 0 errors, 0 unconnected pads and 0 silkscreen warnings. The only other DRC lines are 199 "footprint differs from library" notices. They appear because the standard KiCad libraries are not installed where the check ran, and they do not affect the board.</w:t>
       </w:r>
     </w:p>
     <w:tbl>
@@ -6468,7 +6468,7 @@
         </w:numPr>
       </w:pPr>
       <w:r>
-        <w:t xml:space="preserve">Silkscreen: references are 0.8 mm and moved clear of pads and other silk. C2–C4 (VBUS ceramics at the SR) and C67 (HBP bootstrap) are too crowded for a reference, so theirs are hidden and shown only on the assembly (Fab) layer.</w:t>
+        <w:t xml:space="preserve">Silkscreen: all text is at least 1.0 mm high with a 0.15 mm stroke (JLCPCB minimum), clear of pads and other silk. C2–C4 (VBUS ceramics at the SR) and C67 (HBP bootstrap) are too crowded for a reference, so theirs are hidden and shown only on the assembly (Fab) layer.</w:t>
       </w:r>
     </w:p>
     <w:p>

--- a/01_hardware/docs/DCDC_Design_Notes.docx
+++ b/01_hardware/docs/DCDC_Design_Notes.docx
@@ -408,7 +408,7 @@
     <w:p>
       <w:pPr/>
       <w:r>
-        <w:t xml:space="preserve">Deliverables (Rev D): an importable project zip (9-sheet wired schematic + fully routed 160 x 105 mm 4-layer PCB), Gerbers / drill / CPL for JLCPCB, schematic and layer PDFs, BOMs, and pin-map.xlsx. The netlist was checked pin by pin against the design: 124 nets, 237 parts, 0 mismatches. A second check confirmed that only T1, U12 and the optional Y-cap connect primary nets to secondary nets.</w:t>
+        <w:t xml:space="preserve">Deliverables (Rev D): an importable project zip (9-sheet wired schematic + fully routed 160 x 105 mm 4-layer PCB), Gerbers / drill / CPL plus the assembly upload BOM and CPL for JLCPCB, schematic and layer PDFs, BOMs, and pin-map.xlsx. The netlist was checked pin by pin against the design: 134 nets, 257 parts, 0 mismatches. A second check confirmed that only T1, U12 and the optional Y-cap connect primary nets to secondary nets.</w:t>
       </w:r>
     </w:p>
     <w:p>
@@ -421,6 +421,18 @@
       </w:r>
       <w:r>
         <w:t xml:space="preserve"> NTC moved from PA4 to PA6, so PA4 is free for DAC1_OUT1. 10k pull-downs added on the unused MCU pins (R93 now doubles as the PA2 pull-down for the VIN monitor). HSE changed to 16 MHz. Primary input OVP (50.26 V rising) reports through U12 channel 1 to PA15 / HRTIM1_FLT2, and an isolated VIN monitor (ramp-comparator PWM) reports through channel 2 to PA2 / TIM15_CH1. The ADC, DAC and comparator reference is now an external REF3030 (3.000 V ±0.2 %) on VREF+, no longer the isolator's 3.3 V rail. Fifteen test pads added on quiet nodes. PQ2620 footprint pitch corrected to 3.8 mm within a group of pins and 7.5 mm between pins 3 and 4. Schematic text overlaps cleaned up. The PCB was re-placed and re-routed with tight power loops, and the silkscreen was cleaned up (see PCB).</w:t>
+      </w:r>
+    </w:p>
+    <w:p>
+      <w:pPr/>
+      <w:r>
+        <w:rPr>
+          <w:b/>
+        </w:rPr>
+        <w:t xml:space="preserve">Order prep (18 Oct):</w:t>
+      </w:r>
+      <w:r>
+        <w:t xml:space="preserve"> F1 is now a 1206 chip fuse, 7 A / 63 V (Littelfuse 0458007.DR, LCSC C206980; second source Schurter 3413.0326.11). L2 and L3 now use the common 5040 shielded footprint: SWPA5040S470MT, 47 uH, 1.1 A (LCSC C86617; second sources Bourns SRN5040-470M, Taiyo Yuden NRS5040T470MMGK). EN_AUX was re-routed off the path between the L2 pads, and the VIN track at L3 now runs centred between the pads (0.4 mm each side). Every assembled part now carries an LCSC number checked against JLCPCB stock; the assembly upload files are DCDC_JLC_BOM.csv and DCDC_JLC_CPL.csv (217 parts). U1 (own sample), T1, J1-J5, J7, JP1 and SW1 are hand-soldered.</w:t>
       </w:r>
     </w:p>
     <w:p>
@@ -4618,6 +4630,12 @@
     <w:p>
       <w:pPr/>
       <w:r>
+        <w:t xml:space="preserve">Both bucks use a 47 uH 5040 shielded inductor (L2, L3, 1.1 A saturation, 354 mOhm). The 10 V rails draw about 150 mA (primary) and 130 mA (secondary). Peak inductor current is at most 0.27 A, at 50 V in, which leaves a 4x margin, and copper loss is under 10 mW per inductor (03_calculations/aux_fuse_check.py).</w:t>
+      </w:r>
+    </w:p>
+    <w:p>
+      <w:pPr/>
+      <w:r>
         <w:t xml:space="preserve">The MCU is powered whenever VIN is present. The 10 V and 5 V secondary rails, and so CAN, come up only once the LLC is running, which is why the MCU starts the LLC automatically at power-up. Both bucks start at about 9.7 V through their EN dividers (470k / 68k) and regulate to 9.95 V (120k / 10k).</w:t>
       </w:r>
     </w:p>
@@ -5013,7 +5031,7 @@
     <w:p>
       <w:pPr/>
       <w:r>
-        <w:t xml:space="preserve">The estimated BOM is about $36.85 per board at 100 pcs: 227 placed parts on 90 lines, excluding PCB and assembly. The isolation stage (LLC, isolator, primary aux, OVP and VIN monitor) adds about $13.02, which is 54% over the $23.92 non-isolated design (which now includes the $0.50 REF3030 ADC reference). That misses the 20% premium target.</w:t>
+        <w:t xml:space="preserve">The estimated BOM is about $37.14 per board at 100 pcs: 227 placed parts on 90 lines, excluding PCB and assembly. The isolation stage (LLC, isolator, primary aux, OVP and VIN monitor) adds about $13.04, which is 54% over the $24.19 non-isolated design (which now includes the $0.50 REF3030 ADC reference). That misses the 20% premium target.</w:t>
       </w:r>
     </w:p>
     <w:tbl>
@@ -5459,10 +5477,10 @@
         <w:tblLook w:val="04A0" w:firstRow="1" w:lastRow="0" w:firstColumn="0" w:lastColumn="0" w:noHBand="0" w:noVBand="1"/>
       </w:tblPr>
       <w:tblGrid>
-        <w:gridCol w:w="2903"/>
-        <w:gridCol w:w="1357"/>
-        <w:gridCol w:w="1319"/>
-        <w:gridCol w:w="3780"/>
+        <w:gridCol w:w="2597"/>
+        <w:gridCol w:w="1344"/>
+        <w:gridCol w:w="1312"/>
+        <w:gridCol w:w="4107"/>
       </w:tblGrid>
       <w:tr>
         <w:trPr>
@@ -5470,7 +5488,7 @@
         </w:trPr>
         <w:tc>
           <w:tcPr>
-            <w:tcW w:w="2903" w:type="dxa"/>
+            <w:tcW w:w="2597" w:type="dxa"/>
             <w:shd w:val="clear" w:color="auto" w:fill="F2F2F2"/>
           </w:tcPr>
           <w:p>
@@ -5482,7 +5500,7 @@
         </w:tc>
         <w:tc>
           <w:tcPr>
-            <w:tcW w:w="1357" w:type="dxa"/>
+            <w:tcW w:w="1344" w:type="dxa"/>
             <w:shd w:val="clear" w:color="auto" w:fill="F2F2F2"/>
           </w:tcPr>
           <w:p>
@@ -5494,7 +5512,7 @@
         </w:tc>
         <w:tc>
           <w:tcPr>
-            <w:tcW w:w="1319" w:type="dxa"/>
+            <w:tcW w:w="1312" w:type="dxa"/>
             <w:shd w:val="clear" w:color="auto" w:fill="F2F2F2"/>
           </w:tcPr>
           <w:p>
@@ -5506,21 +5524,21 @@
         </w:tc>
         <w:tc>
           <w:tcPr>
-            <w:tcW w:w="3780" w:type="dxa"/>
+            <w:tcW w:w="4107" w:type="dxa"/>
             <w:shd w:val="clear" w:color="auto" w:fill="F2F2F2"/>
           </w:tcPr>
           <w:p>
             <w:pPr/>
             <w:r>
-              <w:t xml:space="preserve">Stock (2026-10-17)</w:t>
-            </w:r>
-          </w:p>
-        </w:tc>
-      </w:tr>
-      <w:tr>
-        <w:tc>
-          <w:tcPr>
-            <w:tcW w:w="2903" w:type="dxa"/>
+              <w:t xml:space="preserve">Stock (2026-10-18, JLCPCB)</w:t>
+            </w:r>
+          </w:p>
+        </w:tc>
+      </w:tr>
+      <w:tr>
+        <w:tc>
+          <w:tcPr>
+            <w:tcW w:w="2597" w:type="dxa"/>
           </w:tcPr>
           <w:p>
             <w:pPr/>
@@ -5536,7 +5554,7 @@
         </w:tc>
         <w:tc>
           <w:tcPr>
-            <w:tcW w:w="1357" w:type="dxa"/>
+            <w:tcW w:w="1344" w:type="dxa"/>
           </w:tcPr>
           <w:p>
             <w:pPr/>
@@ -5547,7 +5565,7 @@
         </w:tc>
         <w:tc>
           <w:tcPr>
-            <w:tcW w:w="1319" w:type="dxa"/>
+            <w:tcW w:w="1312" w:type="dxa"/>
           </w:tcPr>
           <w:p>
             <w:pPr/>
@@ -5558,12 +5576,12 @@
         </w:tc>
         <w:tc>
           <w:tcPr>
-            <w:tcW w:w="3780" w:type="dxa"/>
-          </w:tcPr>
-          <w:p>
-            <w:pPr/>
-            <w:r>
-              <w:t xml:space="preserve">Out of stock. Fallback: pin-compatible </w:t>
+            <w:tcW w:w="4107" w:type="dxa"/>
+          </w:tcPr>
+          <w:p>
+            <w:pPr/>
+            <w:r>
+              <w:t xml:space="preserve">Out of stock. First build uses your own samples (hand-soldered). Pin-compatible </w:t>
             </w:r>
             <w:hyperlink r:id="rId7" w:history="1">
               <w:r>
@@ -5574,15 +5592,15 @@
               </w:r>
             </w:hyperlink>
             <w:r>
-              <w:t xml:space="preserve"> C521608, $10.24, 12 pcs</w:t>
-            </w:r>
-          </w:p>
-        </w:tc>
-      </w:tr>
-      <w:tr>
-        <w:tc>
-          <w:tcPr>
-            <w:tcW w:w="2903" w:type="dxa"/>
+              <w:t xml:space="preserve"> C521608: 354</w:t>
+            </w:r>
+          </w:p>
+        </w:tc>
+      </w:tr>
+      <w:tr>
+        <w:tc>
+          <w:tcPr>
+            <w:tcW w:w="2597" w:type="dxa"/>
           </w:tcPr>
           <w:p>
             <w:pPr/>
@@ -5598,7 +5616,7 @@
         </w:tc>
         <w:tc>
           <w:tcPr>
-            <w:tcW w:w="1357" w:type="dxa"/>
+            <w:tcW w:w="1344" w:type="dxa"/>
           </w:tcPr>
           <w:p>
             <w:pPr/>
@@ -5609,7 +5627,7 @@
         </w:tc>
         <w:tc>
           <w:tcPr>
-            <w:tcW w:w="1319" w:type="dxa"/>
+            <w:tcW w:w="1312" w:type="dxa"/>
           </w:tcPr>
           <w:p>
             <w:pPr/>
@@ -5620,20 +5638,71 @@
         </w:tc>
         <w:tc>
           <w:tcPr>
-            <w:tcW w:w="3780" w:type="dxa"/>
-          </w:tcPr>
-          <w:p>
-            <w:pPr/>
-            <w:r>
-              <w:t xml:space="preserve">5,206</w:t>
-            </w:r>
-          </w:p>
-        </w:tc>
-      </w:tr>
-      <w:tr>
-        <w:tc>
-          <w:tcPr>
-            <w:tcW w:w="2903" w:type="dxa"/>
+            <w:tcW w:w="4107" w:type="dxa"/>
+          </w:tcPr>
+          <w:p>
+            <w:pPr/>
+            <w:r>
+              <w:t xml:space="preserve">In stock</w:t>
+            </w:r>
+          </w:p>
+        </w:tc>
+      </w:tr>
+      <w:tr>
+        <w:tc>
+          <w:tcPr>
+            <w:tcW w:w="2597" w:type="dxa"/>
+          </w:tcPr>
+          <w:p>
+            <w:pPr/>
+            <w:hyperlink r:id="rId3" w:history="1">
+              <w:r>
+                <w:rPr>
+                  <w:rStyle w:val="Hyperlink"/>
+                </w:rPr>
+                <w:t xml:space="preserve">CA-IS3642LVW</w:t>
+              </w:r>
+            </w:hyperlink>
+          </w:p>
+        </w:tc>
+        <w:tc>
+          <w:tcPr>
+            <w:tcW w:w="1344" w:type="dxa"/>
+          </w:tcPr>
+          <w:p>
+            <w:pPr/>
+            <w:r>
+              <w:t xml:space="preserve">C7422564</w:t>
+            </w:r>
+          </w:p>
+        </w:tc>
+        <w:tc>
+          <w:tcPr>
+            <w:tcW w:w="1312" w:type="dxa"/>
+          </w:tcPr>
+          <w:p>
+            <w:pPr/>
+            <w:r>
+              <w:t xml:space="preserve">$2.51</w:t>
+            </w:r>
+          </w:p>
+        </w:tc>
+        <w:tc>
+          <w:tcPr>
+            <w:tcW w:w="4107" w:type="dxa"/>
+          </w:tcPr>
+          <w:p>
+            <w:pPr/>
+            <w:r>
+              <w:t xml:space="preserve">2, rest on JLC pre-order. CA-IS3642LW (no isolated power) and HVW (outputs default high) are not substitutes</w:t>
+            </w:r>
+          </w:p>
+        </w:tc>
+      </w:tr>
+      <w:tr>
+        <w:tc>
+          <w:tcPr>
+            <w:tcW w:w="2597" w:type="dxa"/>
           </w:tcPr>
           <w:p>
             <w:pPr/>
@@ -5646,13 +5715,13 @@
               </w:r>
             </w:hyperlink>
             <w:r>
-              <w:t xml:space="preserve"> x2</w:t>
-            </w:r>
-          </w:p>
-        </w:tc>
-        <w:tc>
-          <w:tcPr>
-            <w:tcW w:w="1357" w:type="dxa"/>
+              <w:t xml:space="preserve"> x3</w:t>
+            </w:r>
+          </w:p>
+        </w:tc>
+        <w:tc>
+          <w:tcPr>
+            <w:tcW w:w="1344" w:type="dxa"/>
           </w:tcPr>
           <w:p>
             <w:pPr/>
@@ -5663,7 +5732,7 @@
         </w:tc>
         <w:tc>
           <w:tcPr>
-            <w:tcW w:w="1319" w:type="dxa"/>
+            <w:tcW w:w="1312" w:type="dxa"/>
           </w:tcPr>
           <w:p>
             <w:pPr/>
@@ -5674,12 +5743,12 @@
         </w:tc>
         <w:tc>
           <w:tcPr>
-            <w:tcW w:w="3780" w:type="dxa"/>
-          </w:tcPr>
-          <w:p>
-            <w:pPr/>
-            <w:r>
-              <w:t xml:space="preserve">500. Second source </w:t>
+            <w:tcW w:w="4107" w:type="dxa"/>
+          </w:tcPr>
+          <w:p>
+            <w:pPr/>
+            <w:r>
+              <w:t xml:space="preserve">In stock. Second source </w:t>
             </w:r>
             <w:hyperlink r:id="rId10" w:history="1">
               <w:r>
@@ -5698,7 +5767,7 @@
       <w:tr>
         <w:tc>
           <w:tcPr>
-            <w:tcW w:w="2903" w:type="dxa"/>
+            <w:tcW w:w="2597" w:type="dxa"/>
           </w:tcPr>
           <w:p>
             <w:pPr/>
@@ -5714,7 +5783,7 @@
         </w:tc>
         <w:tc>
           <w:tcPr>
-            <w:tcW w:w="1357" w:type="dxa"/>
+            <w:tcW w:w="1344" w:type="dxa"/>
           </w:tcPr>
           <w:p>
             <w:pPr/>
@@ -5725,7 +5794,7 @@
         </w:tc>
         <w:tc>
           <w:tcPr>
-            <w:tcW w:w="1319" w:type="dxa"/>
+            <w:tcW w:w="1312" w:type="dxa"/>
           </w:tcPr>
           <w:p>
             <w:pPr/>
@@ -5736,20 +5805,20 @@
         </w:tc>
         <w:tc>
           <w:tcPr>
-            <w:tcW w:w="3780" w:type="dxa"/>
-          </w:tcPr>
-          <w:p>
-            <w:pPr/>
-            <w:r>
-              <w:t xml:space="preserve">120 (low). Alternate: Bourns SRP1770TA-220M</w:t>
-            </w:r>
-          </w:p>
-        </w:tc>
-      </w:tr>
-      <w:tr>
-        <w:tc>
-          <w:tcPr>
-            <w:tcW w:w="2903" w:type="dxa"/>
+            <w:tcW w:w="4107" w:type="dxa"/>
+          </w:tcPr>
+          <w:p>
+            <w:pPr/>
+            <w:r>
+              <w:t xml:space="preserve">In stock. Alternate: Bourns SRP1770TA-220M</w:t>
+            </w:r>
+          </w:p>
+        </w:tc>
+      </w:tr>
+      <w:tr>
+        <w:tc>
+          <w:tcPr>
+            <w:tcW w:w="2597" w:type="dxa"/>
           </w:tcPr>
           <w:p>
             <w:pPr/>
@@ -5762,13 +5831,13 @@
               </w:r>
             </w:hyperlink>
             <w:r>
-              <w:t xml:space="preserve"> x2</w:t>
-            </w:r>
-          </w:p>
-        </w:tc>
-        <w:tc>
-          <w:tcPr>
-            <w:tcW w:w="1357" w:type="dxa"/>
+              <w:t xml:space="preserve"> x4</w:t>
+            </w:r>
+          </w:p>
+        </w:tc>
+        <w:tc>
+          <w:tcPr>
+            <w:tcW w:w="1344" w:type="dxa"/>
           </w:tcPr>
           <w:p>
             <w:pPr/>
@@ -5779,7 +5848,7 @@
         </w:tc>
         <w:tc>
           <w:tcPr>
-            <w:tcW w:w="1319" w:type="dxa"/>
+            <w:tcW w:w="1312" w:type="dxa"/>
           </w:tcPr>
           <w:p>
             <w:pPr/>
@@ -5790,20 +5859,20 @@
         </w:tc>
         <w:tc>
           <w:tcPr>
-            <w:tcW w:w="3780" w:type="dxa"/>
-          </w:tcPr>
-          <w:p>
-            <w:pPr/>
-            <w:r>
-              <w:t xml:space="preserve">3,585</w:t>
-            </w:r>
-          </w:p>
-        </w:tc>
-      </w:tr>
-      <w:tr>
-        <w:tc>
-          <w:tcPr>
-            <w:tcW w:w="2903" w:type="dxa"/>
+            <w:tcW w:w="4107" w:type="dxa"/>
+          </w:tcPr>
+          <w:p>
+            <w:pPr/>
+            <w:r>
+              <w:t xml:space="preserve">In stock</w:t>
+            </w:r>
+          </w:p>
+        </w:tc>
+      </w:tr>
+      <w:tr>
+        <w:tc>
+          <w:tcPr>
+            <w:tcW w:w="2597" w:type="dxa"/>
           </w:tcPr>
           <w:p>
             <w:pPr/>
@@ -5822,7 +5891,7 @@
         </w:tc>
         <w:tc>
           <w:tcPr>
-            <w:tcW w:w="1357" w:type="dxa"/>
+            <w:tcW w:w="1344" w:type="dxa"/>
           </w:tcPr>
           <w:p>
             <w:pPr/>
@@ -5833,7 +5902,7 @@
         </w:tc>
         <w:tc>
           <w:tcPr>
-            <w:tcW w:w="1319" w:type="dxa"/>
+            <w:tcW w:w="1312" w:type="dxa"/>
           </w:tcPr>
           <w:p>
             <w:pPr/>
@@ -5844,78 +5913,116 @@
         </w:tc>
         <w:tc>
           <w:tcPr>
-            <w:tcW w:w="3780" w:type="dxa"/>
-          </w:tcPr>
-          <w:p>
-            <w:pPr/>
-            <w:r>
-              <w:t xml:space="preserve">1,492</w:t>
-            </w:r>
-          </w:p>
-        </w:tc>
-      </w:tr>
-      <w:tr>
-        <w:tc>
-          <w:tcPr>
-            <w:tcW w:w="2903" w:type="dxa"/>
+            <w:tcW w:w="4107" w:type="dxa"/>
+          </w:tcPr>
+          <w:p>
+            <w:pPr/>
+            <w:r>
+              <w:t xml:space="preserve">In stock</w:t>
+            </w:r>
+          </w:p>
+        </w:tc>
+      </w:tr>
+      <w:tr>
+        <w:tc>
+          <w:tcPr>
+            <w:tcW w:w="2597" w:type="dxa"/>
+          </w:tcPr>
+          <w:p>
+            <w:pPr/>
+            <w:r>
+              <w:t xml:space="preserve">FS32X225K101EGG 2.2 uF 100 V X7R 1210 x13</w:t>
+            </w:r>
+          </w:p>
+        </w:tc>
+        <w:tc>
+          <w:tcPr>
+            <w:tcW w:w="1344" w:type="dxa"/>
+          </w:tcPr>
+          <w:p>
+            <w:pPr/>
+            <w:r>
+              <w:t xml:space="preserve">C153036</w:t>
+            </w:r>
+          </w:p>
+        </w:tc>
+        <w:tc>
+          <w:tcPr>
+            <w:tcW w:w="1312" w:type="dxa"/>
+          </w:tcPr>
+          <w:p>
+            <w:pPr/>
+            <w:r>
+              <w:t xml:space="preserve">about $0.36</w:t>
+            </w:r>
+          </w:p>
+        </w:tc>
+        <w:tc>
+          <w:tcPr>
+            <w:tcW w:w="4107" w:type="dxa"/>
+          </w:tcPr>
+          <w:p>
+            <w:pPr/>
+            <w:r>
+              <w:t xml:space="preserve">69 (enough for 5 boards). Samsung CL32B225KCJSNNE C55151 is out of stock; any 100 V X7R 1210 works</w:t>
+            </w:r>
+          </w:p>
+        </w:tc>
+      </w:tr>
+      <w:tr>
+        <w:tc>
+          <w:tcPr>
+            <w:tcW w:w="2597" w:type="dxa"/>
+          </w:tcPr>
+          <w:p>
+            <w:pPr/>
+            <w:r>
+              <w:t xml:space="preserve">C1206N104J101T 100 nF 100 V C0G 1206 x6 (CR1-CR6)</w:t>
+            </w:r>
+          </w:p>
+        </w:tc>
+        <w:tc>
+          <w:tcPr>
+            <w:tcW w:w="1344" w:type="dxa"/>
+          </w:tcPr>
+          <w:p>
+            <w:pPr/>
+            <w:r>
+              <w:t xml:space="preserve">C2940749</w:t>
+            </w:r>
+          </w:p>
+        </w:tc>
+        <w:tc>
+          <w:tcPr>
+            <w:tcW w:w="1312" w:type="dxa"/>
+          </w:tcPr>
+          <w:p>
+            <w:pPr/>
+            <w:r>
+              <w:t xml:space="preserve">about $0.08</w:t>
+            </w:r>
+          </w:p>
+        </w:tc>
+        <w:tc>
+          <w:tcPr>
+            <w:tcW w:w="4107" w:type="dxa"/>
+          </w:tcPr>
+          <w:p>
+            <w:pPr/>
+            <w:r>
+              <w:t xml:space="preserve">892</w:t>
+            </w:r>
+          </w:p>
+        </w:tc>
+      </w:tr>
+      <w:tr>
+        <w:tc>
+          <w:tcPr>
+            <w:tcW w:w="2597" w:type="dxa"/>
           </w:tcPr>
           <w:p>
             <w:pPr/>
             <w:hyperlink r:id="rId14" w:history="1">
-              <w:r>
-                <w:rPr>
-                  <w:rStyle w:val="Hyperlink"/>
-                </w:rPr>
-                <w:t xml:space="preserve">CL32B225KCJSNNE</w:t>
-              </w:r>
-            </w:hyperlink>
-            <w:r>
-              <w:t xml:space="preserve"> 2.2 uF 100 V 1210 x9</w:t>
-            </w:r>
-          </w:p>
-        </w:tc>
-        <w:tc>
-          <w:tcPr>
-            <w:tcW w:w="1357" w:type="dxa"/>
-          </w:tcPr>
-          <w:p>
-            <w:pPr/>
-            <w:r>
-              <w:t xml:space="preserve">C55151</w:t>
-            </w:r>
-          </w:p>
-        </w:tc>
-        <w:tc>
-          <w:tcPr>
-            <w:tcW w:w="1319" w:type="dxa"/>
-          </w:tcPr>
-          <w:p>
-            <w:pPr/>
-            <w:r>
-              <w:t xml:space="preserve">$0.36</w:t>
-            </w:r>
-          </w:p>
-        </w:tc>
-        <w:tc>
-          <w:tcPr>
-            <w:tcW w:w="3780" w:type="dxa"/>
-          </w:tcPr>
-          <w:p>
-            <w:pPr/>
-            <w:r>
-              <w:t xml:space="preserve">Out of stock; any 100 V X7R 1210 works</w:t>
-            </w:r>
-          </w:p>
-        </w:tc>
-      </w:tr>
-      <w:tr>
-        <w:tc>
-          <w:tcPr>
-            <w:tcW w:w="2903" w:type="dxa"/>
-          </w:tcPr>
-          <w:p>
-            <w:pPr/>
-            <w:hyperlink r:id="rId15" w:history="1">
               <w:r>
                 <w:rPr>
                   <w:rStyle w:val="Hyperlink"/>
@@ -5927,7 +6034,7 @@
         </w:tc>
         <w:tc>
           <w:tcPr>
-            <w:tcW w:w="1357" w:type="dxa"/>
+            <w:tcW w:w="1344" w:type="dxa"/>
           </w:tcPr>
           <w:p>
             <w:pPr/>
@@ -5938,7 +6045,7 @@
         </w:tc>
         <w:tc>
           <w:tcPr>
-            <w:tcW w:w="1319" w:type="dxa"/>
+            <w:tcW w:w="1312" w:type="dxa"/>
           </w:tcPr>
           <w:p>
             <w:pPr/>
@@ -5949,24 +6056,116 @@
         </w:tc>
         <w:tc>
           <w:tcPr>
-            <w:tcW w:w="3780" w:type="dxa"/>
-          </w:tcPr>
-          <w:p>
-            <w:pPr/>
-            <w:r>
-              <w:t xml:space="preserve">50,921</w:t>
-            </w:r>
-          </w:p>
-        </w:tc>
-      </w:tr>
-      <w:tr>
-        <w:tc>
-          <w:tcPr>
-            <w:tcW w:w="2903" w:type="dxa"/>
-          </w:tcPr>
-          <w:p>
-            <w:pPr/>
-            <w:hyperlink r:id="rId16" w:history="1">
+            <w:tcW w:w="4107" w:type="dxa"/>
+          </w:tcPr>
+          <w:p>
+            <w:pPr/>
+            <w:r>
+              <w:t xml:space="preserve">In stock</w:t>
+            </w:r>
+          </w:p>
+        </w:tc>
+      </w:tr>
+      <w:tr>
+        <w:tc>
+          <w:tcPr>
+            <w:tcW w:w="2597" w:type="dxa"/>
+          </w:tcPr>
+          <w:p>
+            <w:pPr/>
+            <w:r>
+              <w:t xml:space="preserve">SWPA5040S470MT 47 uH 1.1 A x2 (L2, L3)</w:t>
+            </w:r>
+          </w:p>
+        </w:tc>
+        <w:tc>
+          <w:tcPr>
+            <w:tcW w:w="1344" w:type="dxa"/>
+          </w:tcPr>
+          <w:p>
+            <w:pPr/>
+            <w:r>
+              <w:t xml:space="preserve">C86617</w:t>
+            </w:r>
+          </w:p>
+        </w:tc>
+        <w:tc>
+          <w:tcPr>
+            <w:tcW w:w="1312" w:type="dxa"/>
+          </w:tcPr>
+          <w:p>
+            <w:pPr/>
+            <w:r>
+              <w:t xml:space="preserve">about $0.12</w:t>
+            </w:r>
+          </w:p>
+        </w:tc>
+        <w:tc>
+          <w:tcPr>
+            <w:tcW w:w="4107" w:type="dxa"/>
+          </w:tcPr>
+          <w:p>
+            <w:pPr/>
+            <w:r>
+              <w:t xml:space="preserve">24,085. Same 5040 footprint: SRN5040-470M, NRS5040T470MMGK, NRSC5040-470M</w:t>
+            </w:r>
+          </w:p>
+        </w:tc>
+      </w:tr>
+      <w:tr>
+        <w:tc>
+          <w:tcPr>
+            <w:tcW w:w="2597" w:type="dxa"/>
+          </w:tcPr>
+          <w:p>
+            <w:pPr/>
+            <w:r>
+              <w:t xml:space="preserve">0458007.DR 7 A 63 V 1206 fuse (F1)</w:t>
+            </w:r>
+          </w:p>
+        </w:tc>
+        <w:tc>
+          <w:tcPr>
+            <w:tcW w:w="1344" w:type="dxa"/>
+          </w:tcPr>
+          <w:p>
+            <w:pPr/>
+            <w:r>
+              <w:t xml:space="preserve">C206980</w:t>
+            </w:r>
+          </w:p>
+        </w:tc>
+        <w:tc>
+          <w:tcPr>
+            <w:tcW w:w="1312" w:type="dxa"/>
+          </w:tcPr>
+          <w:p>
+            <w:pPr/>
+            <w:r>
+              <w:t xml:space="preserve">about $0.45</w:t>
+            </w:r>
+          </w:p>
+        </w:tc>
+        <w:tc>
+          <w:tcPr>
+            <w:tcW w:w="4107" w:type="dxa"/>
+          </w:tcPr>
+          <w:p>
+            <w:pPr/>
+            <w:r>
+              <w:t xml:space="preserve">376. Same 1206 footprint: Schurter 3413.0326.11</w:t>
+            </w:r>
+          </w:p>
+        </w:tc>
+      </w:tr>
+      <w:tr>
+        <w:tc>
+          <w:tcPr>
+            <w:tcW w:w="2597" w:type="dxa"/>
+          </w:tcPr>
+          <w:p>
+            <w:pPr/>
+            <w:hyperlink r:id="rId15" w:history="1">
               <w:r>
                 <w:rPr>
                   <w:rStyle w:val="Hyperlink"/>
@@ -5977,7 +6176,7 @@
             <w:r>
               <w:t xml:space="preserve"> / </w:t>
             </w:r>
-            <w:hyperlink r:id="rId17" w:history="1">
+            <w:hyperlink r:id="rId16" w:history="1">
               <w:r>
                 <w:rPr>
                   <w:rStyle w:val="Hyperlink"/>
@@ -5989,7 +6188,7 @@
         </w:tc>
         <w:tc>
           <w:tcPr>
-            <w:tcW w:w="1357" w:type="dxa"/>
+            <w:tcW w:w="1344" w:type="dxa"/>
           </w:tcPr>
           <w:p>
             <w:pPr/>
@@ -6000,7 +6199,7 @@
         </w:tc>
         <w:tc>
           <w:tcPr>
-            <w:tcW w:w="1319" w:type="dxa"/>
+            <w:tcW w:w="1312" w:type="dxa"/>
           </w:tcPr>
           <w:p>
             <w:pPr/>
@@ -6011,20 +6210,20 @@
         </w:tc>
         <w:tc>
           <w:tcPr>
-            <w:tcW w:w="3780" w:type="dxa"/>
-          </w:tcPr>
-          <w:p>
-            <w:pPr/>
-            <w:r>
-              <w:t xml:space="preserve">1,290 / 20,420</w:t>
-            </w:r>
-          </w:p>
-        </w:tc>
-      </w:tr>
-      <w:tr>
-        <w:tc>
-          <w:tcPr>
-            <w:tcW w:w="2903" w:type="dxa"/>
+            <w:tcW w:w="4107" w:type="dxa"/>
+          </w:tcPr>
+          <w:p>
+            <w:pPr/>
+            <w:r>
+              <w:t xml:space="preserve">In stock</w:t>
+            </w:r>
+          </w:p>
+        </w:tc>
+      </w:tr>
+      <w:tr>
+        <w:tc>
+          <w:tcPr>
+            <w:tcW w:w="2597" w:type="dxa"/>
           </w:tcPr>
           <w:p>
             <w:pPr/>
@@ -6035,7 +6234,7 @@
         </w:tc>
         <w:tc>
           <w:tcPr>
-            <w:tcW w:w="1357" w:type="dxa"/>
+            <w:tcW w:w="1344" w:type="dxa"/>
           </w:tcPr>
           <w:p>
             <w:pPr/>
@@ -6046,7 +6245,7 @@
         </w:tc>
         <w:tc>
           <w:tcPr>
-            <w:tcW w:w="1319" w:type="dxa"/>
+            <w:tcW w:w="1312" w:type="dxa"/>
           </w:tcPr>
           <w:p>
             <w:pPr/>
@@ -6057,12 +6256,12 @@
         </w:tc>
         <w:tc>
           <w:tcPr>
-            <w:tcW w:w="3780" w:type="dxa"/>
-          </w:tcPr>
-          <w:p>
-            <w:pPr/>
-            <w:r>
-              <w:t xml:space="preserve">Not checked; confirm before ordering</w:t>
+            <w:tcW w:w="4107" w:type="dxa"/>
+          </w:tcPr>
+          <w:p>
+            <w:pPr/>
+            <w:r>
+              <w:t xml:space="preserve">In stock</w:t>
             </w:r>
           </w:p>
         </w:tc>
@@ -6071,7 +6270,7 @@
     <w:p>
       <w:pPr/>
       <w:r>
-        <w:t xml:space="preserve">Generic passives (resistors, small MLCCs) carry value, voltage, dielectric and package in the BOM but no LCSC number. Let EasyEDA Pro's BOM tool match them to JLCPCB basic parts.</w:t>
+        <w:t xml:space="preserve">Every assembled part has an LCSC number checked in the JLCPCB parts library on 18 Oct (package, rating and stock). Small resistors and caps are JLC basic parts where one fits. The 0.1 % dividers are thin film, 25 ppm/°C, and CR1-CR6 are C0G. Two parts need attention: U12 has only 2 in stock, so JLC pre-orders the rest, and C82 is X7R because JLC stocks no 47 nF C0G 0805. The VIN monitor is ratiometric and calibrated, so the X7R C82 is acceptable.</w:t>
       </w:r>
     </w:p>
     <w:p>
@@ -6085,7 +6284,7 @@
     <w:p>
       <w:pPr/>
       <w:r>
-        <w:t xml:space="preserve">The board is 160 x 105 mm, 4 layers, with 257 footprints, 1,881 track segments and 761 vias (after the 18 Oct clean-up, the VIN monitor and the REF3030 ADC reference). It meets JLCPCB's 4-layer capabilities with 2 oz outer copper: trace/space 0.15/0.2 mm, vias 0.6/0.3 mm, PTH annular ring 0.34 mm or more, PTH pad to track 0.28 mm or more, hole to inner copper 0.3 mm or more, copper to edge 0.5 mm, mask bridge 0.2 mm, silkscreen text 1.0 mm / 0.15 mm. These limits are in the project as custom DRC rules (DCDC_LLC_4SBB_G474.kicad_dru), so KiCad flags any later edit that breaks them. It is fully routed and KiCad DRC reports 0 errors, 0 unconnected pads and 0 silkscreen warnings. The only other DRC lines are 199 "footprint differs from library" notices. They appear because the standard KiCad libraries are not installed where the check ran, and they do not affect the board.</w:t>
+        <w:t xml:space="preserve">The board is 160 x 105 mm, 4 layers, with 257 footprints, 1,886 track segments and 763 vias (after the 18 Oct clean-up, the VIN monitor, the REF3030 ADC reference and the F1 / L2 / L3 footprint change). It meets JLCPCB's 4-layer capabilities with 2 oz outer copper: trace/space 0.15/0.2 mm, vias 0.6/0.3 mm, PTH annular ring 0.34 mm or more, PTH pad to track 0.28 mm or more, hole to inner copper 0.3 mm or more, copper to edge 0.5 mm, mask bridge 0.2 mm, silkscreen text 1.0 mm / 0.15 mm. These limits are in the project as custom DRC rules (DCDC_LLC_4SBB_G474.kicad_dru), so KiCad flags any later edit that breaks them. It is fully routed and KiCad DRC reports 0 errors, 0 unconnected pads and 0 silkscreen warnings. The only other DRC lines are 199 "footprint differs from library" notices. They appear because silkscreen widths and text sizes were changed to meet JLCPCB limits, and they do not affect the board.</w:t>
       </w:r>
     </w:p>
     <w:tbl>
@@ -7087,7 +7286,7 @@
       <w:r>
         <w:t xml:space="preserve">Import the zip from the EasyEDA Pro start page, or through its Format Converter. EasyEDA's documentation lists KiCad 5.1 as supported and is unclear about newer versions, so the schematic is written in KiCad 6 format, the most widely accepted. The PCB file is KiCad 7 format because that is what the generator writes. (</w:t>
       </w:r>
-      <w:hyperlink r:id="rId18" w:history="1">
+      <w:hyperlink r:id="rId17" w:history="1">
         <w:r>
           <w:rPr>
             <w:rStyle w:val="Hyperlink"/>
@@ -7098,7 +7297,7 @@
       <w:r>
         <w:t xml:space="preserve">, </w:t>
       </w:r>
-      <w:hyperlink r:id="rId19" w:history="1">
+      <w:hyperlink r:id="rId18" w:history="1">
         <w:r>
           <w:rPr>
             <w:rStyle w:val="Hyperlink"/>
@@ -7253,7 +7452,7 @@
         </w:numPr>
       </w:pPr>
       <w:r>
-        <w:t xml:space="preserve">☐ Footprints to confirm against the parts you buy: NCEP01x0AG DFN5x6 (placed as Infineon TDSON-8-1), the 22 uH / 23 A inductor (Bourns SRP1770), KF2EDGR-5.08 (Phoenix MSTBA 5.08), the UCC27211DDAR exposed pad, the SW1 DIP-6 part number, the 7 A / 63 V 2512 fuse, and the 1 A rating of the 47 uH SRP5030 inductors.</w:t>
+        <w:t xml:space="preserve">☐ Footprints to confirm against the parts you buy: NCEP01x0AG DFN5x6 (placed as Infineon TDSON-8-1), the 22 uH / 23 A inductor (Bourns SRP1770), KF2EDGR-5.08 (Phoenix MSTBA 5.08), the UCC27211DDAR exposed pad, the SW1 DIP-6 part number, and the 1206 fuse F1. At 12 V in and full 50 W, F1 carries 4.8 A, 68 % of its 7 A rating against the 75 % (5.25 A) continuous limit at 25 C, so check its temperature in the 12 V full-load test.</w:t>
       </w:r>
     </w:p>
     <w:p>
@@ -7261,7 +7460,7 @@
       <w:r>
         <w:t xml:space="preserve">Sources: component data from the LCSC/JLCPCB listings and datasheets linked above, and the </w:t>
       </w:r>
-      <w:hyperlink r:id="rId20" w:history="1">
+      <w:hyperlink r:id="rId19" w:history="1">
         <w:r>
           <w:rPr>
             <w:rStyle w:val="Hyperlink"/>
@@ -7272,7 +7471,7 @@
       <w:r>
         <w:t xml:space="preserve">, </w:t>
       </w:r>
-      <w:hyperlink r:id="rId21" w:history="1">
+      <w:hyperlink r:id="rId20" w:history="1">
         <w:r>
           <w:rPr>
             <w:rStyle w:val="Hyperlink"/>
@@ -7283,7 +7482,7 @@
       <w:r>
         <w:t xml:space="preserve"> and </w:t>
       </w:r>
-      <w:hyperlink r:id="rId22" w:history="1">
+      <w:hyperlink r:id="rId21" w:history="1">
         <w:r>
           <w:rPr>
             <w:rStyle w:val="Hyperlink"/>

--- a/01_hardware/docs/DCDC_Design_Notes.docx
+++ b/01_hardware/docs/DCDC_Design_Notes.docx
@@ -189,7 +189,7 @@
           <w:p>
             <w:pPr/>
             <w:r>
-              <w:t xml:space="preserve">PQ2620 transformer + CA-IS3642LVW isolator (5 kVrms)</w:t>
+              <w:t xml:space="preserve">PQ2620 transformer + CA-IS3742LW isolator (5 kVrms) + PA3855 flyback aux supply</w:t>
             </w:r>
           </w:p>
         </w:tc>
@@ -433,6 +433,18 @@
       </w:r>
       <w:r>
         <w:t xml:space="preserve"> F1 is now a 1206 chip fuse, 7 A / 63 V (Littelfuse 0458007.DR, LCSC C206980; second source Schurter 3413.0326.11). L2 and L3 now use the common 5040 shielded footprint: SWPA5040S470MT, 47 uH, 1.1 A (LCSC C86617; second sources Bourns SRN5040-470M, Taiyo Yuden NRS5040T470MMGK). EN_AUX was re-routed off the path between the L2 pads, and the VIN track at L3 now runs centred between the pads (0.4 mm each side). Every assembled part now carries an LCSC number checked against JLCPCB stock; the assembly upload files are DCDC_JLC_BOM.csv and DCDC_JLC_CPL.csv (217 parts). U1 (own sample), T1, J1-J5, J7, JP1 and SW1 are hand-soldered.</w:t>
+      </w:r>
+    </w:p>
+    <w:p>
+      <w:pPr/>
+      <w:r>
+        <w:rPr>
+          <w:b/>
+        </w:rPr>
+        <w:t xml:space="preserve">Rev E changes:</w:t>
+      </w:r>
+      <w:r>
+        <w:t xml:space="preserve"> The isolated 3.3 V from the isolator is gone. A small flyback (UC3843B, PA3855.006NLT EP13 transformer, TL431 + EL357N optocoupler feedback) makes an isolated +10 V for the secondary side from VIN, and the secondary rails now come from it instead of VBUS. U12 is now a CA-IS3742LW (data only). VREF+ is back on +3V3A (3.3 V full scale), and the REF3030 (U19) is removed. The PCB was re-placed and re-routed for a 1 oz outer / 0.5 oz inner stack: power on F.Cu pours, In1 as solid ground planes, gate loops routed as tight pairs. Schematic is 10 sheets (new sheet: Isolated aux flyback); 148 nets, 284 parts, 0 netlist errors.</w:t>
       </w:r>
     </w:p>
     <w:p>
@@ -506,7 +518,7 @@
         </w:numPr>
       </w:pPr>
       <w:r>
-        <w:t xml:space="preserve">VIN rises and the primary aux (U13 + U14) makes 10 V and 5 V. U12 then powers the MCU, which boots.</w:t>
+        <w:t xml:space="preserve">VIN rises and the primary aux (U13 + U14) makes 10 V and 5 V. The flyback (U20, T2) starts and makes the isolated +10 V; U4 and U5 make 5 V and 3.3 V, and the MCU boots. CAN and the drivers are already powered.</w:t>
       </w:r>
     </w:p>
     <w:p>
@@ -530,7 +542,7 @@
         </w:numPr>
       </w:pPr>
       <w:r>
-        <w:t xml:space="preserve">VBUS rises and the secondary aux (U4) makes 10 V, then U5 makes 5 V for CAN.</w:t>
+        <w:t xml:space="preserve">VBUS rises. It now feeds only the 4SBB power stage, not the aux rails.</w:t>
       </w:r>
     </w:p>
     <w:p>
@@ -2102,7 +2114,7 @@
     <w:p>
       <w:pPr/>
       <w:r>
-        <w:t xml:space="preserve">Inductor current is sensed by one 4 mOhm resistor in the common source return of Q2 and Q4 (the LM5175 scheme). It reads positive in boost and negative in buck, so U7 (INA181A1, gain 20) is offset to half of VREF+ (1.50 V). Output current for the CC loop uses a 10 mOhm low-side shunt and U8 (INA181A2, gain 50). VREF+ is driven by an external REF3030 (3.000 V ±0.2 %, U19) with 1 uF + 100 nF, so all ADC, DAC and comparator full scales are 3.0 V; the U7 offset is 1.50 V.</w:t>
+        <w:t xml:space="preserve">Inductor current is sensed by one 4 mOhm resistor in the common source return of Q2 and Q4 (the LM5175 scheme). It reads positive in boost and negative in buck, so U7 (INA181A1, gain 20) is offset to half of VREF+ (1.65 V). Output current for the CC loop uses a 10 mOhm low-side shunt and U8 (INA181A2, gain 50). VREF+ is tied to +3V3A again in Rev E (REF3030 removed) with 1 uF + 100 nF, so all ADC, DAC and comparator full scales are 3.3 V; the U7 offset is 1.65 V.</w:t>
       </w:r>
     </w:p>
     <w:tbl>
@@ -3029,7 +3041,7 @@
           <w:p>
             <w:pPr/>
             <w:r>
-              <w:t xml:space="preserve">ADC / DAC / COMP reference input from REF3030 3.000 V (U19); VREFBUF disabled</w:t>
+              <w:t xml:space="preserve">ADC / DAC / COMP reference input = +3V3A (3.3 V, FB1-filtered); VREFBUF disabled</w:t>
             </w:r>
           </w:p>
         </w:tc>
@@ -3256,7 +3268,7 @@
         </w:numPr>
       </w:pPr>
       <w:r>
-        <w:t xml:space="preserve">ADC reference: VREF+ is driven by U19 (REF3030, 3.000 V). Leave the internal VREFBUF disabled, as it is after reset (VREFBUF_CSR: ENVR = 0, HIZ = 1); enabling it would fight U19. Scale every ADC, DAC3 and comparator value to 3.0 V full scale. VREFINT is no longer needed for correction, but it makes a useful sanity check on VREF+.</w:t>
+        <w:t xml:space="preserve">ADC reference: VREF+ = +3V3A (U5 TLV75533, 1 %, through FB1). Leave the internal VREFBUF disabled, as it is after reset (VREFBUF_CSR: ENVR = 0, HIZ = 1). Scale every ADC, DAC3 and comparator value to 3.3 V full scale, and correct the gain at run time with VREFINT against VREFINT_CAL (actual VDDA = 3.0 V × VREFINT_CAL / VREFINT_DATA).</w:t>
       </w:r>
     </w:p>
     <w:p>
@@ -3294,7 +3306,7 @@
     <w:p>
       <w:pPr/>
       <w:r>
-        <w:t xml:space="preserve">Every ADC channel, DAC3 and the comparators use VREF+ = VREF_ADC = 3.000 V from an external REF3030AIDBZR (U19, LCSC C38423). It is ±0.2 % initial, with drift of 50 ppm/°C max (0–70 °C) and 75 ppm/°C max (−40 to 125 °C). U19 runs from +3V3A, and its 50 mV max dropout fits inside the isolator's 3.13 V minimum output. It sources up to 25 mA, so it drives VREF+ (1 µF + 100 nF, C36/C37), the IL zero divider and the NTC pull-up directly, with no buffer. Firmware must keep the internal VREFBUF off (VREFBUF_CSR: ENVR = 0, HIZ = 1). The IL zero (R25/R26) and the NTC pull-up (R29) now hang on VREF_ADC, so those two channels are ratiometric. VDDA (+3V3A) only powers the analog blocks.</w:t>
+        <w:t xml:space="preserve">Rev E: every ADC channel, DAC3 and the comparators use VREF+ = +3V3A = 3.3 V. +3V3A is the MCU's 3.3 V rail (U5 TLV75533, ±1 %) through FB1 600R with 1 µF + 100 nF at VREF+ (C36/C37) and VDDA (C28/C29). The external REF3030 (U19) is removed. The IL zero (R25/R26) and the NTC pull-up (R29) hang on +3V3A, so those two channels stay ratiometric. Firmware keeps VREFBUF off (VREFBUF_CSR: ENVR = 0, HIZ = 1).</w:t>
       </w:r>
     </w:p>
     <w:tbl>
@@ -3307,9 +3319,9 @@
       <w:tblGrid>
         <w:gridCol w:w="1549"/>
         <w:gridCol w:w="1560"/>
-        <w:gridCol w:w="1939"/>
-        <w:gridCol w:w="1721"/>
-        <w:gridCol w:w="1010"/>
+        <w:gridCol w:w="1915"/>
+        <w:gridCol w:w="1726"/>
+        <w:gridCol w:w="1028"/>
         <w:gridCol w:w="1580"/>
       </w:tblGrid>
       <w:tr>
@@ -3342,7 +3354,7 @@
         </w:tc>
         <w:tc>
           <w:tcPr>
-            <w:tcW w:w="1939" w:type="dxa"/>
+            <w:tcW w:w="1915" w:type="dxa"/>
             <w:shd w:val="clear" w:color="auto" w:fill="F2F2F2"/>
           </w:tcPr>
           <w:p>
@@ -3354,7 +3366,7 @@
         </w:tc>
         <w:tc>
           <w:tcPr>
-            <w:tcW w:w="1721" w:type="dxa"/>
+            <w:tcW w:w="1726" w:type="dxa"/>
             <w:shd w:val="clear" w:color="auto" w:fill="F2F2F2"/>
           </w:tcPr>
           <w:p>
@@ -3366,7 +3378,7 @@
         </w:tc>
         <w:tc>
           <w:tcPr>
-            <w:tcW w:w="1010" w:type="dxa"/>
+            <w:tcW w:w="1028" w:type="dxa"/>
             <w:shd w:val="clear" w:color="auto" w:fill="F2F2F2"/>
           </w:tcPr>
           <w:p>
@@ -3414,7 +3426,7 @@
         </w:tc>
         <w:tc>
           <w:tcPr>
-            <w:tcW w:w="1939" w:type="dxa"/>
+            <w:tcW w:w="1915" w:type="dxa"/>
           </w:tcPr>
           <w:p>
             <w:pPr/>
@@ -3425,23 +3437,23 @@
         </w:tc>
         <w:tc>
           <w:tcPr>
-            <w:tcW w:w="1721" w:type="dxa"/>
-          </w:tcPr>
-          <w:p>
-            <w:pPr/>
-            <w:r>
-              <w:t xml:space="preserve">0–61.8 V</w:t>
-            </w:r>
-          </w:p>
-        </w:tc>
-        <w:tc>
-          <w:tcPr>
-            <w:tcW w:w="1010" w:type="dxa"/>
-          </w:tcPr>
-          <w:p>
-            <w:pPr/>
-            <w:r>
-              <w:t xml:space="preserve">15.1 mV</w:t>
+            <w:tcW w:w="1726" w:type="dxa"/>
+          </w:tcPr>
+          <w:p>
+            <w:pPr/>
+            <w:r>
+              <w:t xml:space="preserve">0–68.0 V</w:t>
+            </w:r>
+          </w:p>
+        </w:tc>
+        <w:tc>
+          <w:tcPr>
+            <w:tcW w:w="1028" w:type="dxa"/>
+          </w:tcPr>
+          <w:p>
+            <w:pPr/>
+            <w:r>
+              <w:t xml:space="preserve">16.6 mV</w:t>
             </w:r>
           </w:p>
         </w:tc>
@@ -3452,7 +3464,7 @@
           <w:p>
             <w:pPr/>
             <w:r>
-              <w:t xml:space="preserve">12–48 V = 19–78 % of FS</w:t>
+              <w:t xml:space="preserve">12–48 V = 18–71 % of FS</w:t>
             </w:r>
           </w:p>
         </w:tc>
@@ -3482,7 +3494,7 @@
         </w:tc>
         <w:tc>
           <w:tcPr>
-            <w:tcW w:w="1939" w:type="dxa"/>
+            <w:tcW w:w="1915" w:type="dxa"/>
           </w:tcPr>
           <w:p>
             <w:pPr/>
@@ -3493,23 +3505,23 @@
         </w:tc>
         <w:tc>
           <w:tcPr>
-            <w:tcW w:w="1721" w:type="dxa"/>
-          </w:tcPr>
-          <w:p>
-            <w:pPr/>
-            <w:r>
-              <w:t xml:space="preserve">0–61.8 V</w:t>
-            </w:r>
-          </w:p>
-        </w:tc>
-        <w:tc>
-          <w:tcPr>
-            <w:tcW w:w="1010" w:type="dxa"/>
-          </w:tcPr>
-          <w:p>
-            <w:pPr/>
-            <w:r>
-              <w:t xml:space="preserve">15.1 mV</w:t>
+            <w:tcW w:w="1726" w:type="dxa"/>
+          </w:tcPr>
+          <w:p>
+            <w:pPr/>
+            <w:r>
+              <w:t xml:space="preserve">0–68.0 V</w:t>
+            </w:r>
+          </w:p>
+        </w:tc>
+        <w:tc>
+          <w:tcPr>
+            <w:tcW w:w="1028" w:type="dxa"/>
+          </w:tcPr>
+          <w:p>
+            <w:pPr/>
+            <w:r>
+              <w:t xml:space="preserve">16.6 mV</w:t>
             </w:r>
           </w:p>
         </w:tc>
@@ -3550,34 +3562,34 @@
         </w:tc>
         <w:tc>
           <w:tcPr>
-            <w:tcW w:w="1939" w:type="dxa"/>
-          </w:tcPr>
-          <w:p>
-            <w:pPr/>
-            <w:r>
-              <w:t xml:space="preserve">4 mΩ × 20 = 80 mV/A, zero at VREF/2 = 1.50 V</w:t>
-            </w:r>
-          </w:p>
-        </w:tc>
-        <w:tc>
-          <w:tcPr>
-            <w:tcW w:w="1721" w:type="dxa"/>
-          </w:tcPr>
-          <w:p>
-            <w:pPr/>
-            <w:r>
-              <w:t xml:space="preserve">±18.75 A (about ±18 A usable, INA181 output swing)</w:t>
-            </w:r>
-          </w:p>
-        </w:tc>
-        <w:tc>
-          <w:tcPr>
-            <w:tcW w:w="1010" w:type="dxa"/>
-          </w:tcPr>
-          <w:p>
-            <w:pPr/>
-            <w:r>
-              <w:t xml:space="preserve">9.2 mA</w:t>
+            <w:tcW w:w="1915" w:type="dxa"/>
+          </w:tcPr>
+          <w:p>
+            <w:pPr/>
+            <w:r>
+              <w:t xml:space="preserve">4 mΩ × 20 = 80 mV/A, zero at VREF/2 = 1.65 V</w:t>
+            </w:r>
+          </w:p>
+        </w:tc>
+        <w:tc>
+          <w:tcPr>
+            <w:tcW w:w="1726" w:type="dxa"/>
+          </w:tcPr>
+          <w:p>
+            <w:pPr/>
+            <w:r>
+              <w:t xml:space="preserve">±20.6 A (about ±19.5 A usable, INA181 output swing)</w:t>
+            </w:r>
+          </w:p>
+        </w:tc>
+        <w:tc>
+          <w:tcPr>
+            <w:tcW w:w="1028" w:type="dxa"/>
+          </w:tcPr>
+          <w:p>
+            <w:pPr/>
+            <w:r>
+              <w:t xml:space="preserve">10.1 mA</w:t>
             </w:r>
           </w:p>
         </w:tc>
@@ -3588,7 +3600,7 @@
           <w:p>
             <w:pPr/>
             <w:r>
-              <w:t xml:space="preserve">peak 6.2 A = 33 % of FS</w:t>
+              <w:t xml:space="preserve">peak 6.2 A = 30 % of FS</w:t>
             </w:r>
           </w:p>
         </w:tc>
@@ -3618,7 +3630,7 @@
         </w:tc>
         <w:tc>
           <w:tcPr>
-            <w:tcW w:w="1939" w:type="dxa"/>
+            <w:tcW w:w="1915" w:type="dxa"/>
           </w:tcPr>
           <w:p>
             <w:pPr/>
@@ -3629,23 +3641,23 @@
         </w:tc>
         <w:tc>
           <w:tcPr>
-            <w:tcW w:w="1721" w:type="dxa"/>
-          </w:tcPr>
-          <w:p>
-            <w:pPr/>
-            <w:r>
-              <w:t xml:space="preserve">0–6.0 A</w:t>
-            </w:r>
-          </w:p>
-        </w:tc>
-        <w:tc>
-          <w:tcPr>
-            <w:tcW w:w="1010" w:type="dxa"/>
-          </w:tcPr>
-          <w:p>
-            <w:pPr/>
-            <w:r>
-              <w:t xml:space="preserve">1.5 mA</w:t>
+            <w:tcW w:w="1726" w:type="dxa"/>
+          </w:tcPr>
+          <w:p>
+            <w:pPr/>
+            <w:r>
+              <w:t xml:space="preserve">0–6.6 A</w:t>
+            </w:r>
+          </w:p>
+        </w:tc>
+        <w:tc>
+          <w:tcPr>
+            <w:tcW w:w="1028" w:type="dxa"/>
+          </w:tcPr>
+          <w:p>
+            <w:pPr/>
+            <w:r>
+              <w:t xml:space="preserve">1.6 mA</w:t>
             </w:r>
           </w:p>
         </w:tc>
@@ -3656,7 +3668,7 @@
           <w:p>
             <w:pPr/>
             <w:r>
-              <w:t xml:space="preserve">5 A = 2.5 V (83 % of FS)</w:t>
+              <w:t xml:space="preserve">5 A = 2.5 V (76 % of FS)</w:t>
             </w:r>
           </w:p>
         </w:tc>
@@ -3686,29 +3698,29 @@
         </w:tc>
         <w:tc>
           <w:tcPr>
-            <w:tcW w:w="1939" w:type="dxa"/>
-          </w:tcPr>
-          <w:p>
-            <w:pPr/>
-            <w:r>
-              <w:t xml:space="preserve">10k pull-up from VREF_ADC, 10k B3950 to GND</w:t>
-            </w:r>
-          </w:p>
-        </w:tc>
-        <w:tc>
-          <w:tcPr>
-            <w:tcW w:w="1721" w:type="dxa"/>
-          </w:tcPr>
-          <w:p>
-            <w:pPr/>
-            <w:r>
-              <w:t xml:space="preserve">−40 °C (2.93 V) to 125 °C (0.10 V)</w:t>
-            </w:r>
-          </w:p>
-        </w:tc>
-        <w:tc>
-          <w:tcPr>
-            <w:tcW w:w="1010" w:type="dxa"/>
+            <w:tcW w:w="1915" w:type="dxa"/>
+          </w:tcPr>
+          <w:p>
+            <w:pPr/>
+            <w:r>
+              <w:t xml:space="preserve">10k pull-up from +3V3A, 10k B3950 to GND</w:t>
+            </w:r>
+          </w:p>
+        </w:tc>
+        <w:tc>
+          <w:tcPr>
+            <w:tcW w:w="1726" w:type="dxa"/>
+          </w:tcPr>
+          <w:p>
+            <w:pPr/>
+            <w:r>
+              <w:t xml:space="preserve">−40 °C (3.22 V) to 125 °C (0.11 V)</w:t>
+            </w:r>
+          </w:p>
+        </w:tc>
+        <w:tc>
+          <w:tcPr>
+            <w:tcW w:w="1028" w:type="dxa"/>
           </w:tcPr>
           <w:p>
             <w:pPr/>
@@ -3724,7 +3736,7 @@
           <w:p>
             <w:pPr/>
             <w:r>
-              <w:t xml:space="preserve">25 °C = 1.50 V, 100 °C = 0.195 V</w:t>
+              <w:t xml:space="preserve">25 °C = 1.65 V, 100 °C = 0.21 V</w:t>
             </w:r>
           </w:p>
         </w:tc>
@@ -3754,7 +3766,7 @@
         </w:tc>
         <w:tc>
           <w:tcPr>
-            <w:tcW w:w="1939" w:type="dxa"/>
+            <w:tcW w:w="1915" w:type="dxa"/>
           </w:tcPr>
           <w:p>
             <w:pPr/>
@@ -3765,7 +3777,7 @@
         </w:tc>
         <w:tc>
           <w:tcPr>
-            <w:tcW w:w="1721" w:type="dxa"/>
+            <w:tcW w:w="1726" w:type="dxa"/>
           </w:tcPr>
           <w:p>
             <w:pPr/>
@@ -3776,7 +3788,7 @@
         </w:tc>
         <w:tc>
           <w:tcPr>
-            <w:tcW w:w="1010" w:type="dxa"/>
+            <w:tcW w:w="1028" w:type="dxa"/>
           </w:tcPr>
           <w:p>
             <w:pPr/>
@@ -3822,7 +3834,7 @@
         </w:tc>
         <w:tc>
           <w:tcPr>
-            <w:tcW w:w="1939" w:type="dxa"/>
+            <w:tcW w:w="1915" w:type="dxa"/>
           </w:tcPr>
           <w:p>
             <w:pPr/>
@@ -3833,7 +3845,7 @@
         </w:tc>
         <w:tc>
           <w:tcPr>
-            <w:tcW w:w="1721" w:type="dxa"/>
+            <w:tcW w:w="1726" w:type="dxa"/>
           </w:tcPr>
           <w:p>
             <w:pPr/>
@@ -3844,7 +3856,7 @@
         </w:tc>
         <w:tc>
           <w:tcPr>
-            <w:tcW w:w="1010" w:type="dxa"/>
+            <w:tcW w:w="1028" w:type="dxa"/>
           </w:tcPr>
           <w:p>
             <w:pPr/>
@@ -3890,34 +3902,34 @@
         </w:tc>
         <w:tc>
           <w:tcPr>
-            <w:tcW w:w="1939" w:type="dxa"/>
-          </w:tcPr>
-          <w:p>
-            <w:pPr/>
-            <w:r>
-              <w:t xml:space="preserve">12-bit, 0–3.0 V</w:t>
-            </w:r>
-          </w:p>
-        </w:tc>
-        <w:tc>
-          <w:tcPr>
-            <w:tcW w:w="1721" w:type="dxa"/>
-          </w:tcPr>
-          <w:p>
-            <w:pPr/>
-            <w:r>
-              <w:t xml:space="preserve">IL ±18.75 A, VOUT 0–61.8 V</w:t>
-            </w:r>
-          </w:p>
-        </w:tc>
-        <w:tc>
-          <w:tcPr>
-            <w:tcW w:w="1010" w:type="dxa"/>
-          </w:tcPr>
-          <w:p>
-            <w:pPr/>
-            <w:r>
-              <w:t xml:space="preserve">9.2 mA, 15.1 mV</w:t>
+            <w:tcW w:w="1915" w:type="dxa"/>
+          </w:tcPr>
+          <w:p>
+            <w:pPr/>
+            <w:r>
+              <w:t xml:space="preserve">12-bit, 0–3.3 V</w:t>
+            </w:r>
+          </w:p>
+        </w:tc>
+        <w:tc>
+          <w:tcPr>
+            <w:tcW w:w="1726" w:type="dxa"/>
+          </w:tcPr>
+          <w:p>
+            <w:pPr/>
+            <w:r>
+              <w:t xml:space="preserve">IL ±20.6 A, VOUT 0–68.0 V</w:t>
+            </w:r>
+          </w:p>
+        </w:tc>
+        <w:tc>
+          <w:tcPr>
+            <w:tcW w:w="1028" w:type="dxa"/>
+          </w:tcPr>
+          <w:p>
+            <w:pPr/>
+            <w:r>
+              <w:t xml:space="preserve">10.1 mA, 16.6 mV</w:t>
             </w:r>
           </w:p>
         </w:tc>
@@ -3937,7 +3949,7 @@
     <w:p>
       <w:pPr/>
       <w:r>
-        <w:t xml:space="preserve">Error budget, untrimmed: VBUS and VOUT about ±0.3 % (REF3030 ±0.2 %, 0.1 % dividers, ADC), plus up to about ±0.35 % from reference drift over 0–70 °C. IL and IOUT are about ±1.5 % (INA181 gain ±1 %, 1 % shunts) plus offset, so zero both at start-up with the power stage off. A one-point calibration of VBUS/VOUT at room temperature leaves only the drift term. VIN is about ±1.5 %, or about ±0.5 % after a two-point calibration (separate TL431 reference on the primary side).</w:t>
+        <w:t xml:space="preserve">Error budget, untrimmed: VBUS and VOUT about ±1.2 % (U5 ±1 %, 0.1 % dividers, ADC). Correcting the gain with VREFINT at run time brings this to about ±0.5 %, and a one-point calibration of VBUS/VOUT at room temperature to about ±0.3 %. IL and the NTC are ratiometric, so the reference error cancels. IOUT is about ±1.5 % (INA181 gain ±1 %, 1 % shunt) plus offset, so zero IL and IOUT at start-up with the power stage off. VIN is about ±1.5 %, or about ±0.5 % after a two-point calibration (separate TL431 reference on the primary side).</w:t>
       </w:r>
     </w:p>
     <w:p>
@@ -4477,8 +4489,9 @@
       </w:tblPr>
       <w:tblGrid>
         <w:gridCol w:w="2014"/>
-        <w:gridCol w:w="3687"/>
-        <w:gridCol w:w="3659"/>
+        <w:gridCol w:w="3207"/>
+        <w:gridCol w:w="2507"/>
+        <w:gridCol w:w="1632"/>
       </w:tblGrid>
       <w:tr>
         <w:trPr>
@@ -4498,19 +4511,19 @@
         </w:tc>
         <w:tc>
           <w:tcPr>
-            <w:tcW w:w="3687" w:type="dxa"/>
+            <w:tcW w:w="3207" w:type="dxa"/>
             <w:shd w:val="clear" w:color="auto" w:fill="F2F2F2"/>
           </w:tcPr>
           <w:p>
             <w:pPr/>
             <w:r>
-              <w:t xml:space="preserve">Chain</w:t>
-            </w:r>
-          </w:p>
-        </w:tc>
-        <w:tc>
-          <w:tcPr>
-            <w:tcW w:w="3659" w:type="dxa"/>
+              <w:t xml:space="preserve">Chain (Rev E)</w:t>
+            </w:r>
+          </w:p>
+        </w:tc>
+        <w:tc>
+          <w:tcPr>
+            <w:tcW w:w="2507" w:type="dxa"/>
             <w:shd w:val="clear" w:color="auto" w:fill="F2F2F2"/>
           </w:tcPr>
           <w:p>
@@ -4520,6 +4533,18 @@
             </w:r>
           </w:p>
         </w:tc>
+        <w:tc>
+          <w:tcPr>
+            <w:tcW w:w="1632" w:type="dxa"/>
+            <w:shd w:val="clear" w:color="auto" w:fill="F2F2F2"/>
+          </w:tcPr>
+          <w:p>
+            <w:pPr/>
+            <w:r>
+              <w:t xml:space="preserve">Load</w:t>
+            </w:r>
+          </w:p>
+        </w:tc>
       </w:tr>
       <w:tr>
         <w:tc>
@@ -4535,23 +4560,34 @@
         </w:tc>
         <w:tc>
           <w:tcPr>
-            <w:tcW w:w="3687" w:type="dxa"/>
-          </w:tcPr>
-          <w:p>
-            <w:pPr/>
-            <w:r>
-              <w:t xml:space="preserve">VIN -&gt; U13 LMR16006X -&gt; 10 V_P -&gt; U14 AMS1117-5.0 -&gt; 5 V_P</w:t>
-            </w:r>
-          </w:p>
-        </w:tc>
-        <w:tc>
-          <w:tcPr>
-            <w:tcW w:w="3659" w:type="dxa"/>
-          </w:tcPr>
-          <w:p>
-            <w:pPr/>
-            <w:r>
-              <w:t xml:space="preserve">U10 LLC driver; U12 isolator (about 0.6 W in)</w:t>
+            <w:tcW w:w="3207" w:type="dxa"/>
+          </w:tcPr>
+          <w:p>
+            <w:pPr/>
+            <w:r>
+              <w:t xml:space="preserve">VIN -&gt; U13 LMR16006X -&gt; +10V_P -&gt; U14 AMS1117-5.0 -&gt; +5V_P</w:t>
+            </w:r>
+          </w:p>
+        </w:tc>
+        <w:tc>
+          <w:tcPr>
+            <w:tcW w:w="2507" w:type="dxa"/>
+          </w:tcPr>
+          <w:p>
+            <w:pPr/>
+            <w:r>
+              <w:t xml:space="preserve">U10 LLC driver, U20 UC3843B, U12 side A, OVP / VIN monitor</w:t>
+            </w:r>
+          </w:p>
+        </w:tc>
+        <w:tc>
+          <w:tcPr>
+            <w:tcW w:w="1632" w:type="dxa"/>
+          </w:tcPr>
+          <w:p>
+            <w:pPr/>
+            <w:r>
+              <w:t xml:space="preserve">42 mA at 10 V (U13 rated 600 mA)</w:t>
             </w:r>
           </w:p>
         </w:tc>
@@ -4570,23 +4606,34 @@
         </w:tc>
         <w:tc>
           <w:tcPr>
-            <w:tcW w:w="3687" w:type="dxa"/>
-          </w:tcPr>
-          <w:p>
-            <w:pPr/>
-            <w:r>
-              <w:t xml:space="preserve">U12 CA-IS3642LVW isolated output, SEL = GNDB</w:t>
-            </w:r>
-          </w:p>
-        </w:tc>
-        <w:tc>
-          <w:tcPr>
-            <w:tcW w:w="3659" w:type="dxa"/>
-          </w:tcPr>
-          <w:p>
-            <w:pPr/>
-            <w:r>
-              <w:t xml:space="preserve">+3V3 for the MCU, sensing, LEDs and CAN VCCL (75 mA budget, 130 mA max)</w:t>
+            <w:tcW w:w="3207" w:type="dxa"/>
+          </w:tcPr>
+          <w:p>
+            <w:pPr/>
+            <w:r>
+              <w:t xml:space="preserve">U20 flyback, T2 PA3855.006NLT (2250 Vdc hi-pot), feedback through U21 EL357N</w:t>
+            </w:r>
+          </w:p>
+        </w:tc>
+        <w:tc>
+          <w:tcPr>
+            <w:tcW w:w="2507" w:type="dxa"/>
+          </w:tcPr>
+          <w:p>
+            <w:pPr/>
+            <w:r>
+              <w:t xml:space="preserve">Isolated +10 V on GND</w:t>
+            </w:r>
+          </w:p>
+        </w:tc>
+        <w:tc>
+          <w:tcPr>
+            <w:tcW w:w="1632" w:type="dxa"/>
+          </w:tcPr>
+          <w:p>
+            <w:pPr/>
+            <w:r>
+              <w:t xml:space="preserve">135 mA = 1.35 W (budget), 2 A primary peak limit</w:t>
             </w:r>
           </w:p>
         </w:tc>
@@ -4605,23 +4652,34 @@
         </w:tc>
         <w:tc>
           <w:tcPr>
-            <w:tcW w:w="3687" w:type="dxa"/>
-          </w:tcPr>
-          <w:p>
-            <w:pPr/>
-            <w:r>
-              <w:t xml:space="preserve">VBUS -&gt; U4 LMR16006X -&gt; 10 V -&gt; U5 AMS1117-5.0 -&gt; 5 V</w:t>
-            </w:r>
-          </w:p>
-        </w:tc>
-        <w:tc>
-          <w:tcPr>
-            <w:tcW w:w="3659" w:type="dxa"/>
-          </w:tcPr>
-          <w:p>
-            <w:pPr/>
-            <w:r>
-              <w:t xml:space="preserve">U2/U3 4SBB drivers, U11 SR driver, CAN VCC</w:t>
+            <w:tcW w:w="3207" w:type="dxa"/>
+          </w:tcPr>
+          <w:p>
+            <w:pPr/>
+            <w:r>
+              <w:t xml:space="preserve">+10 V (flyback) -&gt; U4 LMR16006X -&gt; +5V -&gt; U5 TLV75533 -&gt; +3V3 -&gt; FB1 -&gt; +3V3A</w:t>
+            </w:r>
+          </w:p>
+        </w:tc>
+        <w:tc>
+          <w:tcPr>
+            <w:tcW w:w="2507" w:type="dxa"/>
+          </w:tcPr>
+          <w:p>
+            <w:pPr/>
+            <w:r>
+              <w:t xml:space="preserve">U2/U3 4SBB drivers, U11 SR driver (10 V); CAN VCC (5 V); MCU, U12 side B, sensing (3.3 V)</w:t>
+            </w:r>
+          </w:p>
+        </w:tc>
+        <w:tc>
+          <w:tcPr>
+            <w:tcW w:w="1632" w:type="dxa"/>
+          </w:tcPr>
+          <w:p>
+            <w:pPr/>
+            <w:r>
+              <w:t xml:space="preserve">5 V 175 mA, 3.3 V 55 mA</w:t>
             </w:r>
           </w:p>
         </w:tc>
@@ -4630,13 +4688,31 @@
     <w:p>
       <w:pPr/>
       <w:r>
-        <w:t xml:space="preserve">Both bucks use a 47 uH 5040 shielded inductor (L2, L3, 1.1 A saturation, 354 mOhm). The 10 V rails draw about 150 mA (primary) and 130 mA (secondary). Peak inductor current is at most 0.27 A, at 50 V in, which leaves a 4x margin, and copper loss is under 10 mW per inductor (03_calculations/aux_fuse_check.py).</w:t>
+        <w:rPr>
+          <w:b/>
+        </w:rPr>
+        <w:t xml:space="preserve">Flyback (Rev E).</w:t>
+      </w:r>
+      <w:r>
+        <w:t xml:space="preserve"> U20 UC3843B runs from +10V_P at 172–180 kHz in DCM, switching Q11 FDN86246 (150 V) into T2 (Np:Ns 1.33:1, Lp 21 µH, two secondaries in parallel, aux winding unused). R114 0.5 Ω limits the primary peak to 2 A (Bpk 1170 G, under the 2700 G limit). The RCD clamp D8 / R116 4.7k (1206) / C94 4.7 nF holds Vds under 85 V at 50 V in. D9 SS110 rectifies into C96/C97.</w:t>
       </w:r>
     </w:p>
     <w:p>
       <w:pPr/>
       <w:r>
-        <w:t xml:space="preserve">The MCU is powered whenever VIN is present. The 10 V and 5 V secondary rails, and so CAN, come up only once the LLC is running, which is why the MCU starts the LLC automatically at power-up. Both bucks start at about 9.7 V through their EN dividers (470k / 68k) and regulate to 9.95 V (120k / 10k).</w:t>
+        <w:t xml:space="preserve">Regulation is on the secondary: TL431 U22 with R119 30k / R120 10k sets +10 V = 9.98 V (9.68–10.28 V worst case). It drives the EL357N LED through R117 1k5 (R118 1k bias gives the TL431 at least 1 mA), and the opto collector pulls U20 COMP down (U20 FB grounded). Type-2 compensation R121 4.7k / C99 100 nF puts the zero at 340 Hz; check the crossover with a 50–100 % load step on the bench. Ripple is about 145 mV p-p at 3 W and 65 mV at the normal load. Full numbers are in calc/flyback_aux.txt.</w:t>
+      </w:r>
+    </w:p>
+    <w:p>
+      <w:pPr/>
+      <w:r>
+        <w:t xml:space="preserve">Both LMR16006 bucks use a 47 uH 5040 shielded inductor (L2, L3, 1.1 A saturation, 354 mOhm). U13 (primary) still makes +10V_P from VIN and now carries about 42 mA, including the flyback controller. U4 (secondary) is now a 10 V to 5 V buck fed by the flyback (R18 56k / R19 10k for 5.05 V, EN R16 56k / R17 15k for about 5.8 V start) and carries about 175 mA. Both inductors stay far below saturation, with copper loss under 10 mW each.</w:t>
+      </w:r>
+    </w:p>
+    <w:p>
+      <w:pPr/>
+      <w:r>
+        <w:t xml:space="preserve">Rev E: every secondary rail (MCU 3.3 V, 5 V for CAN, 10 V for the drivers) comes from the flyback as soon as VIN is present, so the MCU, CAN and the 4SBB drivers are all up before the LLC starts. The LLC no longer has to start blind at power-up, and the MCU can check VIN (OVP / VIN monitor) first. U13 starts at about 9.7 V through its EN divider (470k / 68k), so the whole board starts at VIN of about 10 V.</w:t>
       </w:r>
     </w:p>
     <w:p>
@@ -5017,7 +5093,7 @@
     <w:p>
       <w:pPr/>
       <w:r>
-        <w:t xml:space="preserve">The schematic is now 9 sheets: a top sheet plus one A3 sheet per block (LLC stage, primary aux and isolator, 4SBB power and drivers, secondary aux, MCU, sensing, CAN, IO). Parts inside a sheet are joined by wires, rails use power symbols, and only signals that go to another sheet carry a global label.</w:t>
+        <w:t xml:space="preserve">The schematic is now 10 sheets: a top sheet plus one A3 sheet per block (LLC stage, primary aux and isolator, isolated aux flyback, 4SBB power and drivers, secondary aux, MCU, sensing, CAN, IO). Parts inside a sheet are joined by wires, rails use power symbols, and only signals that go to another sheet carry a global label.</w:t>
       </w:r>
     </w:p>
     <w:p>
@@ -5032,6 +5108,12 @@
       <w:pPr/>
       <w:r>
         <w:t xml:space="preserve">The estimated BOM is about $37.14 per board at 100 pcs: 227 placed parts on 90 lines, excluding PCB and assembly. The isolation stage (LLC, isolator, primary aux, OVP and VIN monitor) adds about $13.04, which is 54% over the $24.19 non-isolated design (which now includes the $0.50 REF3030 ADC reference). That misses the 20% premium target.</w:t>
+      </w:r>
+    </w:p>
+    <w:p>
+      <w:pPr/>
+      <w:r>
+        <w:t xml:space="preserve">Rev E has not been re-costed yet. It adds the flyback (UC3843B, PA3855.006NLT, FDN86246, EL357N, TL431, about 20 passives) and swaps the CA-IS3642LVW for the cheaper CA-IS3742LW. It also drops the REF3030 and the secondary VBUS-fed 10 V stage. The JLC BOM has 82 lines (duplicate LCSC numbers merged), and every assembled part has an LCSC number.</w:t>
       </w:r>
     </w:p>
     <w:tbl>
@@ -5477,10 +5559,10 @@
         <w:tblLook w:val="04A0" w:firstRow="1" w:lastRow="0" w:firstColumn="0" w:lastColumn="0" w:noHBand="0" w:noVBand="1"/>
       </w:tblPr>
       <w:tblGrid>
-        <w:gridCol w:w="2597"/>
+        <w:gridCol w:w="2667"/>
         <w:gridCol w:w="1344"/>
         <w:gridCol w:w="1312"/>
-        <w:gridCol w:w="4107"/>
+        <w:gridCol w:w="4037"/>
       </w:tblGrid>
       <w:tr>
         <w:trPr>
@@ -5488,7 +5570,7 @@
         </w:trPr>
         <w:tc>
           <w:tcPr>
-            <w:tcW w:w="2597" w:type="dxa"/>
+            <w:tcW w:w="2667" w:type="dxa"/>
             <w:shd w:val="clear" w:color="auto" w:fill="F2F2F2"/>
           </w:tcPr>
           <w:p>
@@ -5524,7 +5606,7 @@
         </w:tc>
         <w:tc>
           <w:tcPr>
-            <w:tcW w:w="4107" w:type="dxa"/>
+            <w:tcW w:w="4037" w:type="dxa"/>
             <w:shd w:val="clear" w:color="auto" w:fill="F2F2F2"/>
           </w:tcPr>
           <w:p>
@@ -5538,7 +5620,7 @@
       <w:tr>
         <w:tc>
           <w:tcPr>
-            <w:tcW w:w="2597" w:type="dxa"/>
+            <w:tcW w:w="2667" w:type="dxa"/>
           </w:tcPr>
           <w:p>
             <w:pPr/>
@@ -5576,7 +5658,7 @@
         </w:tc>
         <w:tc>
           <w:tcPr>
-            <w:tcW w:w="4107" w:type="dxa"/>
+            <w:tcW w:w="4037" w:type="dxa"/>
           </w:tcPr>
           <w:p>
             <w:pPr/>
@@ -5600,7 +5682,7 @@
       <w:tr>
         <w:tc>
           <w:tcPr>
-            <w:tcW w:w="2597" w:type="dxa"/>
+            <w:tcW w:w="2667" w:type="dxa"/>
           </w:tcPr>
           <w:p>
             <w:pPr/>
@@ -5638,7 +5720,7 @@
         </w:tc>
         <w:tc>
           <w:tcPr>
-            <w:tcW w:w="4107" w:type="dxa"/>
+            <w:tcW w:w="4037" w:type="dxa"/>
           </w:tcPr>
           <w:p>
             <w:pPr/>
@@ -5651,7 +5733,7 @@
       <w:tr>
         <w:tc>
           <w:tcPr>
-            <w:tcW w:w="2597" w:type="dxa"/>
+            <w:tcW w:w="2667" w:type="dxa"/>
           </w:tcPr>
           <w:p>
             <w:pPr/>
@@ -5689,7 +5771,7 @@
         </w:tc>
         <w:tc>
           <w:tcPr>
-            <w:tcW w:w="4107" w:type="dxa"/>
+            <w:tcW w:w="4037" w:type="dxa"/>
           </w:tcPr>
           <w:p>
             <w:pPr/>
@@ -5702,7 +5784,7 @@
       <w:tr>
         <w:tc>
           <w:tcPr>
-            <w:tcW w:w="2597" w:type="dxa"/>
+            <w:tcW w:w="2667" w:type="dxa"/>
           </w:tcPr>
           <w:p>
             <w:pPr/>
@@ -5743,7 +5825,7 @@
         </w:tc>
         <w:tc>
           <w:tcPr>
-            <w:tcW w:w="4107" w:type="dxa"/>
+            <w:tcW w:w="4037" w:type="dxa"/>
           </w:tcPr>
           <w:p>
             <w:pPr/>
@@ -5767,7 +5849,7 @@
       <w:tr>
         <w:tc>
           <w:tcPr>
-            <w:tcW w:w="2597" w:type="dxa"/>
+            <w:tcW w:w="2667" w:type="dxa"/>
           </w:tcPr>
           <w:p>
             <w:pPr/>
@@ -5805,7 +5887,7 @@
         </w:tc>
         <w:tc>
           <w:tcPr>
-            <w:tcW w:w="4107" w:type="dxa"/>
+            <w:tcW w:w="4037" w:type="dxa"/>
           </w:tcPr>
           <w:p>
             <w:pPr/>
@@ -5818,7 +5900,7 @@
       <w:tr>
         <w:tc>
           <w:tcPr>
-            <w:tcW w:w="2597" w:type="dxa"/>
+            <w:tcW w:w="2667" w:type="dxa"/>
           </w:tcPr>
           <w:p>
             <w:pPr/>
@@ -5859,7 +5941,7 @@
         </w:tc>
         <w:tc>
           <w:tcPr>
-            <w:tcW w:w="4107" w:type="dxa"/>
+            <w:tcW w:w="4037" w:type="dxa"/>
           </w:tcPr>
           <w:p>
             <w:pPr/>
@@ -5872,7 +5954,7 @@
       <w:tr>
         <w:tc>
           <w:tcPr>
-            <w:tcW w:w="2597" w:type="dxa"/>
+            <w:tcW w:w="2667" w:type="dxa"/>
           </w:tcPr>
           <w:p>
             <w:pPr/>
@@ -5913,7 +5995,7 @@
         </w:tc>
         <w:tc>
           <w:tcPr>
-            <w:tcW w:w="4107" w:type="dxa"/>
+            <w:tcW w:w="4037" w:type="dxa"/>
           </w:tcPr>
           <w:p>
             <w:pPr/>
@@ -5926,7 +6008,7 @@
       <w:tr>
         <w:tc>
           <w:tcPr>
-            <w:tcW w:w="2597" w:type="dxa"/>
+            <w:tcW w:w="2667" w:type="dxa"/>
           </w:tcPr>
           <w:p>
             <w:pPr/>
@@ -5959,7 +6041,7 @@
         </w:tc>
         <w:tc>
           <w:tcPr>
-            <w:tcW w:w="4107" w:type="dxa"/>
+            <w:tcW w:w="4037" w:type="dxa"/>
           </w:tcPr>
           <w:p>
             <w:pPr/>
@@ -5972,7 +6054,7 @@
       <w:tr>
         <w:tc>
           <w:tcPr>
-            <w:tcW w:w="2597" w:type="dxa"/>
+            <w:tcW w:w="2667" w:type="dxa"/>
           </w:tcPr>
           <w:p>
             <w:pPr/>
@@ -6005,7 +6087,7 @@
         </w:tc>
         <w:tc>
           <w:tcPr>
-            <w:tcW w:w="4107" w:type="dxa"/>
+            <w:tcW w:w="4037" w:type="dxa"/>
           </w:tcPr>
           <w:p>
             <w:pPr/>
@@ -6018,7 +6100,7 @@
       <w:tr>
         <w:tc>
           <w:tcPr>
-            <w:tcW w:w="2597" w:type="dxa"/>
+            <w:tcW w:w="2667" w:type="dxa"/>
           </w:tcPr>
           <w:p>
             <w:pPr/>
@@ -6056,7 +6138,7 @@
         </w:tc>
         <w:tc>
           <w:tcPr>
-            <w:tcW w:w="4107" w:type="dxa"/>
+            <w:tcW w:w="4037" w:type="dxa"/>
           </w:tcPr>
           <w:p>
             <w:pPr/>
@@ -6069,7 +6151,7 @@
       <w:tr>
         <w:tc>
           <w:tcPr>
-            <w:tcW w:w="2597" w:type="dxa"/>
+            <w:tcW w:w="2667" w:type="dxa"/>
           </w:tcPr>
           <w:p>
             <w:pPr/>
@@ -6102,7 +6184,7 @@
         </w:tc>
         <w:tc>
           <w:tcPr>
-            <w:tcW w:w="4107" w:type="dxa"/>
+            <w:tcW w:w="4037" w:type="dxa"/>
           </w:tcPr>
           <w:p>
             <w:pPr/>
@@ -6115,7 +6197,7 @@
       <w:tr>
         <w:tc>
           <w:tcPr>
-            <w:tcW w:w="2597" w:type="dxa"/>
+            <w:tcW w:w="2667" w:type="dxa"/>
           </w:tcPr>
           <w:p>
             <w:pPr/>
@@ -6148,7 +6230,7 @@
         </w:tc>
         <w:tc>
           <w:tcPr>
-            <w:tcW w:w="4107" w:type="dxa"/>
+            <w:tcW w:w="4037" w:type="dxa"/>
           </w:tcPr>
           <w:p>
             <w:pPr/>
@@ -6161,7 +6243,7 @@
       <w:tr>
         <w:tc>
           <w:tcPr>
-            <w:tcW w:w="2597" w:type="dxa"/>
+            <w:tcW w:w="2667" w:type="dxa"/>
           </w:tcPr>
           <w:p>
             <w:pPr/>
@@ -6210,7 +6292,7 @@
         </w:tc>
         <w:tc>
           <w:tcPr>
-            <w:tcW w:w="4107" w:type="dxa"/>
+            <w:tcW w:w="4037" w:type="dxa"/>
           </w:tcPr>
           <w:p>
             <w:pPr/>
@@ -6223,12 +6305,12 @@
       <w:tr>
         <w:tc>
           <w:tcPr>
-            <w:tcW w:w="2597" w:type="dxa"/>
-          </w:tcPr>
-          <w:p>
-            <w:pPr/>
-            <w:r>
-              <w:t xml:space="preserve">REF3030AIDBZR (ADC reference)</w:t>
+            <w:tcW w:w="2667" w:type="dxa"/>
+          </w:tcPr>
+          <w:p>
+            <w:pPr/>
+            <w:r>
+              <w:t xml:space="preserve">REF3030AIDBZR (ADC reference, removed in Rev E)</w:t>
             </w:r>
           </w:p>
         </w:tc>
@@ -6256,7 +6338,7 @@
         </w:tc>
         <w:tc>
           <w:tcPr>
-            <w:tcW w:w="4107" w:type="dxa"/>
+            <w:tcW w:w="4037" w:type="dxa"/>
           </w:tcPr>
           <w:p>
             <w:pPr/>
@@ -6284,7 +6366,629 @@
     <w:p>
       <w:pPr/>
       <w:r>
-        <w:t xml:space="preserve">The board is 160 x 105 mm, 4 layers, with 257 footprints, 1,886 track segments and 763 vias (after the 18 Oct clean-up, the VIN monitor, the REF3030 ADC reference and the F1 / L2 / L3 footprint change). It meets JLCPCB's 4-layer capabilities with 2 oz outer copper: trace/space 0.15/0.2 mm, vias 0.6/0.3 mm, PTH annular ring 0.34 mm or more, PTH pad to track 0.28 mm or more, hole to inner copper 0.3 mm or more, copper to edge 0.5 mm, mask bridge 0.2 mm, silkscreen text 1.0 mm / 0.15 mm. These limits are in the project as custom DRC rules (DCDC_LLC_4SBB_G474.kicad_dru), so KiCad flags any later edit that breaks them. It is fully routed and KiCad DRC reports 0 errors, 0 unconnected pads and 0 silkscreen warnings. The only other DRC lines are 199 "footprint differs from library" notices. They appear because silkscreen widths and text sizes were changed to meet JLCPCB limits, and they do not affect the board.</w:t>
+        <w:t xml:space="preserve">Rev E board: 160 x 105 mm, 4 layers, 1 oz outer / 0.5 oz inner, 284 footprints, 1,463 track segments, 772 vias and 44 zones. KiCad DRC with the JLCPCB rules (DCDC_LLC_4SBB_G474.kicad_dru) reports 0 clearance errors, 0 unconnected items and 0 silkscreen-overlap or text-size errors. The remaining DRC lines are 199 "footprint differs from library" notices, 16 courtyard overlaps that were checked and accepted (SMD parts inside a transformer or MCU courtyard but outside its body, and the DNP R122/C98 pair), and 4 footprint silk marks that JLC clips at the pads. 53 references on the densest small parts are hidden on the silkscreen; every reference stays on the assembly (fab) layer.</w:t>
+      </w:r>
+    </w:p>
+    <w:p>
+      <w:pPr>
+        <w:pStyle w:val="Heading3"/>
+      </w:pPr>
+      <w:r>
+        <w:t xml:space="preserve">Rev E layout and copper</w:t>
+      </w:r>
+    </w:p>
+    <w:p>
+      <w:pPr/>
+      <w:r>
+        <w:t xml:space="preserve">The board was laid out again for 1 oz outer copper. Power runs on F.Cu pours, one net per pour. In1 is solid ground (GNDP / GND / GND_ISO) with 4 mm keep-out bands at the barrier. B.Cu carries the VBUS link, the VOUT strip and a copy of the PGND bar. In2 and B.Cu carry the signals under a ground flood. Copper loss in the main current paths at the 50 W / 12 V-in corner totals about 0.5 W, with no path above 90 mW (calc/copper_check.txt).</w:t>
+      </w:r>
+    </w:p>
+    <w:tbl>
+      <w:tblPr>
+        <w:tblStyle w:val="TableGrid"/>
+        <w:tblW w:w="0" w:type="auto"/>
+        <w:tblLayout w:type="fixed"/>
+        <w:tblLook w:val="04A0" w:firstRow="1" w:lastRow="0" w:firstColumn="0" w:lastColumn="0" w:noHBand="0" w:noVBand="1"/>
+      </w:tblPr>
+      <w:tblGrid>
+        <w:gridCol w:w="3366"/>
+        <w:gridCol w:w="1864"/>
+        <w:gridCol w:w="1311"/>
+        <w:gridCol w:w="1422"/>
+        <w:gridCol w:w="1397"/>
+      </w:tblGrid>
+      <w:tr>
+        <w:trPr>
+          <w:tblHeader/>
+        </w:trPr>
+        <w:tc>
+          <w:tcPr>
+            <w:tcW w:w="3366" w:type="dxa"/>
+            <w:shd w:val="clear" w:color="auto" w:fill="F2F2F2"/>
+          </w:tcPr>
+          <w:p>
+            <w:pPr/>
+            <w:r>
+              <w:t xml:space="preserve">Path</w:t>
+            </w:r>
+          </w:p>
+        </w:tc>
+        <w:tc>
+          <w:tcPr>
+            <w:tcW w:w="1864" w:type="dxa"/>
+            <w:shd w:val="clear" w:color="auto" w:fill="F2F2F2"/>
+          </w:tcPr>
+          <w:p>
+            <w:pPr/>
+            <w:r>
+              <w:t xml:space="preserve">Current (A rms)</w:t>
+            </w:r>
+          </w:p>
+        </w:tc>
+        <w:tc>
+          <w:tcPr>
+            <w:tcW w:w="1311" w:type="dxa"/>
+            <w:shd w:val="clear" w:color="auto" w:fill="F2F2F2"/>
+          </w:tcPr>
+          <w:p>
+            <w:pPr/>
+            <w:r>
+              <w:t xml:space="preserve">Narrowest (mm, F.Cu)</w:t>
+            </w:r>
+          </w:p>
+        </w:tc>
+        <w:tc>
+          <w:tcPr>
+            <w:tcW w:w="1422" w:type="dxa"/>
+            <w:shd w:val="clear" w:color="auto" w:fill="F2F2F2"/>
+          </w:tcPr>
+          <w:p>
+            <w:pPr/>
+            <w:r>
+              <w:t xml:space="preserve">Layers</w:t>
+            </w:r>
+          </w:p>
+        </w:tc>
+        <w:tc>
+          <w:tcPr>
+            <w:tcW w:w="1397" w:type="dxa"/>
+            <w:shd w:val="clear" w:color="auto" w:fill="F2F2F2"/>
+          </w:tcPr>
+          <w:p>
+            <w:pPr/>
+            <w:r>
+              <w:t xml:space="preserve">Loss (mW)</w:t>
+            </w:r>
+          </w:p>
+        </w:tc>
+      </w:tr>
+      <w:tr>
+        <w:tc>
+          <w:tcPr>
+            <w:tcW w:w="3366" w:type="dxa"/>
+          </w:tcPr>
+          <w:p>
+            <w:pPr/>
+            <w:r>
+              <w:t xml:space="preserve">LLC half-bridge -&gt; T1 (HB_SW)</w:t>
+            </w:r>
+          </w:p>
+        </w:tc>
+        <w:tc>
+          <w:tcPr>
+            <w:tcW w:w="1864" w:type="dxa"/>
+          </w:tcPr>
+          <w:p>
+            <w:pPr/>
+            <w:r>
+              <w:t xml:space="preserve">10.1</w:t>
+            </w:r>
+          </w:p>
+        </w:tc>
+        <w:tc>
+          <w:tcPr>
+            <w:tcW w:w="1311" w:type="dxa"/>
+          </w:tcPr>
+          <w:p>
+            <w:pPr/>
+            <w:r>
+              <w:t xml:space="preserve">6.4</w:t>
+            </w:r>
+          </w:p>
+        </w:tc>
+        <w:tc>
+          <w:tcPr>
+            <w:tcW w:w="1422" w:type="dxa"/>
+          </w:tcPr>
+          <w:p>
+            <w:pPr/>
+            <w:r>
+              <w:t xml:space="preserve">F</w:t>
+            </w:r>
+          </w:p>
+        </w:tc>
+        <w:tc>
+          <w:tcPr>
+            <w:tcW w:w="1397" w:type="dxa"/>
+          </w:tcPr>
+          <w:p>
+            <w:pPr/>
+            <w:r>
+              <w:t xml:space="preserve">28</w:t>
+            </w:r>
+          </w:p>
+        </w:tc>
+      </w:tr>
+      <w:tr>
+        <w:tc>
+          <w:tcPr>
+            <w:tcW w:w="3366" w:type="dxa"/>
+          </w:tcPr>
+          <w:p>
+            <w:pPr/>
+            <w:r>
+              <w:t xml:space="preserve">T1 -&gt; resonant caps (CR_MID)</w:t>
+            </w:r>
+          </w:p>
+        </w:tc>
+        <w:tc>
+          <w:tcPr>
+            <w:tcW w:w="1864" w:type="dxa"/>
+          </w:tcPr>
+          <w:p>
+            <w:pPr/>
+            <w:r>
+              <w:t xml:space="preserve">10.1</w:t>
+            </w:r>
+          </w:p>
+        </w:tc>
+        <w:tc>
+          <w:tcPr>
+            <w:tcW w:w="1311" w:type="dxa"/>
+          </w:tcPr>
+          <w:p>
+            <w:pPr/>
+            <w:r>
+              <w:t xml:space="preserve">5.0</w:t>
+            </w:r>
+          </w:p>
+        </w:tc>
+        <w:tc>
+          <w:tcPr>
+            <w:tcW w:w="1422" w:type="dxa"/>
+          </w:tcPr>
+          <w:p>
+            <w:pPr/>
+            <w:r>
+              <w:t xml:space="preserve">F</w:t>
+            </w:r>
+          </w:p>
+        </w:tc>
+        <w:tc>
+          <w:tcPr>
+            <w:tcW w:w="1397" w:type="dxa"/>
+          </w:tcPr>
+          <w:p>
+            <w:pPr/>
+            <w:r>
+              <w:t xml:space="preserve">90</w:t>
+            </w:r>
+          </w:p>
+        </w:tc>
+      </w:tr>
+      <w:tr>
+        <w:tc>
+          <w:tcPr>
+            <w:tcW w:w="3366" w:type="dxa"/>
+          </w:tcPr>
+          <w:p>
+            <w:pPr/>
+            <w:r>
+              <w:t xml:space="preserve">VIN: F1 -&gt; C60..C61 -&gt; Q5</w:t>
+            </w:r>
+          </w:p>
+        </w:tc>
+        <w:tc>
+          <w:tcPr>
+            <w:tcW w:w="1864" w:type="dxa"/>
+          </w:tcPr>
+          <w:p>
+            <w:pPr/>
+            <w:r>
+              <w:t xml:space="preserve">4.6</w:t>
+            </w:r>
+          </w:p>
+        </w:tc>
+        <w:tc>
+          <w:tcPr>
+            <w:tcW w:w="1311" w:type="dxa"/>
+          </w:tcPr>
+          <w:p>
+            <w:pPr/>
+            <w:r>
+              <w:t xml:space="preserve">7.2</w:t>
+            </w:r>
+          </w:p>
+        </w:tc>
+        <w:tc>
+          <w:tcPr>
+            <w:tcW w:w="1422" w:type="dxa"/>
+          </w:tcPr>
+          <w:p>
+            <w:pPr/>
+            <w:r>
+              <w:t xml:space="preserve">F</w:t>
+            </w:r>
+          </w:p>
+        </w:tc>
+        <w:tc>
+          <w:tcPr>
+            <w:tcW w:w="1397" w:type="dxa"/>
+          </w:tcPr>
+          <w:p>
+            <w:pPr/>
+            <w:r>
+              <w:t xml:space="preserve">44</w:t>
+            </w:r>
+          </w:p>
+        </w:tc>
+      </w:tr>
+      <w:tr>
+        <w:tc>
+          <w:tcPr>
+            <w:tcW w:w="3366" w:type="dxa"/>
+          </w:tcPr>
+          <w:p>
+            <w:pPr/>
+            <w:r>
+              <w:t xml:space="preserve">SR side -&gt; 4SBB input (VBUS)</w:t>
+            </w:r>
+          </w:p>
+        </w:tc>
+        <w:tc>
+          <w:tcPr>
+            <w:tcW w:w="1864" w:type="dxa"/>
+          </w:tcPr>
+          <w:p>
+            <w:pPr/>
+            <w:r>
+              <w:t xml:space="preserve">4.5</w:t>
+            </w:r>
+          </w:p>
+        </w:tc>
+        <w:tc>
+          <w:tcPr>
+            <w:tcW w:w="1311" w:type="dxa"/>
+          </w:tcPr>
+          <w:p>
+            <w:pPr/>
+            <w:r>
+              <w:t xml:space="preserve">1.2</w:t>
+            </w:r>
+          </w:p>
+        </w:tc>
+        <w:tc>
+          <w:tcPr>
+            <w:tcW w:w="1422" w:type="dxa"/>
+          </w:tcPr>
+          <w:p>
+            <w:pPr/>
+            <w:r>
+              <w:t xml:space="preserve">F + B link</w:t>
+            </w:r>
+          </w:p>
+        </w:tc>
+        <w:tc>
+          <w:tcPr>
+            <w:tcW w:w="1397" w:type="dxa"/>
+          </w:tcPr>
+          <w:p>
+            <w:pPr/>
+            <w:r>
+              <w:t xml:space="preserve">26</w:t>
+            </w:r>
+          </w:p>
+        </w:tc>
+      </w:tr>
+      <w:tr>
+        <w:tc>
+          <w:tcPr>
+            <w:tcW w:w="3366" w:type="dxa"/>
+          </w:tcPr>
+          <w:p>
+            <w:pPr/>
+            <w:r>
+              <w:t xml:space="preserve">Q1/Q2 -&gt; L1 (SW1)</w:t>
+            </w:r>
+          </w:p>
+        </w:tc>
+        <w:tc>
+          <w:tcPr>
+            <w:tcW w:w="1864" w:type="dxa"/>
+          </w:tcPr>
+          <w:p>
+            <w:pPr/>
+            <w:r>
+              <w:t xml:space="preserve">5.2</w:t>
+            </w:r>
+          </w:p>
+        </w:tc>
+        <w:tc>
+          <w:tcPr>
+            <w:tcW w:w="1311" w:type="dxa"/>
+          </w:tcPr>
+          <w:p>
+            <w:pPr/>
+            <w:r>
+              <w:t xml:space="preserve">6.8</w:t>
+            </w:r>
+          </w:p>
+        </w:tc>
+        <w:tc>
+          <w:tcPr>
+            <w:tcW w:w="1422" w:type="dxa"/>
+          </w:tcPr>
+          <w:p>
+            <w:pPr/>
+            <w:r>
+              <w:t xml:space="preserve">F</w:t>
+            </w:r>
+          </w:p>
+        </w:tc>
+        <w:tc>
+          <w:tcPr>
+            <w:tcW w:w="1397" w:type="dxa"/>
+          </w:tcPr>
+          <w:p>
+            <w:pPr/>
+            <w:r>
+              <w:t xml:space="preserve">25</w:t>
+            </w:r>
+          </w:p>
+        </w:tc>
+      </w:tr>
+      <w:tr>
+        <w:tc>
+          <w:tcPr>
+            <w:tcW w:w="3366" w:type="dxa"/>
+          </w:tcPr>
+          <w:p>
+            <w:pPr/>
+            <w:r>
+              <w:t xml:space="preserve">Q2 sources -&gt; RS1 (PGND)</w:t>
+            </w:r>
+          </w:p>
+        </w:tc>
+        <w:tc>
+          <w:tcPr>
+            <w:tcW w:w="1864" w:type="dxa"/>
+          </w:tcPr>
+          <w:p>
+            <w:pPr/>
+            <w:r>
+              <w:t xml:space="preserve">5.0</w:t>
+            </w:r>
+          </w:p>
+        </w:tc>
+        <w:tc>
+          <w:tcPr>
+            <w:tcW w:w="1311" w:type="dxa"/>
+          </w:tcPr>
+          <w:p>
+            <w:pPr/>
+            <w:r>
+              <w:t xml:space="preserve">1.8</w:t>
+            </w:r>
+          </w:p>
+        </w:tc>
+        <w:tc>
+          <w:tcPr>
+            <w:tcW w:w="1422" w:type="dxa"/>
+          </w:tcPr>
+          <w:p>
+            <w:pPr/>
+            <w:r>
+              <w:t xml:space="preserve">F + B copy</w:t>
+            </w:r>
+          </w:p>
+        </w:tc>
+        <w:tc>
+          <w:tcPr>
+            <w:tcW w:w="1397" w:type="dxa"/>
+          </w:tcPr>
+          <w:p>
+            <w:pPr/>
+            <w:r>
+              <w:t xml:space="preserve">27</w:t>
+            </w:r>
+          </w:p>
+        </w:tc>
+      </w:tr>
+      <w:tr>
+        <w:tc>
+          <w:tcPr>
+            <w:tcW w:w="3366" w:type="dxa"/>
+          </w:tcPr>
+          <w:p>
+            <w:pPr/>
+            <w:r>
+              <w:t xml:space="preserve">Q3 -&gt; output caps -&gt; J2 (VOUT)</w:t>
+            </w:r>
+          </w:p>
+        </w:tc>
+        <w:tc>
+          <w:tcPr>
+            <w:tcW w:w="1864" w:type="dxa"/>
+          </w:tcPr>
+          <w:p>
+            <w:pPr/>
+            <w:r>
+              <w:t xml:space="preserve">5.0</w:t>
+            </w:r>
+          </w:p>
+        </w:tc>
+        <w:tc>
+          <w:tcPr>
+            <w:tcW w:w="1311" w:type="dxa"/>
+          </w:tcPr>
+          <w:p>
+            <w:pPr/>
+            <w:r>
+              <w:t xml:space="preserve">3.4</w:t>
+            </w:r>
+          </w:p>
+        </w:tc>
+        <w:tc>
+          <w:tcPr>
+            <w:tcW w:w="1422" w:type="dxa"/>
+          </w:tcPr>
+          <w:p>
+            <w:pPr/>
+            <w:r>
+              <w:t xml:space="preserve">F + B</w:t>
+            </w:r>
+          </w:p>
+        </w:tc>
+        <w:tc>
+          <w:tcPr>
+            <w:tcW w:w="1397" w:type="dxa"/>
+          </w:tcPr>
+          <w:p>
+            <w:pPr/>
+            <w:r>
+              <w:t xml:space="preserve">69</w:t>
+            </w:r>
+          </w:p>
+        </w:tc>
+      </w:tr>
+      <w:tr>
+        <w:tc>
+          <w:tcPr>
+            <w:tcW w:w="3366" w:type="dxa"/>
+          </w:tcPr>
+          <w:p>
+            <w:pPr/>
+            <w:r>
+              <w:t xml:space="preserve">RSH1 -&gt; RS1 -&gt; SR return (GND)</w:t>
+            </w:r>
+          </w:p>
+        </w:tc>
+        <w:tc>
+          <w:tcPr>
+            <w:tcW w:w="1864" w:type="dxa"/>
+          </w:tcPr>
+          <w:p>
+            <w:pPr/>
+            <w:r>
+              <w:t xml:space="preserve">5.0</w:t>
+            </w:r>
+          </w:p>
+        </w:tc>
+        <w:tc>
+          <w:tcPr>
+            <w:tcW w:w="1311" w:type="dxa"/>
+          </w:tcPr>
+          <w:p>
+            <w:pPr/>
+            <w:r>
+              <w:t xml:space="preserve">1.3 (In1)</w:t>
+            </w:r>
+          </w:p>
+        </w:tc>
+        <w:tc>
+          <w:tcPr>
+            <w:tcW w:w="1422" w:type="dxa"/>
+          </w:tcPr>
+          <w:p>
+            <w:pPr/>
+            <w:r>
+              <w:t xml:space="preserve">In1 + B + F</w:t>
+            </w:r>
+          </w:p>
+        </w:tc>
+        <w:tc>
+          <w:tcPr>
+            <w:tcW w:w="1397" w:type="dxa"/>
+          </w:tcPr>
+          <w:p>
+            <w:pPr/>
+            <w:r>
+              <w:t xml:space="preserve">50</w:t>
+            </w:r>
+          </w:p>
+        </w:tc>
+      </w:tr>
+    </w:tbl>
+    <w:p>
+      <w:pPr/>
+      <w:r>
+        <w:t xml:space="preserve">IPC-2221 (outer layer, 1 oz, 20 °C rise) needs about 1.8 mm for 5 A and 4.7 mm for 10 A. The two narrower necks are short and have a parallel layer.</w:t>
+      </w:r>
+    </w:p>
+    <w:p>
+      <w:pPr/>
+      <w:r>
+        <w:t xml:space="preserve">Other layout choices in Rev E:</w:t>
+      </w:r>
+    </w:p>
+    <w:p>
+      <w:pPr>
+        <w:pStyle w:val="ListParagraph"/>
+        <w:numPr>
+          <w:ilvl w:val="0"/>
+          <w:numId w:val="7"/>
+        </w:numPr>
+      </w:pPr>
+      <w:r>
+        <w:t xml:space="preserve">Every gate loop is a tight pair (HO + its HS return, 0.4 mm, 0.4 mm gap) on B.Cu or In2. The bootstrap cap and gate resistor sit beside the driver so HO leaves straight through the resistor (U10/R62/C67, U2/R4/C15).</w:t>
+      </w:r>
+    </w:p>
+    <w:p>
+      <w:pPr>
+        <w:pStyle w:val="ListParagraph"/>
+        <w:numPr>
+          <w:ilvl w:val="0"/>
+          <w:numId w:val="7"/>
+        </w:numPr>
+      </w:pPr>
+      <w:r>
+        <w:t xml:space="preserve">Power via fields (VBUS, VOUT, PGND top-to-bottom) use 0.6/0.3 mm vias at 1.7 mm pitch. That leaves a 0.5 mm ground web between the antipads on In1, so the plane under the power stage has no slot.</w:t>
+      </w:r>
+    </w:p>
+    <w:p>
+      <w:pPr>
+        <w:pStyle w:val="ListParagraph"/>
+        <w:numPr>
+          <w:ilvl w:val="0"/>
+          <w:numId w:val="7"/>
+        </w:numPr>
+      </w:pPr>
+      <w:r>
+        <w:t xml:space="preserve">Each small R/C ground pad in the MCU area has its own via, and the MCU GND pins drop to vias inside the pin ring. C1/C5 returns have vias right beside the pads.</w:t>
+      </w:r>
+    </w:p>
+    <w:p>
+      <w:pPr>
+        <w:pStyle w:val="ListParagraph"/>
+        <w:numPr>
+          <w:ilvl w:val="0"/>
+          <w:numId w:val="7"/>
+        </w:numPr>
+      </w:pPr>
+      <w:r>
+        <w:t xml:space="preserve">The router kept 0.45 mm off the board edge and 0.28 mm from PTH pads, and treated the power pours as obstacles.</w:t>
+      </w:r>
+    </w:p>
+    <w:p>
+      <w:pPr>
+        <w:pStyle w:val="ListParagraph"/>
+        <w:numPr>
+          <w:ilvl w:val="0"/>
+          <w:numId w:val="7"/>
+        </w:numPr>
+      </w:pPr>
+      <w:r>
+        <w:t xml:space="preserve">No copper crosses the 4 mm isolation bands. Only T1, T2, U12 and U21 bridge them.</w:t>
       </w:r>
     </w:p>
     <w:tbl>
@@ -6437,7 +7141,7 @@
         <w:pStyle w:val="ListParagraph"/>
         <w:numPr>
           <w:ilvl w:val="0"/>
-          <w:numId w:val="7"/>
+          <w:numId w:val="8"/>
         </w:numPr>
       </w:pPr>
       <w:r>
@@ -6448,104 +7152,6 @@
       </w:r>
       <w:r>
         <w:t xml:space="preserve"> C61-C63 straddle the Q5 drain and the Q6 source, so the half-bridge loop is about 9 x 8 mm over the GNDP plane. The HB_SW node is a small pour going straight into T1 pins 1-3. CR1-CR6 sit in one column against the T1 CR_MID pins.</w:t>
-      </w:r>
-    </w:p>
-    <w:p>
-      <w:pPr>
-        <w:pStyle w:val="ListParagraph"/>
-        <w:numPr>
-          <w:ilvl w:val="0"/>
-          <w:numId w:val="7"/>
-        </w:numPr>
-      </w:pPr>
-      <w:r>
-        <w:rPr>
-          <w:b/>
-        </w:rPr>
-        <w:t xml:space="preserve">Input.</w:t>
-      </w:r>
-      <w:r>
-        <w:t xml:space="preserve"> J1 -&gt; F1 -&gt; D1 / C60 -&gt; the C61-C63 bank on 2.5 mm copper plus a VIN pour.</w:t>
-      </w:r>
-    </w:p>
-    <w:p>
-      <w:pPr>
-        <w:pStyle w:val="ListParagraph"/>
-        <w:numPr>
-          <w:ilvl w:val="0"/>
-          <w:numId w:val="7"/>
-        </w:numPr>
-      </w:pPr>
-      <w:r>
-        <w:rPr>
-          <w:b/>
-        </w:rPr>
-        <w:t xml:space="preserve">Synchronous rectifier.</w:t>
-      </w:r>
-      <w:r>
-        <w:t xml:space="preserve"> The Q7/Q8 drains face the T1 SR pins (about 4 mm). The VBUS ceramics C2-C4 sit between the T1 centre tap and the SR sources.</w:t>
-      </w:r>
-    </w:p>
-    <w:p>
-      <w:pPr>
-        <w:pStyle w:val="ListParagraph"/>
-        <w:numPr>
-          <w:ilvl w:val="0"/>
-          <w:numId w:val="7"/>
-        </w:numPr>
-      </w:pPr>
-      <w:r>
-        <w:rPr>
-          <w:b/>
-        </w:rPr>
-        <w:t xml:space="preserve">VBUS to the 4SBB.</w:t>
-      </w:r>
-      <w:r>
-        <w:t xml:space="preserve"> A 2.5 mm bottom-layer bar plus four 0.8 mm vias runs from the T1 centre tap to C5/C6/Q1.</w:t>
-      </w:r>
-    </w:p>
-    <w:p>
-      <w:pPr>
-        <w:pStyle w:val="ListParagraph"/>
-        <w:numPr>
-          <w:ilvl w:val="0"/>
-          <w:numId w:val="7"/>
-        </w:numPr>
-      </w:pPr>
-      <w:r>
-        <w:rPr>
-          <w:b/>
-        </w:rPr>
-        <w:t xml:space="preserve">4SBB.</w:t>
-      </w:r>
-      <w:r>
-        <w:t xml:space="preserve"> It follows the LM5175 layout: L1 on top, Q1/Q2 on the left, Q3/Q4 on the right. The low-side sources face each other, joined by a PGND bar into RS1. The input ceramics are at the Q1 drain and the output ceramics at the Q3 drain. The ground returns run on Inner 1 directly under each loop.</w:t>
-      </w:r>
-    </w:p>
-    <w:p>
-      <w:pPr>
-        <w:pStyle w:val="ListParagraph"/>
-        <w:numPr>
-          <w:ilvl w:val="0"/>
-          <w:numId w:val="7"/>
-        </w:numPr>
-      </w:pPr>
-      <w:r>
-        <w:rPr>
-          <w:b/>
-        </w:rPr>
-        <w:t xml:space="preserve">Output.</w:t>
-      </w:r>
-      <w:r>
-        <w:t xml:space="preserve"> Q3 -&gt; C7-C12 -&gt; C11 -&gt; J2 on 1.5-2.5 mm copper plus a VOUT pour. VOUT_N runs from J2 to RSH1 on a bottom-layer bar.</w:t>
-      </w:r>
-    </w:p>
-    <w:p>
-      <w:pPr>
-        <w:pStyle w:val="Heading3"/>
-      </w:pPr>
-      <w:r>
-        <w:t xml:space="preserve">Noise and interference</w:t>
       </w:r>
     </w:p>
     <w:p>
@@ -6557,7 +7163,13 @@
         </w:numPr>
       </w:pPr>
       <w:r>
-        <w:t xml:space="preserve">Switch nodes (HB_SW, SW1, SW2, SR_D1, SR_D2) are kept to small pours. They carry no test pads, and the Inner 1 ground shields every Inner 2 or bottom signal crossing under them.</w:t>
+        <w:rPr>
+          <w:b/>
+        </w:rPr>
+        <w:t xml:space="preserve">Input.</w:t>
+      </w:r>
+      <w:r>
+        <w:t xml:space="preserve"> J1 -&gt; F1 -&gt; D1 / C60 -&gt; the C61-C63 bank on 2.5 mm copper plus a VIN pour.</w:t>
       </w:r>
     </w:p>
     <w:p>
@@ -6569,7 +7181,13 @@
         </w:numPr>
       </w:pPr>
       <w:r>
-        <w:t xml:space="preserve">Kelvin sensing: U7 taps the inner edges of the RS1 pads and U8 taps RSH1. Neither amplifier input gets a plane via. The NTC now sits between Q2 and RS1, the hottest spot.</w:t>
+        <w:rPr>
+          <w:b/>
+        </w:rPr>
+        <w:t xml:space="preserve">Synchronous rectifier.</w:t>
+      </w:r>
+      <w:r>
+        <w:t xml:space="preserve"> The Q7/Q8 drains face the T1 SR pins (about 4 mm). The VBUS ceramics C2-C4 sit between the T1 centre tap and the SR sources.</w:t>
       </w:r>
     </w:p>
     <w:p>
@@ -6581,7 +7199,13 @@
         </w:numPr>
       </w:pPr>
       <w:r>
-        <w:t xml:space="preserve">MCU: U1 is rotated so that its HRTIM and sense pins face the power stage. A GND island under the LQFP with 16 vias to Inner 1 serves as the return for all VSS pins and decoupling. Every unused pin has its own 10k pull-down, fanned out so escape routes stay free.</w:t>
+        <w:rPr>
+          <w:b/>
+        </w:rPr>
+        <w:t xml:space="preserve">VBUS to the 4SBB.</w:t>
+      </w:r>
+      <w:r>
+        <w:t xml:space="preserve"> A 2.5 mm bottom-layer bar plus four 0.8 mm vias runs from the T1 centre tap to C5/C6/Q1.</w:t>
       </w:r>
     </w:p>
     <w:p>
@@ -6593,7 +7217,31 @@
         </w:numPr>
       </w:pPr>
       <w:r>
-        <w:t xml:space="preserve">Isolation: 4 mm no-copper bands on all layers. Only T1, U12 and C66 bridge primary to secondary, and only U9 and C56 bridge to the CAN side.</w:t>
+        <w:rPr>
+          <w:b/>
+        </w:rPr>
+        <w:t xml:space="preserve">4SBB.</w:t>
+      </w:r>
+      <w:r>
+        <w:t xml:space="preserve"> It follows the LM5175 layout: L1 on top, Q1/Q2 on the left, Q3/Q4 on the right. The low-side sources face each other, joined by a PGND bar into RS1. The input ceramics are at the Q1 drain and the output ceramics at the Q3 drain. The ground returns run on Inner 1 directly under each loop.</w:t>
+      </w:r>
+    </w:p>
+    <w:p>
+      <w:pPr>
+        <w:pStyle w:val="ListParagraph"/>
+        <w:numPr>
+          <w:ilvl w:val="0"/>
+          <w:numId w:val="8"/>
+        </w:numPr>
+      </w:pPr>
+      <w:r>
+        <w:rPr>
+          <w:b/>
+        </w:rPr>
+        <w:t xml:space="preserve">Output.</w:t>
+      </w:r>
+      <w:r>
+        <w:t xml:space="preserve"> Q3 -&gt; C7-C12 -&gt; C11 -&gt; J2 on 1.5-2.5 mm copper plus a VOUT pour. VOUT_N runs from J2 to RSH1 on a bottom-layer bar.</w:t>
       </w:r>
     </w:p>
     <w:p>
@@ -6601,7 +7249,7 @@
         <w:pStyle w:val="Heading3"/>
       </w:pPr>
       <w:r>
-        <w:t xml:space="preserve">Review before ordering</w:t>
+        <w:t xml:space="preserve">Noise and interference</w:t>
       </w:r>
     </w:p>
     <w:p>
@@ -6613,13 +7261,7 @@
         </w:numPr>
       </w:pPr>
       <w:r>
-        <w:rPr>
-          <w:b/>
-        </w:rPr>
-        <w:t xml:space="preserve">Gate-drive loops are longer than ideal.</w:t>
-      </w:r>
-      <w:r>
-        <w:t xml:space="preserve"> Measured from driver pin to FET gate they run 14-42 mm: U2 -&gt; Q1 is 42 mm, U3 -&gt; Q3 31 mm, U11 -&gt; Q8 30 mm, and U10 -&gt; Q5/Q6 24-26 mm. Pulling U2, U3 and U11 closer to their FETs, with each gate resistor next to its gate pin, would cut ringing and EMI. This is the first thing I would hand-tune in EasyEDA.</w:t>
+        <w:t xml:space="preserve">Switch nodes (HB_SW, SW1, SW2, SR_D1, SR_D2) are kept to small pours. They carry no test pads, and the Inner 1 ground shields every Inner 2 or bottom signal crossing under them.</w:t>
       </w:r>
     </w:p>
     <w:p>
@@ -6631,7 +7273,7 @@
         </w:numPr>
       </w:pPr>
       <w:r>
-        <w:t xml:space="preserve">The crystal traces are 10-11 mm with two vias each. Keep them on the top layer next to Y1 if you touch that area.</w:t>
+        <w:t xml:space="preserve">Kelvin sensing: U7 taps the inner edges of the RS1 pads and U8 taps RSH1. Neither amplifier input gets a plane via. The NTC now sits between Q2 and RS1, the hottest spot.</w:t>
       </w:r>
     </w:p>
     <w:p>
@@ -6643,7 +7285,7 @@
         </w:numPr>
       </w:pPr>
       <w:r>
-        <w:t xml:space="preserve">The long HRTIM, ADC and CAN lines (30-75 mm) run on Inner 2 / bottom over the ground plane. That is fine for these edge rates, but do not route them under L1 or the switch nodes when editing.</w:t>
+        <w:t xml:space="preserve">MCU: U1 is rotated so that its HRTIM and sense pins face the power stage. A GND island under the LQFP with 16 vias to Inner 1 serves as the return for all VSS pins and decoupling. Every unused pin has its own 10k pull-down, fanned out so escape routes stay free.</w:t>
       </w:r>
     </w:p>
     <w:p>
@@ -6655,7 +7297,15 @@
         </w:numPr>
       </w:pPr>
       <w:r>
-        <w:t xml:space="preserve">T1 footprint takes either vendor bobbin: PQ2620 6+6 (25.4 mm rows, 0.70 mm pins, 29 x 27 mm base, 20.8 mm high) or PQ2625 6+6 (25.5 mm rows, 0.80 mm pins, 29.8 x 26.7 mm base, 25.3 mm high). Same 3.8 / 7.5 mm pin pattern; 1.2 mm holes; outline sized for the PQ2625. CR1-CR6 moved 0.7 mm left, Q7/Q8 0.68 mm right, T1 0.1 mm right to clear it.</w:t>
+        <w:t xml:space="preserve">Isolation: 4 mm no-copper bands on all layers. Only T1, U12 and C66 bridge primary to secondary, and only U9 and C56 bridge to the CAN side.</w:t>
+      </w:r>
+    </w:p>
+    <w:p>
+      <w:pPr>
+        <w:pStyle w:val="Heading3"/>
+      </w:pPr>
+      <w:r>
+        <w:t xml:space="preserve">Review before ordering</w:t>
       </w:r>
     </w:p>
     <w:p>
@@ -6663,11 +7313,17 @@
         <w:pStyle w:val="ListParagraph"/>
         <w:numPr>
           <w:ilvl w:val="0"/>
-          <w:numId w:val="9"/>
+          <w:numId w:val="10"/>
         </w:numPr>
       </w:pPr>
       <w:r>
-        <w:t xml:space="preserve">Silkscreen: all text is at least 1.0 mm high with a 0.15 mm stroke (JLCPCB minimum), clear of pads and other silk. C2–C4 (VBUS ceramics at the SR) and C67 (HBP bootstrap) are too crowded for a reference, so theirs are hidden and shown only on the assembly (Fab) layer.</w:t>
+        <w:rPr>
+          <w:b/>
+        </w:rPr>
+        <w:t xml:space="preserve">Gate-drive loops are longer than ideal.</w:t>
+      </w:r>
+      <w:r>
+        <w:t xml:space="preserve"> Measured from driver pin to FET gate they run 14-42 mm: U2 -&gt; Q1 is 42 mm, U3 -&gt; Q3 31 mm, U11 -&gt; Q8 30 mm, and U10 -&gt; Q5/Q6 24-26 mm. Pulling U2, U3 and U11 closer to their FETs, with each gate resistor next to its gate pin, would cut ringing and EMI. This is the first thing I would hand-tune in EasyEDA.</w:t>
       </w:r>
     </w:p>
     <w:p>
@@ -6675,11 +7331,11 @@
         <w:pStyle w:val="ListParagraph"/>
         <w:numPr>
           <w:ilvl w:val="0"/>
-          <w:numId w:val="9"/>
+          <w:numId w:val="10"/>
         </w:numPr>
       </w:pPr>
       <w:r>
-        <w:t xml:space="preserve">Optional: a milled slot in the primary/secondary band, between T1 and U12, if your standard needs more creepage.</w:t>
+        <w:t xml:space="preserve">The crystal traces are 10-11 mm with two vias each. Keep them on the top layer next to Y1 if you touch that area.</w:t>
       </w:r>
     </w:p>
     <w:p>
@@ -6687,11 +7343,11 @@
         <w:pStyle w:val="ListParagraph"/>
         <w:numPr>
           <w:ilvl w:val="0"/>
-          <w:numId w:val="9"/>
+          <w:numId w:val="10"/>
         </w:numPr>
       </w:pPr>
       <w:r>
-        <w:t xml:space="preserve">ADC reference: on the first board, check VREF+ with a scope while the ADC is converting. The REF30 datasheet asks for care with large low-ESR ceramics on its output; if VREF+ rings, put 1–2 Ω in series with C36.</w:t>
+        <w:t xml:space="preserve">The long HRTIM, ADC and CAN lines (30-75 mm) run on Inner 2 / bottom over the ground plane. That is fine for these edge rates, but do not route them under L1 or the switch nodes when editing.</w:t>
       </w:r>
     </w:p>
     <w:p>
@@ -6699,11 +7355,59 @@
         <w:pStyle w:val="ListParagraph"/>
         <w:numPr>
           <w:ilvl w:val="0"/>
-          <w:numId w:val="9"/>
+          <w:numId w:val="10"/>
         </w:numPr>
       </w:pPr>
       <w:r>
-        <w:t xml:space="preserve">Confirm the CA-IS3642 3.3 V output stays at or above about 3.08 V at full load and temperature, which is the REF3030's 3.000 V plus its 50 mV maximum dropout plus the FB1 drop. The minimum you quoted, about 3.13 V, leaves roughly 80 mV of margin.</w:t>
+        <w:t xml:space="preserve">T1 footprint takes either vendor bobbin: PQ2620 6+6 (25.4 mm rows, 0.70 mm pins, 29 x 27 mm base, 20.8 mm high) or PQ2625 6+6 (25.5 mm rows, 0.80 mm pins, 29.8 x 26.7 mm base, 25.3 mm high). Same 3.8 / 7.5 mm pin pattern; 1.2 mm holes; outline sized for the PQ2625. CR1-CR6 moved 0.7 mm left, Q7/Q8 0.68 mm right, T1 0.1 mm right to clear it.</w:t>
+      </w:r>
+    </w:p>
+    <w:p>
+      <w:pPr>
+        <w:pStyle w:val="ListParagraph"/>
+        <w:numPr>
+          <w:ilvl w:val="0"/>
+          <w:numId w:val="10"/>
+        </w:numPr>
+      </w:pPr>
+      <w:r>
+        <w:t xml:space="preserve">Silkscreen: all text is at least 1.0 mm high with a 0.15 mm stroke (JLCPCB minimum), clear of pads and other silk. C2–C4 (VBUS ceramics at the SR) and C67 (HBP bootstrap) are too crowded for a reference, so theirs are hidden and shown only on the assembly (Fab) layer.</w:t>
+      </w:r>
+    </w:p>
+    <w:p>
+      <w:pPr>
+        <w:pStyle w:val="ListParagraph"/>
+        <w:numPr>
+          <w:ilvl w:val="0"/>
+          <w:numId w:val="10"/>
+        </w:numPr>
+      </w:pPr>
+      <w:r>
+        <w:t xml:space="preserve">Optional: a milled slot in the primary/secondary band, between T1 and U12, if your standard needs more creepage.</w:t>
+      </w:r>
+    </w:p>
+    <w:p>
+      <w:pPr>
+        <w:pStyle w:val="ListParagraph"/>
+        <w:numPr>
+          <w:ilvl w:val="0"/>
+          <w:numId w:val="10"/>
+        </w:numPr>
+      </w:pPr>
+      <w:r>
+        <w:t xml:space="preserve">ADC reference: on the first board, check VREF+ with a scope while the ADC is converting. The REF30 datasheet asks for care with large low-ESR ceramics on its output; if VREF+ rings, put 1–2 Ω in series with C36.</w:t>
+      </w:r>
+    </w:p>
+    <w:p>
+      <w:pPr>
+        <w:pStyle w:val="ListParagraph"/>
+        <w:numPr>
+          <w:ilvl w:val="0"/>
+          <w:numId w:val="10"/>
+        </w:numPr>
+      </w:pPr>
+      <w:r>
+        <w:t xml:space="preserve">Rev E flyback bring-up: power the primary from a current-limited supply at 12 V, check +10 V (9.7–10.3 V) at no load and at 135 mA, look at Q11 Vds at 50 V in (should stay under 85 V), and step the load 50–100 % to check the loop settles without ringing.</w:t>
       </w:r>
     </w:p>
     <w:p>
@@ -7212,41 +7916,11 @@
         <w:pStyle w:val="ListParagraph"/>
         <w:numPr>
           <w:ilvl w:val="0"/>
-          <w:numId w:val="10"/>
+          <w:numId w:val="11"/>
         </w:numPr>
       </w:pPr>
       <w:r>
         <w:t xml:space="preserve">In1 planes are continuous: the longest antipad gap is 3.8 mm, a row of VBUS vias away from any return path.</w:t>
-      </w:r>
-    </w:p>
-    <w:p>
-      <w:pPr>
-        <w:pStyle w:val="ListParagraph"/>
-        <w:numPr>
-          <w:ilvl w:val="0"/>
-          <w:numId w:val="10"/>
-        </w:numPr>
-      </w:pPr>
-      <w:r>
-        <w:t xml:space="preserve">The SR loop (T1 secondary, Q7/Q8, C2-C4) and the LLC half-bridge loop are already compact.</w:t>
-      </w:r>
-    </w:p>
-    <w:p>
-      <w:pPr>
-        <w:pStyle w:val="ListParagraph"/>
-        <w:numPr>
-          <w:ilvl w:val="0"/>
-          <w:numId w:val="10"/>
-        </w:numPr>
-      </w:pPr>
-      <w:r>
-        <w:t xml:space="preserve">LLC gate drive to Q6 returns through the GNDP plane directly under it.</w:t>
-      </w:r>
-    </w:p>
-    <w:p>
-      <w:pPr/>
-      <w:r>
-        <w:t xml:space="preserve">Recommended for Rev E (needs placement changes):</w:t>
       </w:r>
     </w:p>
     <w:p>
@@ -7258,7 +7932,7 @@
         </w:numPr>
       </w:pPr>
       <w:r>
-        <w:t xml:space="preserve">Move U2 and U3 next to Q1/Q2 and Q3/Q4. They sit about 20 mm away; the pairing above limits the loop area but not the inductance of the length.</w:t>
+        <w:t xml:space="preserve">The SR loop (T1 secondary, Q7/Q8, C2-C4) and the LLC half-bridge loop are already compact.</w:t>
       </w:r>
     </w:p>
     <w:p>
@@ -7267,6 +7941,36 @@
         <w:numPr>
           <w:ilvl w:val="0"/>
           <w:numId w:val="11"/>
+        </w:numPr>
+      </w:pPr>
+      <w:r>
+        <w:t xml:space="preserve">LLC gate drive to Q6 returns through the GNDP plane directly under it.</w:t>
+      </w:r>
+    </w:p>
+    <w:p>
+      <w:pPr/>
+      <w:r>
+        <w:t xml:space="preserve">Recommended for Rev E (needs placement changes):</w:t>
+      </w:r>
+    </w:p>
+    <w:p>
+      <w:pPr>
+        <w:pStyle w:val="ListParagraph"/>
+        <w:numPr>
+          <w:ilvl w:val="0"/>
+          <w:numId w:val="12"/>
+        </w:numPr>
+      </w:pPr>
+      <w:r>
+        <w:t xml:space="preserve">Move U2 and U3 next to Q1/Q2 and Q3/Q4. They sit about 20 mm away; the pairing above limits the loop area but not the inductance of the length.</w:t>
+      </w:r>
+    </w:p>
+    <w:p>
+      <w:pPr>
+        <w:pStyle w:val="ListParagraph"/>
+        <w:numPr>
+          <w:ilvl w:val="0"/>
+          <w:numId w:val="12"/>
         </w:numPr>
       </w:pPr>
       <w:r>
@@ -7314,49 +8018,11 @@
         <w:pStyle w:val="ListParagraph"/>
         <w:numPr>
           <w:ilvl w:val="0"/>
-          <w:numId w:val="12"/>
+          <w:numId w:val="13"/>
         </w:numPr>
       </w:pPr>
       <w:r>
         <w:t xml:space="preserve">Import DCDC_LLC_4SBB_G474_EasyEDA_import.zip. It carries its own library for the PQ2620 transformer and the programming pads (custom_fp).</w:t>
-      </w:r>
-    </w:p>
-    <w:p>
-      <w:pPr>
-        <w:pStyle w:val="ListParagraph"/>
-        <w:numPr>
-          <w:ilvl w:val="0"/>
-          <w:numId w:val="12"/>
-        </w:numPr>
-      </w:pPr>
-      <w:r>
-        <w:t xml:space="preserve">If the PCB is rejected, import the schematic alone. Every part carries LCSC and MPN fields, so you can swap in EasyEDA library parts, which bring their own footprints.</w:t>
-      </w:r>
-    </w:p>
-    <w:p>
-      <w:pPr>
-        <w:pStyle w:val="ListParagraph"/>
-        <w:numPr>
-          <w:ilvl w:val="0"/>
-          <w:numId w:val="12"/>
-        </w:numPr>
-      </w:pPr>
-      <w:r>
-        <w:t xml:space="preserve">Check the result against the schematic and PCB PDFs. The schematic is 9 wired sheets. The PCB is the routed Rev D board (see PCB).</w:t>
-      </w:r>
-    </w:p>
-    <w:p>
-      <w:pPr/>
-      <w:r>
-        <w:t xml:space="preserve">To open the project in KiCad instead, install KiCad 7 or newer with its standard libraries (the default Windows installer includes them). The project's own sym-lib-table and fp-lib-table add the custom libraries. With the standard libraries present, DRC also stops reporting "footprint differs from library".</w:t>
-      </w:r>
-    </w:p>
-    <w:p>
-      <w:pPr>
-        <w:pStyle w:val="Heading2"/>
-      </w:pPr>
-      <w:r>
-        <w:t xml:space="preserve">Open questions</w:t>
       </w:r>
     </w:p>
     <w:p>
@@ -7368,7 +8034,7 @@
         </w:numPr>
       </w:pPr>
       <w:r>
-        <w:t xml:space="preserve">☐ Is 48 V the absolute maximum input, or are there transients above it? The 51 V TVS and 63 V electrolytics assume 48 V maximum.</w:t>
+        <w:t xml:space="preserve">If the PCB is rejected, import the schematic alone. Every part carries LCSC and MPN fields, so you can swap in EasyEDA library parts, which bring their own footprints.</w:t>
       </w:r>
     </w:p>
     <w:p>
@@ -7380,7 +8046,21 @@
         </w:numPr>
       </w:pPr>
       <w:r>
-        <w:t xml:space="preserve">☐ Is reverse-polarity protection needed beyond fuse + TVS? An ideal-diode FET would add about $0.5 and 0.1-0.2 W.</w:t>
+        <w:t xml:space="preserve">Check the result against the schematic and PCB PDFs. The schematic is 9 wired sheets. The PCB is the routed Rev D board (see PCB).</w:t>
+      </w:r>
+    </w:p>
+    <w:p>
+      <w:pPr/>
+      <w:r>
+        <w:t xml:space="preserve">To open the project in KiCad instead, install KiCad 7 or newer with its standard libraries (the default Windows installer includes them). The project's own sym-lib-table and fp-lib-table add the custom libraries. With the standard libraries present, DRC also stops reporting "footprint differs from library".</w:t>
+      </w:r>
+    </w:p>
+    <w:p>
+      <w:pPr>
+        <w:pStyle w:val="Heading2"/>
+      </w:pPr>
+      <w:r>
+        <w:t xml:space="preserve">Open questions</w:t>
       </w:r>
     </w:p>
     <w:p>
@@ -7388,11 +8068,11 @@
         <w:pStyle w:val="ListParagraph"/>
         <w:numPr>
           <w:ilvl w:val="0"/>
-          <w:numId w:val="13"/>
+          <w:numId w:val="14"/>
         </w:numPr>
       </w:pPr>
       <w:r>
-        <w:t xml:space="preserve">☐ Does the address harness share ground with the power input? If not, J5 needs a ground pin.</w:t>
+        <w:t xml:space="preserve">☐ Is 48 V the absolute maximum input, or are there transients above it? The 51 V TVS and 63 V electrolytics assume 48 V maximum.</w:t>
       </w:r>
     </w:p>
     <w:p>
@@ -7400,11 +8080,11 @@
         <w:pStyle w:val="ListParagraph"/>
         <w:numPr>
           <w:ilvl w:val="0"/>
-          <w:numId w:val="13"/>
+          <w:numId w:val="14"/>
         </w:numPr>
       </w:pPr>
       <w:r>
-        <w:t xml:space="preserve">☐ Which baseline does the 20% two-stage premium refer to? Against the non-isolated design the LLC stage adds about 55%.</w:t>
+        <w:t xml:space="preserve">☐ Is reverse-polarity protection needed beyond fuse + TVS? An ideal-diode FET would add about $0.5 and 0.1-0.2 W.</w:t>
       </w:r>
     </w:p>
     <w:p>
@@ -7412,11 +8092,11 @@
         <w:pStyle w:val="ListParagraph"/>
         <w:numPr>
           <w:ilvl w:val="0"/>
-          <w:numId w:val="13"/>
+          <w:numId w:val="14"/>
         </w:numPr>
       </w:pPr>
       <w:r>
-        <w:t xml:space="preserve">☐ Which safety standard and pollution degree apply? That sets the final creepage and transformer construction for basic insulation.</w:t>
+        <w:t xml:space="preserve">☐ Does the address harness share ground with the power input? If not, J5 needs a ground pin.</w:t>
       </w:r>
     </w:p>
     <w:p>
@@ -7424,11 +8104,11 @@
         <w:pStyle w:val="ListParagraph"/>
         <w:numPr>
           <w:ilvl w:val="0"/>
-          <w:numId w:val="13"/>
+          <w:numId w:val="14"/>
         </w:numPr>
       </w:pPr>
       <w:r>
-        <w:t xml:space="preserve">☐ Is 87% efficiency and 7.5 W loss at 12 V in acceptable for passive cooling? If not, the primary could become a full bridge, roughly halving the primary conduction loss for about $2 more.</w:t>
+        <w:t xml:space="preserve">☐ Which baseline does the 20% two-stage premium refer to? Against the non-isolated design the LLC stage adds about 55%.</w:t>
       </w:r>
     </w:p>
     <w:p>
@@ -7436,11 +8116,11 @@
         <w:pStyle w:val="ListParagraph"/>
         <w:numPr>
           <w:ilvl w:val="0"/>
-          <w:numId w:val="13"/>
+          <w:numId w:val="14"/>
         </w:numPr>
       </w:pPr>
       <w:r>
-        <w:t xml:space="preserve">☒ PQ2620 bobbin row-to-row spacing: 25.4 mm from the vendor drawing (footprint updated).</w:t>
+        <w:t xml:space="preserve">☐ Which safety standard and pollution degree apply? That sets the final creepage and transformer construction for basic insulation.</w:t>
       </w:r>
     </w:p>
     <w:p>
@@ -7448,7 +8128,31 @@
         <w:pStyle w:val="ListParagraph"/>
         <w:numPr>
           <w:ilvl w:val="0"/>
-          <w:numId w:val="13"/>
+          <w:numId w:val="14"/>
+        </w:numPr>
+      </w:pPr>
+      <w:r>
+        <w:t xml:space="preserve">☐ Is 87% efficiency and 7.5 W loss at 12 V in acceptable for passive cooling? If not, the primary could become a full bridge, roughly halving the primary conduction loss for about $2 more.</w:t>
+      </w:r>
+    </w:p>
+    <w:p>
+      <w:pPr>
+        <w:pStyle w:val="ListParagraph"/>
+        <w:numPr>
+          <w:ilvl w:val="0"/>
+          <w:numId w:val="14"/>
+        </w:numPr>
+      </w:pPr>
+      <w:r>
+        <w:t xml:space="preserve">☒ PQ2620 bobbin row-to-row spacing: 25.4 mm from the vendor drawing (footprint updated).</w:t>
+      </w:r>
+    </w:p>
+    <w:p>
+      <w:pPr>
+        <w:pStyle w:val="ListParagraph"/>
+        <w:numPr>
+          <w:ilvl w:val="0"/>
+          <w:numId w:val="14"/>
         </w:numPr>
       </w:pPr>
       <w:r>
@@ -7712,12 +8416,15 @@
     <w:abstractNumId w:val="0"/>
   </w:num>
   <w:num w:numId="12">
+    <w:abstractNumId w:val="0"/>
+  </w:num>
+  <w:num w:numId="13">
     <w:abstractNumId w:val="1"/>
     <w:lvlOverride w:ilvl="0">
       <w:startOverride w:val="1"/>
     </w:lvlOverride>
   </w:num>
-  <w:num w:numId="13">
+  <w:num w:numId="14">
     <w:abstractNumId w:val="0"/>
   </w:num>
 </w:numbering>

--- a/01_hardware/docs/DCDC_Design_Notes.docx
+++ b/01_hardware/docs/DCDC_Design_Notes.docx
@@ -248,7 +248,7 @@
           <w:p>
             <w:pPr/>
             <w:r>
-              <w:t xml:space="preserve">STM32G474RBT6</w:t>
+              <w:t xml:space="preserve">STM32G474RBT3</w:t>
             </w:r>
           </w:p>
         </w:tc>
@@ -433,6 +433,18 @@
       </w:r>
       <w:r>
         <w:t xml:space="preserve"> F1 is now a 1206 chip fuse, 7 A / 63 V (Littelfuse 0458007.DR, LCSC C206980; second source Schurter 3413.0326.11). L2 and L3 now use the common 5040 shielded footprint: SWPA5040S470MT, 47 uH, 1.1 A (LCSC C86617; second sources Bourns SRN5040-470M, Taiyo Yuden NRS5040T470MMGK). EN_AUX was re-routed off the path between the L2 pads, and the VIN track at L3 now runs centred between the pads (0.4 mm each side). Every assembled part now carries an LCSC number checked against JLCPCB stock; the assembly upload files are DCDC_JLC_BOM.csv and DCDC_JLC_CPL.csv (217 parts). U1 (own sample), T1, J1-J5, J7, JP1 and SW1 are hand-soldered.</w:t>
+      </w:r>
+    </w:p>
+    <w:p>
+      <w:pPr/>
+      <w:r>
+        <w:rPr>
+          <w:b/>
+        </w:rPr>
+        <w:t xml:space="preserve">Order prep (20 Oct):</w:t>
+      </w:r>
+      <w:r>
+        <w:t xml:space="preserve"> every part now has an in-stock LCSC first source (live LCSC stock, 20 Oct), same footprints, no layout change. Swapped: U1 STM32G474RBT3 (C1235414), Q2/Q3/Q5/Q6 NCEP068N10G (C503061), 51 x 10k FOJAN (C2906861), 22 x 100 nF onto C307331, 1 uF 0402 CCTC (C20539426), R62/R63 2R2 (C2907006), R89 22R (C2929994), R82 10k 0.1 % Vishay (C844452), FB1 Murata BLM18KG601SN1D (C85833), L2/L3 cjiang FNR5040S470MT (C167974), C82 KEMET C0G 47 nF (C2233314; the old part was X7R), RS1 Milliohm HoJLR2512-3W-4mR (C2904236), SS110 x4 MDD (C2482). Hand-soldered headers: J1/J2 KF2EDGR-5.08-2P (C441204, plugs KF2EDGK-5.08-2P-AA C440880), J3/J4 C42419910, J5 C42419913, JP1 C45384660, J7 C41376037. T1 (custom PQ2620) is the only part not on LCSC. Second and third sources, checked for pinout and land pattern: 01_hardware/bom/BOM_sourcing_revE.xlsx.</w:t>
       </w:r>
     </w:p>
     <w:p>
@@ -470,7 +482,7 @@
         </w:numPr>
       </w:pPr>
       <w:r>
-        <w:t xml:space="preserve">Primary: VIN -&gt; half-bridge (Q5/Q6, NCEP0160AG) -&gt; split resonant capacitors (2 x 300 nF C0G) -&gt; PQ2620 primary. Lr is the transformer leakage, 1.0 uH.</w:t>
+        <w:t xml:space="preserve">Primary: VIN -&gt; half-bridge (Q5/Q6, NCEP068N10G) -&gt; split resonant capacitors (2 x 300 nF C0G) -&gt; PQ2620 primary. Lr is the transformer leakage, 1.0 uH.</w:t>
       </w:r>
     </w:p>
     <w:p>
@@ -1237,7 +1249,7 @@
     <w:p>
       <w:pPr/>
       <w:r>
-        <w:t xml:space="preserve">FET choice follows what each switch does. Q1 and Q4 hard-switch, so they use the low-Qgd NCEP0140AG (100 V, 23 mOhm max, Qgd 3.8 nC). Q2 and Q3 carry the full 5 A in buck mode as synchronous rectifier and static-on switch, so they use the low-Rds NCEP0160AG (100 V, 8.5 mOhm max).</w:t>
+        <w:t xml:space="preserve">FET choice follows what each switch does. Q1 and Q4 hard-switch, so they use the low-Qgd NCEP0140AG (100 V, 23 mOhm max, Qgd 3.8 nC). Q2 and Q3 carry the full 5 A in buck mode as synchronous rectifier and static-on switch, so they use the low-Rds NCEP068N10G (100 V, 6.1 mOhm, Qg 60 nC; replaced NCEP0160AG on 20 Oct, which was down to 38 pcs).</w:t>
       </w:r>
     </w:p>
     <w:tbl>
@@ -2082,7 +2094,7 @@
     <w:p>
       <w:pPr/>
       <w:r>
-        <w:t xml:space="preserve">Total loss includes 0.7 W housekeeping (MCU, CAN, aux supplies), which is why 1.5 V / 7.5 W shows 68%. Model assumptions: Rds at 1.4x the 25 C max, 8 ns V-I overlap per hard edge, 30 ns dead time, Qrr 50-80 nC (not listed for NCEP0160AG, so assumed), inductor DCR 25 mOhm.</w:t>
+        <w:t xml:space="preserve">Total loss includes 0.7 W housekeeping (MCU, CAN, aux supplies), which is why 1.5 V / 7.5 W shows 68%. Model assumptions: Rds at 1.4x the 25 C max, 8 ns V-I overlap per hard edge, 30 ns dead time, Qrr 50-80 nC (not listed for the NCE parts, so assumed), inductor DCR 25 mOhm.</w:t>
       </w:r>
     </w:p>
     <w:p>
@@ -5333,7 +5345,7 @@
           <w:p>
             <w:pPr/>
             <w:r>
-              <w:t xml:space="preserve">NCEP0160AG primary FET (C503012)</w:t>
+              <w:t xml:space="preserve">NCEP068N10G primary FET (C503061)</w:t>
             </w:r>
           </w:p>
         </w:tc>
@@ -5559,10 +5571,10 @@
         <w:tblLook w:val="04A0" w:firstRow="1" w:lastRow="0" w:firstColumn="0" w:lastColumn="0" w:noHBand="0" w:noVBand="1"/>
       </w:tblPr>
       <w:tblGrid>
-        <w:gridCol w:w="2667"/>
+        <w:gridCol w:w="2639"/>
         <w:gridCol w:w="1344"/>
-        <w:gridCol w:w="1312"/>
-        <w:gridCol w:w="4037"/>
+        <w:gridCol w:w="1430"/>
+        <w:gridCol w:w="3947"/>
       </w:tblGrid>
       <w:tr>
         <w:trPr>
@@ -5570,7 +5582,7 @@
         </w:trPr>
         <w:tc>
           <w:tcPr>
-            <w:tcW w:w="2667" w:type="dxa"/>
+            <w:tcW w:w="2639" w:type="dxa"/>
             <w:shd w:val="clear" w:color="auto" w:fill="F2F2F2"/>
           </w:tcPr>
           <w:p>
@@ -5594,7 +5606,7 @@
         </w:tc>
         <w:tc>
           <w:tcPr>
-            <w:tcW w:w="1312" w:type="dxa"/>
+            <w:tcW w:w="1430" w:type="dxa"/>
             <w:shd w:val="clear" w:color="auto" w:fill="F2F2F2"/>
           </w:tcPr>
           <w:p>
@@ -5606,21 +5618,21 @@
         </w:tc>
         <w:tc>
           <w:tcPr>
-            <w:tcW w:w="4037" w:type="dxa"/>
+            <w:tcW w:w="3947" w:type="dxa"/>
             <w:shd w:val="clear" w:color="auto" w:fill="F2F2F2"/>
           </w:tcPr>
           <w:p>
             <w:pPr/>
             <w:r>
-              <w:t xml:space="preserve">Stock (2026-10-18, JLCPCB)</w:t>
-            </w:r>
-          </w:p>
-        </w:tc>
-      </w:tr>
-      <w:tr>
-        <w:tc>
-          <w:tcPr>
-            <w:tcW w:w="2667" w:type="dxa"/>
+              <w:t xml:space="preserve">Stock (2026-10-20, LCSC)</w:t>
+            </w:r>
+          </w:p>
+        </w:tc>
+      </w:tr>
+      <w:tr>
+        <w:tc>
+          <w:tcPr>
+            <w:tcW w:w="2639" w:type="dxa"/>
           </w:tcPr>
           <w:p>
             <w:pPr/>
@@ -5629,9 +5641,12 @@
                 <w:rPr>
                   <w:rStyle w:val="Hyperlink"/>
                 </w:rPr>
-                <w:t xml:space="preserve">STM32G474RBT6</w:t>
+                <w:t xml:space="preserve">STM32G474RBT3</w:t>
               </w:r>
             </w:hyperlink>
+            <w:r>
+              <w:t xml:space="preserve"> (U1, hand-soldered)</w:t>
+            </w:r>
           </w:p>
         </w:tc>
         <w:tc>
@@ -5641,52 +5656,41 @@
           <w:p>
             <w:pPr/>
             <w:r>
-              <w:t xml:space="preserve">C529413</w:t>
-            </w:r>
-          </w:p>
-        </w:tc>
-        <w:tc>
-          <w:tcPr>
-            <w:tcW w:w="1312" w:type="dxa"/>
-          </w:tcPr>
-          <w:p>
-            <w:pPr/>
-            <w:r>
-              <w:t xml:space="preserve">$7.24</w:t>
-            </w:r>
-          </w:p>
-        </w:tc>
-        <w:tc>
-          <w:tcPr>
-            <w:tcW w:w="4037" w:type="dxa"/>
-          </w:tcPr>
-          <w:p>
-            <w:pPr/>
-            <w:r>
-              <w:t xml:space="preserve">Out of stock. First build uses your own samples (hand-soldered). Pin-compatible </w:t>
-            </w:r>
+              <w:t xml:space="preserve">C1235414</w:t>
+            </w:r>
+          </w:p>
+        </w:tc>
+        <w:tc>
+          <w:tcPr>
+            <w:tcW w:w="1430" w:type="dxa"/>
+          </w:tcPr>
+          <w:p>
+            <w:pPr/>
+            <w:r>
+              <w:t xml:space="preserve">about $2.92</w:t>
+            </w:r>
+          </w:p>
+        </w:tc>
+        <w:tc>
+          <w:tcPr>
+            <w:tcW w:w="3947" w:type="dxa"/>
+          </w:tcPr>
+          <w:p>
+            <w:pPr/>
+            <w:r>
+              <w:t xml:space="preserve">559. Same die as RBT6 (C529413, out of stock), -40 to 125 C; firmware unchanged</w:t>
+            </w:r>
+          </w:p>
+        </w:tc>
+      </w:tr>
+      <w:tr>
+        <w:tc>
+          <w:tcPr>
+            <w:tcW w:w="2639" w:type="dxa"/>
+          </w:tcPr>
+          <w:p>
+            <w:pPr/>
             <w:hyperlink r:id="rId7" w:history="1">
-              <w:r>
-                <w:rPr>
-                  <w:rStyle w:val="Hyperlink"/>
-                </w:rPr>
-                <w:t xml:space="preserve">STM32G474RET6</w:t>
-              </w:r>
-            </w:hyperlink>
-            <w:r>
-              <w:t xml:space="preserve"> C521608: 354</w:t>
-            </w:r>
-          </w:p>
-        </w:tc>
-      </w:tr>
-      <w:tr>
-        <w:tc>
-          <w:tcPr>
-            <w:tcW w:w="2667" w:type="dxa"/>
-          </w:tcPr>
-          <w:p>
-            <w:pPr/>
-            <w:hyperlink r:id="rId8" w:history="1">
               <w:r>
                 <w:rPr>
                   <w:rStyle w:val="Hyperlink"/>
@@ -5709,7 +5713,7 @@
         </w:tc>
         <w:tc>
           <w:tcPr>
-            <w:tcW w:w="1312" w:type="dxa"/>
+            <w:tcW w:w="1430" w:type="dxa"/>
           </w:tcPr>
           <w:p>
             <w:pPr/>
@@ -5720,29 +5724,29 @@
         </w:tc>
         <w:tc>
           <w:tcPr>
-            <w:tcW w:w="4037" w:type="dxa"/>
-          </w:tcPr>
-          <w:p>
-            <w:pPr/>
-            <w:r>
-              <w:t xml:space="preserve">In stock</w:t>
-            </w:r>
-          </w:p>
-        </w:tc>
-      </w:tr>
-      <w:tr>
-        <w:tc>
-          <w:tcPr>
-            <w:tcW w:w="2667" w:type="dxa"/>
-          </w:tcPr>
-          <w:p>
-            <w:pPr/>
-            <w:hyperlink r:id="rId3" w:history="1">
+            <w:tcW w:w="3947" w:type="dxa"/>
+          </w:tcPr>
+          <w:p>
+            <w:pPr/>
+            <w:r>
+              <w:t xml:space="preserve">4,777. Chipanalog only; backup needs PCB space (ISO1042DW + isolated 5 V module)</w:t>
+            </w:r>
+          </w:p>
+        </w:tc>
+      </w:tr>
+      <w:tr>
+        <w:tc>
+          <w:tcPr>
+            <w:tcW w:w="2639" w:type="dxa"/>
+          </w:tcPr>
+          <w:p>
+            <w:pPr/>
+            <w:hyperlink r:id="rId8" w:history="1">
               <w:r>
                 <w:rPr>
                   <w:rStyle w:val="Hyperlink"/>
                 </w:rPr>
-                <w:t xml:space="preserve">CA-IS3642LVW</w:t>
+                <w:t xml:space="preserve">CA-IS3742LW</w:t>
               </w:r>
             </w:hyperlink>
           </w:p>
@@ -5754,37 +5758,37 @@
           <w:p>
             <w:pPr/>
             <w:r>
-              <w:t xml:space="preserve">C7422564</w:t>
-            </w:r>
-          </w:p>
-        </w:tc>
-        <w:tc>
-          <w:tcPr>
-            <w:tcW w:w="1312" w:type="dxa"/>
-          </w:tcPr>
-          <w:p>
-            <w:pPr/>
-            <w:r>
-              <w:t xml:space="preserve">$2.51</w:t>
-            </w:r>
-          </w:p>
-        </w:tc>
-        <w:tc>
-          <w:tcPr>
-            <w:tcW w:w="4037" w:type="dxa"/>
-          </w:tcPr>
-          <w:p>
-            <w:pPr/>
-            <w:r>
-              <w:t xml:space="preserve">2, rest on JLC pre-order. CA-IS3642LW (no isolated power) and HVW (outputs default high) are not substitutes</w:t>
-            </w:r>
-          </w:p>
-        </w:tc>
-      </w:tr>
-      <w:tr>
-        <w:tc>
-          <w:tcPr>
-            <w:tcW w:w="2667" w:type="dxa"/>
+              <w:t xml:space="preserve">C4944981</w:t>
+            </w:r>
+          </w:p>
+        </w:tc>
+        <w:tc>
+          <w:tcPr>
+            <w:tcW w:w="1430" w:type="dxa"/>
+          </w:tcPr>
+          <w:p>
+            <w:pPr/>
+            <w:r>
+              <w:t xml:space="preserve">about $1.20</w:t>
+            </w:r>
+          </w:p>
+        </w:tc>
+        <w:tc>
+          <w:tcPr>
+            <w:tcW w:w="3947" w:type="dxa"/>
+          </w:tcPr>
+          <w:p>
+            <w:pPr/>
+            <w:r>
+              <w:t xml:space="preserve">2,320. Default-low wide-body alternates: TI ISO7742FDWR, YLPTEC ISO7742W0-Y</w:t>
+            </w:r>
+          </w:p>
+        </w:tc>
+      </w:tr>
+      <w:tr>
+        <w:tc>
+          <w:tcPr>
+            <w:tcW w:w="2639" w:type="dxa"/>
           </w:tcPr>
           <w:p>
             <w:pPr/>
@@ -5814,7 +5818,7 @@
         </w:tc>
         <w:tc>
           <w:tcPr>
-            <w:tcW w:w="1312" w:type="dxa"/>
+            <w:tcW w:w="1430" w:type="dxa"/>
           </w:tcPr>
           <w:p>
             <w:pPr/>
@@ -5825,35 +5829,24 @@
         </w:tc>
         <w:tc>
           <w:tcPr>
-            <w:tcW w:w="4037" w:type="dxa"/>
-          </w:tcPr>
-          <w:p>
-            <w:pPr/>
-            <w:r>
-              <w:t xml:space="preserve">In stock. Second source </w:t>
-            </w:r>
+            <w:tcW w:w="3947" w:type="dxa"/>
+          </w:tcPr>
+          <w:p>
+            <w:pPr/>
+            <w:r>
+              <w:t xml:space="preserve">338 (112 boards). Alternates: UCC27211AQDDARQ1, UCC27211DR</w:t>
+            </w:r>
+          </w:p>
+        </w:tc>
+      </w:tr>
+      <w:tr>
+        <w:tc>
+          <w:tcPr>
+            <w:tcW w:w="2639" w:type="dxa"/>
+          </w:tcPr>
+          <w:p>
+            <w:pPr/>
             <w:hyperlink r:id="rId10" w:history="1">
-              <w:r>
-                <w:rPr>
-                  <w:rStyle w:val="Hyperlink"/>
-                </w:rPr>
-                <w:t xml:space="preserve">SLM27211CA-DG</w:t>
-              </w:r>
-            </w:hyperlink>
-            <w:r>
-              <w:t xml:space="preserve"> C967931 is out of stock</w:t>
-            </w:r>
-          </w:p>
-        </w:tc>
-      </w:tr>
-      <w:tr>
-        <w:tc>
-          <w:tcPr>
-            <w:tcW w:w="2667" w:type="dxa"/>
-          </w:tcPr>
-          <w:p>
-            <w:pPr/>
-            <w:hyperlink r:id="rId11" w:history="1">
               <w:r>
                 <w:rPr>
                   <w:rStyle w:val="Hyperlink"/>
@@ -5861,6 +5854,9 @@
                 <w:t xml:space="preserve">PSPMAA1770-220M-CGP</w:t>
               </w:r>
             </w:hyperlink>
+            <w:r>
+              <w:t xml:space="preserve"> (L1)</w:t>
+            </w:r>
           </w:p>
         </w:tc>
         <w:tc>
@@ -5876,7 +5872,7 @@
         </w:tc>
         <w:tc>
           <w:tcPr>
-            <w:tcW w:w="1312" w:type="dxa"/>
+            <w:tcW w:w="1430" w:type="dxa"/>
           </w:tcPr>
           <w:p>
             <w:pPr/>
@@ -5887,33 +5883,33 @@
         </w:tc>
         <w:tc>
           <w:tcPr>
-            <w:tcW w:w="4037" w:type="dxa"/>
-          </w:tcPr>
-          <w:p>
-            <w:pPr/>
-            <w:r>
-              <w:t xml:space="preserve">In stock. Alternate: Bourns SRP1770TA-220M</w:t>
-            </w:r>
-          </w:p>
-        </w:tc>
-      </w:tr>
-      <w:tr>
-        <w:tc>
-          <w:tcPr>
-            <w:tcW w:w="2667" w:type="dxa"/>
-          </w:tcPr>
-          <w:p>
-            <w:pPr/>
-            <w:hyperlink r:id="rId12" w:history="1">
+            <w:tcW w:w="3947" w:type="dxa"/>
+          </w:tcPr>
+          <w:p>
+            <w:pPr/>
+            <w:r>
+              <w:t xml:space="preserve">120. Alternates: SMMS1770-220M, Sunltech SLO1770C220MTT (23 A sat)</w:t>
+            </w:r>
+          </w:p>
+        </w:tc>
+      </w:tr>
+      <w:tr>
+        <w:tc>
+          <w:tcPr>
+            <w:tcW w:w="2639" w:type="dxa"/>
+          </w:tcPr>
+          <w:p>
+            <w:pPr/>
+            <w:hyperlink r:id="rId11" w:history="1">
               <w:r>
                 <w:rPr>
                   <w:rStyle w:val="Hyperlink"/>
                 </w:rPr>
-                <w:t xml:space="preserve">NCEP0160AG</w:t>
+                <w:t xml:space="preserve">NCEP068N10G</w:t>
               </w:r>
             </w:hyperlink>
             <w:r>
-              <w:t xml:space="preserve"> x4</w:t>
+              <w:t xml:space="preserve"> x4 (Q2, Q3, Q5, Q6)</w:t>
             </w:r>
           </w:p>
         </w:tc>
@@ -5924,41 +5920,41 @@
           <w:p>
             <w:pPr/>
             <w:r>
-              <w:t xml:space="preserve">C503012</w:t>
-            </w:r>
-          </w:p>
-        </w:tc>
-        <w:tc>
-          <w:tcPr>
-            <w:tcW w:w="1312" w:type="dxa"/>
-          </w:tcPr>
-          <w:p>
-            <w:pPr/>
-            <w:r>
-              <w:t xml:space="preserve">$0.74</w:t>
-            </w:r>
-          </w:p>
-        </w:tc>
-        <w:tc>
-          <w:tcPr>
-            <w:tcW w:w="4037" w:type="dxa"/>
-          </w:tcPr>
-          <w:p>
-            <w:pPr/>
-            <w:r>
-              <w:t xml:space="preserve">In stock</w:t>
-            </w:r>
-          </w:p>
-        </w:tc>
-      </w:tr>
-      <w:tr>
-        <w:tc>
-          <w:tcPr>
-            <w:tcW w:w="2667" w:type="dxa"/>
-          </w:tcPr>
-          <w:p>
-            <w:pPr/>
-            <w:hyperlink r:id="rId13" w:history="1">
+              <w:t xml:space="preserve">C503061</w:t>
+            </w:r>
+          </w:p>
+        </w:tc>
+        <w:tc>
+          <w:tcPr>
+            <w:tcW w:w="1430" w:type="dxa"/>
+          </w:tcPr>
+          <w:p>
+            <w:pPr/>
+            <w:r>
+              <w:t xml:space="preserve">about $0.64</w:t>
+            </w:r>
+          </w:p>
+        </w:tc>
+        <w:tc>
+          <w:tcPr>
+            <w:tcW w:w="3947" w:type="dxa"/>
+          </w:tcPr>
+          <w:p>
+            <w:pPr/>
+            <w:r>
+              <w:t xml:space="preserve">7,577</w:t>
+            </w:r>
+          </w:p>
+        </w:tc>
+      </w:tr>
+      <w:tr>
+        <w:tc>
+          <w:tcPr>
+            <w:tcW w:w="2639" w:type="dxa"/>
+          </w:tcPr>
+          <w:p>
+            <w:pPr/>
+            <w:hyperlink r:id="rId12" w:history="1">
               <w:r>
                 <w:rPr>
                   <w:rStyle w:val="Hyperlink"/>
@@ -5967,7 +5963,7 @@
               </w:r>
             </w:hyperlink>
             <w:r>
-              <w:t xml:space="preserve"> x2</w:t>
+              <w:t xml:space="preserve"> x2 (Q1, Q4)</w:t>
             </w:r>
           </w:p>
         </w:tc>
@@ -5984,7 +5980,7 @@
         </w:tc>
         <w:tc>
           <w:tcPr>
-            <w:tcW w:w="1312" w:type="dxa"/>
+            <w:tcW w:w="1430" w:type="dxa"/>
           </w:tcPr>
           <w:p>
             <w:pPr/>
@@ -5995,20 +5991,20 @@
         </w:tc>
         <w:tc>
           <w:tcPr>
-            <w:tcW w:w="4037" w:type="dxa"/>
-          </w:tcPr>
-          <w:p>
-            <w:pPr/>
-            <w:r>
-              <w:t xml:space="preserve">In stock</w:t>
-            </w:r>
-          </w:p>
-        </w:tc>
-      </w:tr>
-      <w:tr>
-        <w:tc>
-          <w:tcPr>
-            <w:tcW w:w="2667" w:type="dxa"/>
+            <w:tcW w:w="3947" w:type="dxa"/>
+          </w:tcPr>
+          <w:p>
+            <w:pPr/>
+            <w:r>
+              <w:t xml:space="preserve">4,695</w:t>
+            </w:r>
+          </w:p>
+        </w:tc>
+      </w:tr>
+      <w:tr>
+        <w:tc>
+          <w:tcPr>
+            <w:tcW w:w="2639" w:type="dxa"/>
           </w:tcPr>
           <w:p>
             <w:pPr/>
@@ -6030,31 +6026,31 @@
         </w:tc>
         <w:tc>
           <w:tcPr>
-            <w:tcW w:w="1312" w:type="dxa"/>
-          </w:tcPr>
-          <w:p>
-            <w:pPr/>
-            <w:r>
-              <w:t xml:space="preserve">about $0.36</w:t>
-            </w:r>
-          </w:p>
-        </w:tc>
-        <w:tc>
-          <w:tcPr>
-            <w:tcW w:w="4037" w:type="dxa"/>
-          </w:tcPr>
-          <w:p>
-            <w:pPr/>
-            <w:r>
-              <w:t xml:space="preserve">69 (enough for 5 boards). Samsung CL32B225KCJSNNE C55151 is out of stock; any 100 V X7R 1210 works</w:t>
-            </w:r>
-          </w:p>
-        </w:tc>
-      </w:tr>
-      <w:tr>
-        <w:tc>
-          <w:tcPr>
-            <w:tcW w:w="2667" w:type="dxa"/>
+            <w:tcW w:w="1430" w:type="dxa"/>
+          </w:tcPr>
+          <w:p>
+            <w:pPr/>
+            <w:r>
+              <w:t xml:space="preserve">about $0.05</w:t>
+            </w:r>
+          </w:p>
+        </w:tc>
+        <w:tc>
+          <w:tcPr>
+            <w:tcW w:w="3947" w:type="dxa"/>
+          </w:tcPr>
+          <w:p>
+            <w:pPr/>
+            <w:r>
+              <w:t xml:space="preserve">261,555</w:t>
+            </w:r>
+          </w:p>
+        </w:tc>
+      </w:tr>
+      <w:tr>
+        <w:tc>
+          <w:tcPr>
+            <w:tcW w:w="2639" w:type="dxa"/>
           </w:tcPr>
           <w:p>
             <w:pPr/>
@@ -6076,7 +6072,7 @@
         </w:tc>
         <w:tc>
           <w:tcPr>
-            <w:tcW w:w="1312" w:type="dxa"/>
+            <w:tcW w:w="1430" w:type="dxa"/>
           </w:tcPr>
           <w:p>
             <w:pPr/>
@@ -6087,24 +6083,24 @@
         </w:tc>
         <w:tc>
           <w:tcPr>
-            <w:tcW w:w="4037" w:type="dxa"/>
-          </w:tcPr>
-          <w:p>
-            <w:pPr/>
-            <w:r>
-              <w:t xml:space="preserve">892</w:t>
-            </w:r>
-          </w:p>
-        </w:tc>
-      </w:tr>
-      <w:tr>
-        <w:tc>
-          <w:tcPr>
-            <w:tcW w:w="2667" w:type="dxa"/>
-          </w:tcPr>
-          <w:p>
-            <w:pPr/>
-            <w:hyperlink r:id="rId14" w:history="1">
+            <w:tcW w:w="3947" w:type="dxa"/>
+          </w:tcPr>
+          <w:p>
+            <w:pPr/>
+            <w:r>
+              <w:t xml:space="preserve">902. Alternates: Murata GRM31C5C2A104JA01L, TDK C3216C0G2A104JT000E</w:t>
+            </w:r>
+          </w:p>
+        </w:tc>
+      </w:tr>
+      <w:tr>
+        <w:tc>
+          <w:tcPr>
+            <w:tcW w:w="2639" w:type="dxa"/>
+          </w:tcPr>
+          <w:p>
+            <w:pPr/>
+            <w:hyperlink r:id="rId13" w:history="1">
               <w:r>
                 <w:rPr>
                   <w:rStyle w:val="Hyperlink"/>
@@ -6127,7 +6123,7 @@
         </w:tc>
         <w:tc>
           <w:tcPr>
-            <w:tcW w:w="1312" w:type="dxa"/>
+            <w:tcW w:w="1430" w:type="dxa"/>
           </w:tcPr>
           <w:p>
             <w:pPr/>
@@ -6138,25 +6134,25 @@
         </w:tc>
         <w:tc>
           <w:tcPr>
-            <w:tcW w:w="4037" w:type="dxa"/>
-          </w:tcPr>
-          <w:p>
-            <w:pPr/>
-            <w:r>
-              <w:t xml:space="preserve">In stock</w:t>
-            </w:r>
-          </w:p>
-        </w:tc>
-      </w:tr>
-      <w:tr>
-        <w:tc>
-          <w:tcPr>
-            <w:tcW w:w="2667" w:type="dxa"/>
-          </w:tcPr>
-          <w:p>
-            <w:pPr/>
-            <w:r>
-              <w:t xml:space="preserve">SWPA5040S470MT 47 uH 1.1 A x2 (L2, L3)</w:t>
+            <w:tcW w:w="3947" w:type="dxa"/>
+          </w:tcPr>
+          <w:p>
+            <w:pPr/>
+            <w:r>
+              <w:t xml:space="preserve">43,365</w:t>
+            </w:r>
+          </w:p>
+        </w:tc>
+      </w:tr>
+      <w:tr>
+        <w:tc>
+          <w:tcPr>
+            <w:tcW w:w="2639" w:type="dxa"/>
+          </w:tcPr>
+          <w:p>
+            <w:pPr/>
+            <w:r>
+              <w:t xml:space="preserve">FNR5040S470MT 47 uH x2 (L2, L3)</w:t>
             </w:r>
           </w:p>
         </w:tc>
@@ -6167,37 +6163,37 @@
           <w:p>
             <w:pPr/>
             <w:r>
-              <w:t xml:space="preserve">C86617</w:t>
-            </w:r>
-          </w:p>
-        </w:tc>
-        <w:tc>
-          <w:tcPr>
-            <w:tcW w:w="1312" w:type="dxa"/>
-          </w:tcPr>
-          <w:p>
-            <w:pPr/>
-            <w:r>
-              <w:t xml:space="preserve">about $0.12</w:t>
-            </w:r>
-          </w:p>
-        </w:tc>
-        <w:tc>
-          <w:tcPr>
-            <w:tcW w:w="4037" w:type="dxa"/>
-          </w:tcPr>
-          <w:p>
-            <w:pPr/>
-            <w:r>
-              <w:t xml:space="preserve">24,085. Same 5040 footprint: SRN5040-470M, NRS5040T470MMGK, NRSC5040-470M</w:t>
-            </w:r>
-          </w:p>
-        </w:tc>
-      </w:tr>
-      <w:tr>
-        <w:tc>
-          <w:tcPr>
-            <w:tcW w:w="2667" w:type="dxa"/>
+              <w:t xml:space="preserve">C167974</w:t>
+            </w:r>
+          </w:p>
+        </w:tc>
+        <w:tc>
+          <w:tcPr>
+            <w:tcW w:w="1430" w:type="dxa"/>
+          </w:tcPr>
+          <w:p>
+            <w:pPr/>
+            <w:r>
+              <w:t xml:space="preserve">about $0.05</w:t>
+            </w:r>
+          </w:p>
+        </w:tc>
+        <w:tc>
+          <w:tcPr>
+            <w:tcW w:w="3947" w:type="dxa"/>
+          </w:tcPr>
+          <w:p>
+            <w:pPr/>
+            <w:r>
+              <w:t xml:space="preserve">35,940. Replaces SWPA5040S470MT (no longer listed); land pattern identical</w:t>
+            </w:r>
+          </w:p>
+        </w:tc>
+      </w:tr>
+      <w:tr>
+        <w:tc>
+          <w:tcPr>
+            <w:tcW w:w="2639" w:type="dxa"/>
           </w:tcPr>
           <w:p>
             <w:pPr/>
@@ -6219,35 +6215,35 @@
         </w:tc>
         <w:tc>
           <w:tcPr>
-            <w:tcW w:w="1312" w:type="dxa"/>
-          </w:tcPr>
-          <w:p>
-            <w:pPr/>
-            <w:r>
-              <w:t xml:space="preserve">about $0.45</w:t>
-            </w:r>
-          </w:p>
-        </w:tc>
-        <w:tc>
-          <w:tcPr>
-            <w:tcW w:w="4037" w:type="dxa"/>
-          </w:tcPr>
-          <w:p>
-            <w:pPr/>
-            <w:r>
-              <w:t xml:space="preserve">376. Same 1206 footprint: Schurter 3413.0326.11</w:t>
-            </w:r>
-          </w:p>
-        </w:tc>
-      </w:tr>
-      <w:tr>
-        <w:tc>
-          <w:tcPr>
-            <w:tcW w:w="2667" w:type="dxa"/>
-          </w:tcPr>
-          <w:p>
-            <w:pPr/>
-            <w:hyperlink r:id="rId15" w:history="1">
+            <w:tcW w:w="1430" w:type="dxa"/>
+          </w:tcPr>
+          <w:p>
+            <w:pPr/>
+            <w:r>
+              <w:t xml:space="preserve">about $0.48</w:t>
+            </w:r>
+          </w:p>
+        </w:tc>
+        <w:tc>
+          <w:tcPr>
+            <w:tcW w:w="3947" w:type="dxa"/>
+          </w:tcPr>
+          <w:p>
+            <w:pPr/>
+            <w:r>
+              <w:t xml:space="preserve">765. Alternate: Reomax R12.000.7</w:t>
+            </w:r>
+          </w:p>
+        </w:tc>
+      </w:tr>
+      <w:tr>
+        <w:tc>
+          <w:tcPr>
+            <w:tcW w:w="2639" w:type="dxa"/>
+          </w:tcPr>
+          <w:p>
+            <w:pPr/>
+            <w:hyperlink r:id="rId14" w:history="1">
               <w:r>
                 <w:rPr>
                   <w:rStyle w:val="Hyperlink"/>
@@ -6258,7 +6254,7 @@
             <w:r>
               <w:t xml:space="preserve"> / </w:t>
             </w:r>
-            <w:hyperlink r:id="rId16" w:history="1">
+            <w:hyperlink r:id="rId15" w:history="1">
               <w:r>
                 <w:rPr>
                   <w:rStyle w:val="Hyperlink"/>
@@ -6281,7 +6277,7 @@
         </w:tc>
         <w:tc>
           <w:tcPr>
-            <w:tcW w:w="1312" w:type="dxa"/>
+            <w:tcW w:w="1430" w:type="dxa"/>
           </w:tcPr>
           <w:p>
             <w:pPr/>
@@ -6292,25 +6288,25 @@
         </w:tc>
         <w:tc>
           <w:tcPr>
-            <w:tcW w:w="4037" w:type="dxa"/>
-          </w:tcPr>
-          <w:p>
-            <w:pPr/>
-            <w:r>
-              <w:t xml:space="preserve">In stock</w:t>
-            </w:r>
-          </w:p>
-        </w:tc>
-      </w:tr>
-      <w:tr>
-        <w:tc>
-          <w:tcPr>
-            <w:tcW w:w="2667" w:type="dxa"/>
-          </w:tcPr>
-          <w:p>
-            <w:pPr/>
-            <w:r>
-              <w:t xml:space="preserve">REF3030AIDBZR (ADC reference, removed in Rev E)</w:t>
+            <w:tcW w:w="3947" w:type="dxa"/>
+          </w:tcPr>
+          <w:p>
+            <w:pPr/>
+            <w:r>
+              <w:t xml:space="preserve">5,210 / 55,660</w:t>
+            </w:r>
+          </w:p>
+        </w:tc>
+      </w:tr>
+      <w:tr>
+        <w:tc>
+          <w:tcPr>
+            <w:tcW w:w="2639" w:type="dxa"/>
+          </w:tcPr>
+          <w:p>
+            <w:pPr/>
+            <w:r>
+              <w:t xml:space="preserve">PA3855.006NLT (T2)</w:t>
             </w:r>
           </w:p>
         </w:tc>
@@ -6321,29 +6317,29 @@
           <w:p>
             <w:pPr/>
             <w:r>
-              <w:t xml:space="preserve">C38423</w:t>
-            </w:r>
-          </w:p>
-        </w:tc>
-        <w:tc>
-          <w:tcPr>
-            <w:tcW w:w="1312" w:type="dxa"/>
-          </w:tcPr>
-          <w:p>
-            <w:pPr/>
-            <w:r>
-              <w:t xml:space="preserve">about $0.50 (estimate)</w:t>
-            </w:r>
-          </w:p>
-        </w:tc>
-        <w:tc>
-          <w:tcPr>
-            <w:tcW w:w="4037" w:type="dxa"/>
-          </w:tcPr>
-          <w:p>
-            <w:pPr/>
-            <w:r>
-              <w:t xml:space="preserve">In stock</w:t>
+              <w:t xml:space="preserve">C5718384</w:t>
+            </w:r>
+          </w:p>
+        </w:tc>
+        <w:tc>
+          <w:tcPr>
+            <w:tcW w:w="1430" w:type="dxa"/>
+          </w:tcPr>
+          <w:p>
+            <w:pPr/>
+            <w:r>
+              <w:t xml:space="preserve">about $1.15</w:t>
+            </w:r>
+          </w:p>
+        </w:tc>
+        <w:tc>
+          <w:tcPr>
+            <w:tcW w:w="3947" w:type="dxa"/>
+          </w:tcPr>
+          <w:p>
+            <w:pPr/>
+            <w:r>
+              <w:t xml:space="preserve">102. Pulse only</w:t>
             </w:r>
           </w:p>
         </w:tc>
@@ -7990,7 +7986,7 @@
       <w:r>
         <w:t xml:space="preserve">Import the zip from the EasyEDA Pro start page, or through its Format Converter. EasyEDA's documentation lists KiCad 5.1 as supported and is unclear about newer versions, so the schematic is written in KiCad 6 format, the most widely accepted. The PCB file is KiCad 7 format because that is what the generator writes. (</w:t>
       </w:r>
-      <w:hyperlink r:id="rId17" w:history="1">
+      <w:hyperlink r:id="rId16" w:history="1">
         <w:r>
           <w:rPr>
             <w:rStyle w:val="Hyperlink"/>
@@ -8001,7 +7997,7 @@
       <w:r>
         <w:t xml:space="preserve">, </w:t>
       </w:r>
-      <w:hyperlink r:id="rId18" w:history="1">
+      <w:hyperlink r:id="rId17" w:history="1">
         <w:r>
           <w:rPr>
             <w:rStyle w:val="Hyperlink"/>
@@ -8164,7 +8160,7 @@
       <w:r>
         <w:t xml:space="preserve">Sources: component data from the LCSC/JLCPCB listings and datasheets linked above, and the </w:t>
       </w:r>
-      <w:hyperlink r:id="rId19" w:history="1">
+      <w:hyperlink r:id="rId18" w:history="1">
         <w:r>
           <w:rPr>
             <w:rStyle w:val="Hyperlink"/>
@@ -8175,7 +8171,7 @@
       <w:r>
         <w:t xml:space="preserve">, </w:t>
       </w:r>
-      <w:hyperlink r:id="rId20" w:history="1">
+      <w:hyperlink r:id="rId19" w:history="1">
         <w:r>
           <w:rPr>
             <w:rStyle w:val="Hyperlink"/>
@@ -8186,7 +8182,7 @@
       <w:r>
         <w:t xml:space="preserve"> and </w:t>
       </w:r>
-      <w:hyperlink r:id="rId21" w:history="1">
+      <w:hyperlink r:id="rId20" w:history="1">
         <w:r>
           <w:rPr>
             <w:rStyle w:val="Hyperlink"/>

--- a/01_hardware/docs/DCDC_Design_Notes.docx
+++ b/01_hardware/docs/DCDC_Design_Notes.docx
@@ -248,7 +248,7 @@
           <w:p>
             <w:pPr/>
             <w:r>
-              <w:t xml:space="preserve">STM32G474RBT3</w:t>
+              <w:t xml:space="preserve">STM32G474RBT6</w:t>
             </w:r>
           </w:p>
         </w:tc>
@@ -433,18 +433,6 @@
       </w:r>
       <w:r>
         <w:t xml:space="preserve"> F1 is now a 1206 chip fuse, 7 A / 63 V (Littelfuse 0458007.DR, LCSC C206980; second source Schurter 3413.0326.11). L2 and L3 now use the common 5040 shielded footprint: SWPA5040S470MT, 47 uH, 1.1 A (LCSC C86617; second sources Bourns SRN5040-470M, Taiyo Yuden NRS5040T470MMGK). EN_AUX was re-routed off the path between the L2 pads, and the VIN track at L3 now runs centred between the pads (0.4 mm each side). Every assembled part now carries an LCSC number checked against JLCPCB stock; the assembly upload files are DCDC_JLC_BOM.csv and DCDC_JLC_CPL.csv (217 parts). U1 (own sample), T1, J1-J5, J7, JP1 and SW1 are hand-soldered.</w:t>
-      </w:r>
-    </w:p>
-    <w:p>
-      <w:pPr/>
-      <w:r>
-        <w:rPr>
-          <w:b/>
-        </w:rPr>
-        <w:t xml:space="preserve">Order prep (20 Oct):</w:t>
-      </w:r>
-      <w:r>
-        <w:t xml:space="preserve"> every part now has an in-stock LCSC first source (live LCSC stock, 20 Oct), same footprints, no layout change. Swapped: U1 STM32G474RBT3 (C1235414), Q2/Q3/Q5/Q6 NCEP068N10G (C503061), 51 x 10k FOJAN (C2906861), 22 x 100 nF onto C307331, 1 uF 0402 CCTC (C20539426), R62/R63 2R2 (C2907006), R89 22R (C2929994), R82 10k 0.1 % Vishay (C844452), FB1 Murata BLM18KG601SN1D (C85833), L2/L3 cjiang FNR5040S470MT (C167974), C82 KEMET C0G 47 nF (C2233314; the old part was X7R), RS1 Milliohm HoJLR2512-3W-4mR (C2904236), SS110 x4 MDD (C2482). Hand-soldered headers: J1/J2 KF2EDGR-5.08-2P (C441204, plugs KF2EDGK-5.08-2P-AA C440880), J3/J4 C42419910, J5 C42419913, JP1 C45384660, J7 C41376037. T1 (custom PQ2620) is the only part not on LCSC. Second and third sources, checked for pinout and land pattern: 01_hardware/bom/BOM_sourcing_revE.xlsx.</w:t>
       </w:r>
     </w:p>
     <w:p>
@@ -482,7 +470,7 @@
         </w:numPr>
       </w:pPr>
       <w:r>
-        <w:t xml:space="preserve">Primary: VIN -&gt; half-bridge (Q5/Q6, NCEP068N10G) -&gt; split resonant capacitors (2 x 300 nF C0G) -&gt; PQ2620 primary. Lr is the transformer leakage, 1.0 uH.</w:t>
+        <w:t xml:space="preserve">Primary: VIN -&gt; half-bridge (Q5/Q6, NCEP0160AG) -&gt; split resonant capacitors (2 x 300 nF C0G) -&gt; PQ2620 primary. Lr is the transformer leakage, 1.0 uH.</w:t>
       </w:r>
     </w:p>
     <w:p>
@@ -1249,7 +1237,7 @@
     <w:p>
       <w:pPr/>
       <w:r>
-        <w:t xml:space="preserve">FET choice follows what each switch does. Q1 and Q4 hard-switch, so they use the low-Qgd NCEP0140AG (100 V, 23 mOhm max, Qgd 3.8 nC). Q2 and Q3 carry the full 5 A in buck mode as synchronous rectifier and static-on switch, so they use the low-Rds NCEP068N10G (100 V, 6.1 mOhm, Qg 60 nC; replaced NCEP0160AG on 20 Oct, which was down to 38 pcs).</w:t>
+        <w:t xml:space="preserve">FET choice follows what each switch does. Q1 and Q4 hard-switch, so they use the low-Qgd NCEP0140AG (100 V, 23 mOhm max, Qgd 3.8 nC). Q2 and Q3 carry the full 5 A in buck mode as synchronous rectifier and static-on switch, so they use the low-Rds NCEP0160AG (100 V, 8.5 mOhm max).</w:t>
       </w:r>
     </w:p>
     <w:tbl>
@@ -2094,7 +2082,7 @@
     <w:p>
       <w:pPr/>
       <w:r>
-        <w:t xml:space="preserve">Total loss includes 0.7 W housekeeping (MCU, CAN, aux supplies), which is why 1.5 V / 7.5 W shows 68%. Model assumptions: Rds at 1.4x the 25 C max, 8 ns V-I overlap per hard edge, 30 ns dead time, Qrr 50-80 nC (not listed for the NCE parts, so assumed), inductor DCR 25 mOhm.</w:t>
+        <w:t xml:space="preserve">Total loss includes 0.7 W housekeeping (MCU, CAN, aux supplies), which is why 1.5 V / 7.5 W shows 68%. Model assumptions: Rds at 1.4x the 25 C max, 8 ns V-I overlap per hard edge, 30 ns dead time, Qrr 50-80 nC (not listed for NCEP0160AG, so assumed), inductor DCR 25 mOhm.</w:t>
       </w:r>
     </w:p>
     <w:p>
@@ -5109,6 +5097,12 @@
       </w:r>
     </w:p>
     <w:p>
+      <w:pPr/>
+      <w:r>
+        <w:t>Rev E2 debug-port series resistors: SWDIO, SWCLK, TP_DAC, TP_GPIO1, TP_GPIO2 and NRST reach the J6 pads and the J7 SWD header through 47.5 Ω 0402 resistors (R123–R128), and J6 pin 7 / J7 VTref take +3V3 through a 2 Ω 0603 (R129, net PROG_3V3). They damp ringing on the probe cable and limit the current into a pin if a pad is shorted or a probe is plugged in wrongly; 47.5 Ω is far below anything that matters for SWD at the usual 1–4 MHz clock. Each resistor sits on the MCU side of the point where a trace splits to J6 and J7, so both connectors go through it.</w:t>
+      </w:r>
+    </w:p>
+    <w:p>
       <w:pPr>
         <w:pStyle w:val="Heading2"/>
       </w:pPr>
@@ -5345,7 +5339,7 @@
           <w:p>
             <w:pPr/>
             <w:r>
-              <w:t xml:space="preserve">NCEP068N10G primary FET (C503061)</w:t>
+              <w:t xml:space="preserve">NCEP0160AG primary FET (C503012)</w:t>
             </w:r>
           </w:p>
         </w:tc>
@@ -5571,10 +5565,10 @@
         <w:tblLook w:val="04A0" w:firstRow="1" w:lastRow="0" w:firstColumn="0" w:lastColumn="0" w:noHBand="0" w:noVBand="1"/>
       </w:tblPr>
       <w:tblGrid>
-        <w:gridCol w:w="2639"/>
+        <w:gridCol w:w="2667"/>
         <w:gridCol w:w="1344"/>
-        <w:gridCol w:w="1430"/>
-        <w:gridCol w:w="3947"/>
+        <w:gridCol w:w="1312"/>
+        <w:gridCol w:w="4037"/>
       </w:tblGrid>
       <w:tr>
         <w:trPr>
@@ -5582,7 +5576,7 @@
         </w:trPr>
         <w:tc>
           <w:tcPr>
-            <w:tcW w:w="2639" w:type="dxa"/>
+            <w:tcW w:w="2667" w:type="dxa"/>
             <w:shd w:val="clear" w:color="auto" w:fill="F2F2F2"/>
           </w:tcPr>
           <w:p>
@@ -5606,7 +5600,7 @@
         </w:tc>
         <w:tc>
           <w:tcPr>
-            <w:tcW w:w="1430" w:type="dxa"/>
+            <w:tcW w:w="1312" w:type="dxa"/>
             <w:shd w:val="clear" w:color="auto" w:fill="F2F2F2"/>
           </w:tcPr>
           <w:p>
@@ -5618,21 +5612,21 @@
         </w:tc>
         <w:tc>
           <w:tcPr>
-            <w:tcW w:w="3947" w:type="dxa"/>
+            <w:tcW w:w="4037" w:type="dxa"/>
             <w:shd w:val="clear" w:color="auto" w:fill="F2F2F2"/>
           </w:tcPr>
           <w:p>
             <w:pPr/>
             <w:r>
-              <w:t xml:space="preserve">Stock (2026-10-20, LCSC)</w:t>
-            </w:r>
-          </w:p>
-        </w:tc>
-      </w:tr>
-      <w:tr>
-        <w:tc>
-          <w:tcPr>
-            <w:tcW w:w="2639" w:type="dxa"/>
+              <w:t xml:space="preserve">Stock (2026-10-18, JLCPCB)</w:t>
+            </w:r>
+          </w:p>
+        </w:tc>
+      </w:tr>
+      <w:tr>
+        <w:tc>
+          <w:tcPr>
+            <w:tcW w:w="2667" w:type="dxa"/>
           </w:tcPr>
           <w:p>
             <w:pPr/>
@@ -5641,12 +5635,9 @@
                 <w:rPr>
                   <w:rStyle w:val="Hyperlink"/>
                 </w:rPr>
-                <w:t xml:space="preserve">STM32G474RBT3</w:t>
+                <w:t xml:space="preserve">STM32G474RBT6</w:t>
               </w:r>
             </w:hyperlink>
-            <w:r>
-              <w:t xml:space="preserve"> (U1, hand-soldered)</w:t>
-            </w:r>
           </w:p>
         </w:tc>
         <w:tc>
@@ -5656,41 +5647,52 @@
           <w:p>
             <w:pPr/>
             <w:r>
-              <w:t xml:space="preserve">C1235414</w:t>
-            </w:r>
-          </w:p>
-        </w:tc>
-        <w:tc>
-          <w:tcPr>
-            <w:tcW w:w="1430" w:type="dxa"/>
-          </w:tcPr>
-          <w:p>
-            <w:pPr/>
-            <w:r>
-              <w:t xml:space="preserve">about $2.92</w:t>
-            </w:r>
-          </w:p>
-        </w:tc>
-        <w:tc>
-          <w:tcPr>
-            <w:tcW w:w="3947" w:type="dxa"/>
-          </w:tcPr>
-          <w:p>
-            <w:pPr/>
-            <w:r>
-              <w:t xml:space="preserve">559. Same die as RBT6 (C529413, out of stock), -40 to 125 C; firmware unchanged</w:t>
-            </w:r>
-          </w:p>
-        </w:tc>
-      </w:tr>
-      <w:tr>
-        <w:tc>
-          <w:tcPr>
-            <w:tcW w:w="2639" w:type="dxa"/>
-          </w:tcPr>
-          <w:p>
-            <w:pPr/>
+              <w:t xml:space="preserve">C529413</w:t>
+            </w:r>
+          </w:p>
+        </w:tc>
+        <w:tc>
+          <w:tcPr>
+            <w:tcW w:w="1312" w:type="dxa"/>
+          </w:tcPr>
+          <w:p>
+            <w:pPr/>
+            <w:r>
+              <w:t xml:space="preserve">$7.24</w:t>
+            </w:r>
+          </w:p>
+        </w:tc>
+        <w:tc>
+          <w:tcPr>
+            <w:tcW w:w="4037" w:type="dxa"/>
+          </w:tcPr>
+          <w:p>
+            <w:pPr/>
+            <w:r>
+              <w:t xml:space="preserve">Out of stock. First build uses your own samples (hand-soldered). Pin-compatible </w:t>
+            </w:r>
             <w:hyperlink r:id="rId7" w:history="1">
+              <w:r>
+                <w:rPr>
+                  <w:rStyle w:val="Hyperlink"/>
+                </w:rPr>
+                <w:t xml:space="preserve">STM32G474RET6</w:t>
+              </w:r>
+            </w:hyperlink>
+            <w:r>
+              <w:t xml:space="preserve"> C521608: 354</w:t>
+            </w:r>
+          </w:p>
+        </w:tc>
+      </w:tr>
+      <w:tr>
+        <w:tc>
+          <w:tcPr>
+            <w:tcW w:w="2667" w:type="dxa"/>
+          </w:tcPr>
+          <w:p>
+            <w:pPr/>
+            <w:hyperlink r:id="rId8" w:history="1">
               <w:r>
                 <w:rPr>
                   <w:rStyle w:val="Hyperlink"/>
@@ -5713,7 +5715,7 @@
         </w:tc>
         <w:tc>
           <w:tcPr>
-            <w:tcW w:w="1430" w:type="dxa"/>
+            <w:tcW w:w="1312" w:type="dxa"/>
           </w:tcPr>
           <w:p>
             <w:pPr/>
@@ -5724,29 +5726,29 @@
         </w:tc>
         <w:tc>
           <w:tcPr>
-            <w:tcW w:w="3947" w:type="dxa"/>
-          </w:tcPr>
-          <w:p>
-            <w:pPr/>
-            <w:r>
-              <w:t xml:space="preserve">4,777. Chipanalog only; backup needs PCB space (ISO1042DW + isolated 5 V module)</w:t>
-            </w:r>
-          </w:p>
-        </w:tc>
-      </w:tr>
-      <w:tr>
-        <w:tc>
-          <w:tcPr>
-            <w:tcW w:w="2639" w:type="dxa"/>
-          </w:tcPr>
-          <w:p>
-            <w:pPr/>
-            <w:hyperlink r:id="rId8" w:history="1">
+            <w:tcW w:w="4037" w:type="dxa"/>
+          </w:tcPr>
+          <w:p>
+            <w:pPr/>
+            <w:r>
+              <w:t xml:space="preserve">In stock</w:t>
+            </w:r>
+          </w:p>
+        </w:tc>
+      </w:tr>
+      <w:tr>
+        <w:tc>
+          <w:tcPr>
+            <w:tcW w:w="2667" w:type="dxa"/>
+          </w:tcPr>
+          <w:p>
+            <w:pPr/>
+            <w:hyperlink r:id="rId3" w:history="1">
               <w:r>
                 <w:rPr>
                   <w:rStyle w:val="Hyperlink"/>
                 </w:rPr>
-                <w:t xml:space="preserve">CA-IS3742LW</w:t>
+                <w:t xml:space="preserve">CA-IS3642LVW</w:t>
               </w:r>
             </w:hyperlink>
           </w:p>
@@ -5758,37 +5760,37 @@
           <w:p>
             <w:pPr/>
             <w:r>
-              <w:t xml:space="preserve">C4944981</w:t>
-            </w:r>
-          </w:p>
-        </w:tc>
-        <w:tc>
-          <w:tcPr>
-            <w:tcW w:w="1430" w:type="dxa"/>
-          </w:tcPr>
-          <w:p>
-            <w:pPr/>
-            <w:r>
-              <w:t xml:space="preserve">about $1.20</w:t>
-            </w:r>
-          </w:p>
-        </w:tc>
-        <w:tc>
-          <w:tcPr>
-            <w:tcW w:w="3947" w:type="dxa"/>
-          </w:tcPr>
-          <w:p>
-            <w:pPr/>
-            <w:r>
-              <w:t xml:space="preserve">2,320. Default-low wide-body alternates: TI ISO7742FDWR, YLPTEC ISO7742W0-Y</w:t>
-            </w:r>
-          </w:p>
-        </w:tc>
-      </w:tr>
-      <w:tr>
-        <w:tc>
-          <w:tcPr>
-            <w:tcW w:w="2639" w:type="dxa"/>
+              <w:t xml:space="preserve">C7422564</w:t>
+            </w:r>
+          </w:p>
+        </w:tc>
+        <w:tc>
+          <w:tcPr>
+            <w:tcW w:w="1312" w:type="dxa"/>
+          </w:tcPr>
+          <w:p>
+            <w:pPr/>
+            <w:r>
+              <w:t xml:space="preserve">$2.51</w:t>
+            </w:r>
+          </w:p>
+        </w:tc>
+        <w:tc>
+          <w:tcPr>
+            <w:tcW w:w="4037" w:type="dxa"/>
+          </w:tcPr>
+          <w:p>
+            <w:pPr/>
+            <w:r>
+              <w:t xml:space="preserve">2, rest on JLC pre-order. CA-IS3642LW (no isolated power) and HVW (outputs default high) are not substitutes</w:t>
+            </w:r>
+          </w:p>
+        </w:tc>
+      </w:tr>
+      <w:tr>
+        <w:tc>
+          <w:tcPr>
+            <w:tcW w:w="2667" w:type="dxa"/>
           </w:tcPr>
           <w:p>
             <w:pPr/>
@@ -5818,7 +5820,7 @@
         </w:tc>
         <w:tc>
           <w:tcPr>
-            <w:tcW w:w="1430" w:type="dxa"/>
+            <w:tcW w:w="1312" w:type="dxa"/>
           </w:tcPr>
           <w:p>
             <w:pPr/>
@@ -5829,24 +5831,35 @@
         </w:tc>
         <w:tc>
           <w:tcPr>
-            <w:tcW w:w="3947" w:type="dxa"/>
-          </w:tcPr>
-          <w:p>
-            <w:pPr/>
-            <w:r>
-              <w:t xml:space="preserve">338 (112 boards). Alternates: UCC27211AQDDARQ1, UCC27211DR</w:t>
-            </w:r>
-          </w:p>
-        </w:tc>
-      </w:tr>
-      <w:tr>
-        <w:tc>
-          <w:tcPr>
-            <w:tcW w:w="2639" w:type="dxa"/>
-          </w:tcPr>
-          <w:p>
-            <w:pPr/>
+            <w:tcW w:w="4037" w:type="dxa"/>
+          </w:tcPr>
+          <w:p>
+            <w:pPr/>
+            <w:r>
+              <w:t xml:space="preserve">In stock. Second source </w:t>
+            </w:r>
             <w:hyperlink r:id="rId10" w:history="1">
+              <w:r>
+                <w:rPr>
+                  <w:rStyle w:val="Hyperlink"/>
+                </w:rPr>
+                <w:t xml:space="preserve">SLM27211CA-DG</w:t>
+              </w:r>
+            </w:hyperlink>
+            <w:r>
+              <w:t xml:space="preserve"> C967931 is out of stock</w:t>
+            </w:r>
+          </w:p>
+        </w:tc>
+      </w:tr>
+      <w:tr>
+        <w:tc>
+          <w:tcPr>
+            <w:tcW w:w="2667" w:type="dxa"/>
+          </w:tcPr>
+          <w:p>
+            <w:pPr/>
+            <w:hyperlink r:id="rId11" w:history="1">
               <w:r>
                 <w:rPr>
                   <w:rStyle w:val="Hyperlink"/>
@@ -5854,9 +5867,6 @@
                 <w:t xml:space="preserve">PSPMAA1770-220M-CGP</w:t>
               </w:r>
             </w:hyperlink>
-            <w:r>
-              <w:t xml:space="preserve"> (L1)</w:t>
-            </w:r>
           </w:p>
         </w:tc>
         <w:tc>
@@ -5872,7 +5882,7 @@
         </w:tc>
         <w:tc>
           <w:tcPr>
-            <w:tcW w:w="1430" w:type="dxa"/>
+            <w:tcW w:w="1312" w:type="dxa"/>
           </w:tcPr>
           <w:p>
             <w:pPr/>
@@ -5883,33 +5893,33 @@
         </w:tc>
         <w:tc>
           <w:tcPr>
-            <w:tcW w:w="3947" w:type="dxa"/>
-          </w:tcPr>
-          <w:p>
-            <w:pPr/>
-            <w:r>
-              <w:t xml:space="preserve">120. Alternates: SMMS1770-220M, Sunltech SLO1770C220MTT (23 A sat)</w:t>
-            </w:r>
-          </w:p>
-        </w:tc>
-      </w:tr>
-      <w:tr>
-        <w:tc>
-          <w:tcPr>
-            <w:tcW w:w="2639" w:type="dxa"/>
-          </w:tcPr>
-          <w:p>
-            <w:pPr/>
-            <w:hyperlink r:id="rId11" w:history="1">
+            <w:tcW w:w="4037" w:type="dxa"/>
+          </w:tcPr>
+          <w:p>
+            <w:pPr/>
+            <w:r>
+              <w:t xml:space="preserve">In stock. Alternate: Bourns SRP1770TA-220M</w:t>
+            </w:r>
+          </w:p>
+        </w:tc>
+      </w:tr>
+      <w:tr>
+        <w:tc>
+          <w:tcPr>
+            <w:tcW w:w="2667" w:type="dxa"/>
+          </w:tcPr>
+          <w:p>
+            <w:pPr/>
+            <w:hyperlink r:id="rId12" w:history="1">
               <w:r>
                 <w:rPr>
                   <w:rStyle w:val="Hyperlink"/>
                 </w:rPr>
-                <w:t xml:space="preserve">NCEP068N10G</w:t>
+                <w:t xml:space="preserve">NCEP0160AG</w:t>
               </w:r>
             </w:hyperlink>
             <w:r>
-              <w:t xml:space="preserve"> x4 (Q2, Q3, Q5, Q6)</w:t>
+              <w:t xml:space="preserve"> x4</w:t>
             </w:r>
           </w:p>
         </w:tc>
@@ -5920,41 +5930,41 @@
           <w:p>
             <w:pPr/>
             <w:r>
-              <w:t xml:space="preserve">C503061</w:t>
-            </w:r>
-          </w:p>
-        </w:tc>
-        <w:tc>
-          <w:tcPr>
-            <w:tcW w:w="1430" w:type="dxa"/>
-          </w:tcPr>
-          <w:p>
-            <w:pPr/>
-            <w:r>
-              <w:t xml:space="preserve">about $0.64</w:t>
-            </w:r>
-          </w:p>
-        </w:tc>
-        <w:tc>
-          <w:tcPr>
-            <w:tcW w:w="3947" w:type="dxa"/>
-          </w:tcPr>
-          <w:p>
-            <w:pPr/>
-            <w:r>
-              <w:t xml:space="preserve">7,577</w:t>
-            </w:r>
-          </w:p>
-        </w:tc>
-      </w:tr>
-      <w:tr>
-        <w:tc>
-          <w:tcPr>
-            <w:tcW w:w="2639" w:type="dxa"/>
-          </w:tcPr>
-          <w:p>
-            <w:pPr/>
-            <w:hyperlink r:id="rId12" w:history="1">
+              <w:t xml:space="preserve">C503012</w:t>
+            </w:r>
+          </w:p>
+        </w:tc>
+        <w:tc>
+          <w:tcPr>
+            <w:tcW w:w="1312" w:type="dxa"/>
+          </w:tcPr>
+          <w:p>
+            <w:pPr/>
+            <w:r>
+              <w:t xml:space="preserve">$0.74</w:t>
+            </w:r>
+          </w:p>
+        </w:tc>
+        <w:tc>
+          <w:tcPr>
+            <w:tcW w:w="4037" w:type="dxa"/>
+          </w:tcPr>
+          <w:p>
+            <w:pPr/>
+            <w:r>
+              <w:t xml:space="preserve">In stock</w:t>
+            </w:r>
+          </w:p>
+        </w:tc>
+      </w:tr>
+      <w:tr>
+        <w:tc>
+          <w:tcPr>
+            <w:tcW w:w="2667" w:type="dxa"/>
+          </w:tcPr>
+          <w:p>
+            <w:pPr/>
+            <w:hyperlink r:id="rId13" w:history="1">
               <w:r>
                 <w:rPr>
                   <w:rStyle w:val="Hyperlink"/>
@@ -5963,7 +5973,7 @@
               </w:r>
             </w:hyperlink>
             <w:r>
-              <w:t xml:space="preserve"> x2 (Q1, Q4)</w:t>
+              <w:t xml:space="preserve"> x2</w:t>
             </w:r>
           </w:p>
         </w:tc>
@@ -5980,7 +5990,7 @@
         </w:tc>
         <w:tc>
           <w:tcPr>
-            <w:tcW w:w="1430" w:type="dxa"/>
+            <w:tcW w:w="1312" w:type="dxa"/>
           </w:tcPr>
           <w:p>
             <w:pPr/>
@@ -5991,20 +6001,20 @@
         </w:tc>
         <w:tc>
           <w:tcPr>
-            <w:tcW w:w="3947" w:type="dxa"/>
-          </w:tcPr>
-          <w:p>
-            <w:pPr/>
-            <w:r>
-              <w:t xml:space="preserve">4,695</w:t>
-            </w:r>
-          </w:p>
-        </w:tc>
-      </w:tr>
-      <w:tr>
-        <w:tc>
-          <w:tcPr>
-            <w:tcW w:w="2639" w:type="dxa"/>
+            <w:tcW w:w="4037" w:type="dxa"/>
+          </w:tcPr>
+          <w:p>
+            <w:pPr/>
+            <w:r>
+              <w:t xml:space="preserve">In stock</w:t>
+            </w:r>
+          </w:p>
+        </w:tc>
+      </w:tr>
+      <w:tr>
+        <w:tc>
+          <w:tcPr>
+            <w:tcW w:w="2667" w:type="dxa"/>
           </w:tcPr>
           <w:p>
             <w:pPr/>
@@ -6026,31 +6036,31 @@
         </w:tc>
         <w:tc>
           <w:tcPr>
-            <w:tcW w:w="1430" w:type="dxa"/>
-          </w:tcPr>
-          <w:p>
-            <w:pPr/>
-            <w:r>
-              <w:t xml:space="preserve">about $0.05</w:t>
-            </w:r>
-          </w:p>
-        </w:tc>
-        <w:tc>
-          <w:tcPr>
-            <w:tcW w:w="3947" w:type="dxa"/>
-          </w:tcPr>
-          <w:p>
-            <w:pPr/>
-            <w:r>
-              <w:t xml:space="preserve">261,555</w:t>
-            </w:r>
-          </w:p>
-        </w:tc>
-      </w:tr>
-      <w:tr>
-        <w:tc>
-          <w:tcPr>
-            <w:tcW w:w="2639" w:type="dxa"/>
+            <w:tcW w:w="1312" w:type="dxa"/>
+          </w:tcPr>
+          <w:p>
+            <w:pPr/>
+            <w:r>
+              <w:t xml:space="preserve">about $0.36</w:t>
+            </w:r>
+          </w:p>
+        </w:tc>
+        <w:tc>
+          <w:tcPr>
+            <w:tcW w:w="4037" w:type="dxa"/>
+          </w:tcPr>
+          <w:p>
+            <w:pPr/>
+            <w:r>
+              <w:t xml:space="preserve">69 (enough for 5 boards). Samsung CL32B225KCJSNNE C55151 is out of stock; any 100 V X7R 1210 works</w:t>
+            </w:r>
+          </w:p>
+        </w:tc>
+      </w:tr>
+      <w:tr>
+        <w:tc>
+          <w:tcPr>
+            <w:tcW w:w="2667" w:type="dxa"/>
           </w:tcPr>
           <w:p>
             <w:pPr/>
@@ -6072,7 +6082,7 @@
         </w:tc>
         <w:tc>
           <w:tcPr>
-            <w:tcW w:w="1430" w:type="dxa"/>
+            <w:tcW w:w="1312" w:type="dxa"/>
           </w:tcPr>
           <w:p>
             <w:pPr/>
@@ -6083,24 +6093,24 @@
         </w:tc>
         <w:tc>
           <w:tcPr>
-            <w:tcW w:w="3947" w:type="dxa"/>
-          </w:tcPr>
-          <w:p>
-            <w:pPr/>
-            <w:r>
-              <w:t xml:space="preserve">902. Alternates: Murata GRM31C5C2A104JA01L, TDK C3216C0G2A104JT000E</w:t>
-            </w:r>
-          </w:p>
-        </w:tc>
-      </w:tr>
-      <w:tr>
-        <w:tc>
-          <w:tcPr>
-            <w:tcW w:w="2639" w:type="dxa"/>
-          </w:tcPr>
-          <w:p>
-            <w:pPr/>
-            <w:hyperlink r:id="rId13" w:history="1">
+            <w:tcW w:w="4037" w:type="dxa"/>
+          </w:tcPr>
+          <w:p>
+            <w:pPr/>
+            <w:r>
+              <w:t xml:space="preserve">892</w:t>
+            </w:r>
+          </w:p>
+        </w:tc>
+      </w:tr>
+      <w:tr>
+        <w:tc>
+          <w:tcPr>
+            <w:tcW w:w="2667" w:type="dxa"/>
+          </w:tcPr>
+          <w:p>
+            <w:pPr/>
+            <w:hyperlink r:id="rId14" w:history="1">
               <w:r>
                 <w:rPr>
                   <w:rStyle w:val="Hyperlink"/>
@@ -6123,7 +6133,7 @@
         </w:tc>
         <w:tc>
           <w:tcPr>
-            <w:tcW w:w="1430" w:type="dxa"/>
+            <w:tcW w:w="1312" w:type="dxa"/>
           </w:tcPr>
           <w:p>
             <w:pPr/>
@@ -6134,25 +6144,25 @@
         </w:tc>
         <w:tc>
           <w:tcPr>
-            <w:tcW w:w="3947" w:type="dxa"/>
-          </w:tcPr>
-          <w:p>
-            <w:pPr/>
-            <w:r>
-              <w:t xml:space="preserve">43,365</w:t>
-            </w:r>
-          </w:p>
-        </w:tc>
-      </w:tr>
-      <w:tr>
-        <w:tc>
-          <w:tcPr>
-            <w:tcW w:w="2639" w:type="dxa"/>
-          </w:tcPr>
-          <w:p>
-            <w:pPr/>
-            <w:r>
-              <w:t xml:space="preserve">FNR5040S470MT 47 uH x2 (L2, L3)</w:t>
+            <w:tcW w:w="4037" w:type="dxa"/>
+          </w:tcPr>
+          <w:p>
+            <w:pPr/>
+            <w:r>
+              <w:t xml:space="preserve">In stock</w:t>
+            </w:r>
+          </w:p>
+        </w:tc>
+      </w:tr>
+      <w:tr>
+        <w:tc>
+          <w:tcPr>
+            <w:tcW w:w="2667" w:type="dxa"/>
+          </w:tcPr>
+          <w:p>
+            <w:pPr/>
+            <w:r>
+              <w:t xml:space="preserve">SWPA5040S470MT 47 uH 1.1 A x2 (L2, L3)</w:t>
             </w:r>
           </w:p>
         </w:tc>
@@ -6163,37 +6173,37 @@
           <w:p>
             <w:pPr/>
             <w:r>
-              <w:t xml:space="preserve">C167974</w:t>
-            </w:r>
-          </w:p>
-        </w:tc>
-        <w:tc>
-          <w:tcPr>
-            <w:tcW w:w="1430" w:type="dxa"/>
-          </w:tcPr>
-          <w:p>
-            <w:pPr/>
-            <w:r>
-              <w:t xml:space="preserve">about $0.05</w:t>
-            </w:r>
-          </w:p>
-        </w:tc>
-        <w:tc>
-          <w:tcPr>
-            <w:tcW w:w="3947" w:type="dxa"/>
-          </w:tcPr>
-          <w:p>
-            <w:pPr/>
-            <w:r>
-              <w:t xml:space="preserve">35,940. Replaces SWPA5040S470MT (no longer listed); land pattern identical</w:t>
-            </w:r>
-          </w:p>
-        </w:tc>
-      </w:tr>
-      <w:tr>
-        <w:tc>
-          <w:tcPr>
-            <w:tcW w:w="2639" w:type="dxa"/>
+              <w:t xml:space="preserve">C86617</w:t>
+            </w:r>
+          </w:p>
+        </w:tc>
+        <w:tc>
+          <w:tcPr>
+            <w:tcW w:w="1312" w:type="dxa"/>
+          </w:tcPr>
+          <w:p>
+            <w:pPr/>
+            <w:r>
+              <w:t xml:space="preserve">about $0.12</w:t>
+            </w:r>
+          </w:p>
+        </w:tc>
+        <w:tc>
+          <w:tcPr>
+            <w:tcW w:w="4037" w:type="dxa"/>
+          </w:tcPr>
+          <w:p>
+            <w:pPr/>
+            <w:r>
+              <w:t xml:space="preserve">24,085. Same 5040 footprint: SRN5040-470M, NRS5040T470MMGK, NRSC5040-470M</w:t>
+            </w:r>
+          </w:p>
+        </w:tc>
+      </w:tr>
+      <w:tr>
+        <w:tc>
+          <w:tcPr>
+            <w:tcW w:w="2667" w:type="dxa"/>
           </w:tcPr>
           <w:p>
             <w:pPr/>
@@ -6215,35 +6225,35 @@
         </w:tc>
         <w:tc>
           <w:tcPr>
-            <w:tcW w:w="1430" w:type="dxa"/>
-          </w:tcPr>
-          <w:p>
-            <w:pPr/>
-            <w:r>
-              <w:t xml:space="preserve">about $0.48</w:t>
-            </w:r>
-          </w:p>
-        </w:tc>
-        <w:tc>
-          <w:tcPr>
-            <w:tcW w:w="3947" w:type="dxa"/>
-          </w:tcPr>
-          <w:p>
-            <w:pPr/>
-            <w:r>
-              <w:t xml:space="preserve">765. Alternate: Reomax R12.000.7</w:t>
-            </w:r>
-          </w:p>
-        </w:tc>
-      </w:tr>
-      <w:tr>
-        <w:tc>
-          <w:tcPr>
-            <w:tcW w:w="2639" w:type="dxa"/>
-          </w:tcPr>
-          <w:p>
-            <w:pPr/>
-            <w:hyperlink r:id="rId14" w:history="1">
+            <w:tcW w:w="1312" w:type="dxa"/>
+          </w:tcPr>
+          <w:p>
+            <w:pPr/>
+            <w:r>
+              <w:t xml:space="preserve">about $0.45</w:t>
+            </w:r>
+          </w:p>
+        </w:tc>
+        <w:tc>
+          <w:tcPr>
+            <w:tcW w:w="4037" w:type="dxa"/>
+          </w:tcPr>
+          <w:p>
+            <w:pPr/>
+            <w:r>
+              <w:t xml:space="preserve">376. Same 1206 footprint: Schurter 3413.0326.11</w:t>
+            </w:r>
+          </w:p>
+        </w:tc>
+      </w:tr>
+      <w:tr>
+        <w:tc>
+          <w:tcPr>
+            <w:tcW w:w="2667" w:type="dxa"/>
+          </w:tcPr>
+          <w:p>
+            <w:pPr/>
+            <w:hyperlink r:id="rId15" w:history="1">
               <w:r>
                 <w:rPr>
                   <w:rStyle w:val="Hyperlink"/>
@@ -6254,7 +6264,7 @@
             <w:r>
               <w:t xml:space="preserve"> / </w:t>
             </w:r>
-            <w:hyperlink r:id="rId15" w:history="1">
+            <w:hyperlink r:id="rId16" w:history="1">
               <w:r>
                 <w:rPr>
                   <w:rStyle w:val="Hyperlink"/>
@@ -6277,7 +6287,7 @@
         </w:tc>
         <w:tc>
           <w:tcPr>
-            <w:tcW w:w="1430" w:type="dxa"/>
+            <w:tcW w:w="1312" w:type="dxa"/>
           </w:tcPr>
           <w:p>
             <w:pPr/>
@@ -6288,25 +6298,25 @@
         </w:tc>
         <w:tc>
           <w:tcPr>
-            <w:tcW w:w="3947" w:type="dxa"/>
-          </w:tcPr>
-          <w:p>
-            <w:pPr/>
-            <w:r>
-              <w:t xml:space="preserve">5,210 / 55,660</w:t>
-            </w:r>
-          </w:p>
-        </w:tc>
-      </w:tr>
-      <w:tr>
-        <w:tc>
-          <w:tcPr>
-            <w:tcW w:w="2639" w:type="dxa"/>
-          </w:tcPr>
-          <w:p>
-            <w:pPr/>
-            <w:r>
-              <w:t xml:space="preserve">PA3855.006NLT (T2)</w:t>
+            <w:tcW w:w="4037" w:type="dxa"/>
+          </w:tcPr>
+          <w:p>
+            <w:pPr/>
+            <w:r>
+              <w:t xml:space="preserve">In stock</w:t>
+            </w:r>
+          </w:p>
+        </w:tc>
+      </w:tr>
+      <w:tr>
+        <w:tc>
+          <w:tcPr>
+            <w:tcW w:w="2667" w:type="dxa"/>
+          </w:tcPr>
+          <w:p>
+            <w:pPr/>
+            <w:r>
+              <w:t xml:space="preserve">REF3030AIDBZR (ADC reference, removed in Rev E)</w:t>
             </w:r>
           </w:p>
         </w:tc>
@@ -6317,29 +6327,29 @@
           <w:p>
             <w:pPr/>
             <w:r>
-              <w:t xml:space="preserve">C5718384</w:t>
-            </w:r>
-          </w:p>
-        </w:tc>
-        <w:tc>
-          <w:tcPr>
-            <w:tcW w:w="1430" w:type="dxa"/>
-          </w:tcPr>
-          <w:p>
-            <w:pPr/>
-            <w:r>
-              <w:t xml:space="preserve">about $1.15</w:t>
-            </w:r>
-          </w:p>
-        </w:tc>
-        <w:tc>
-          <w:tcPr>
-            <w:tcW w:w="3947" w:type="dxa"/>
-          </w:tcPr>
-          <w:p>
-            <w:pPr/>
-            <w:r>
-              <w:t xml:space="preserve">102. Pulse only</w:t>
+              <w:t xml:space="preserve">C38423</w:t>
+            </w:r>
+          </w:p>
+        </w:tc>
+        <w:tc>
+          <w:tcPr>
+            <w:tcW w:w="1312" w:type="dxa"/>
+          </w:tcPr>
+          <w:p>
+            <w:pPr/>
+            <w:r>
+              <w:t xml:space="preserve">about $0.50 (estimate)</w:t>
+            </w:r>
+          </w:p>
+        </w:tc>
+        <w:tc>
+          <w:tcPr>
+            <w:tcW w:w="4037" w:type="dxa"/>
+          </w:tcPr>
+          <w:p>
+            <w:pPr/>
+            <w:r>
+              <w:t xml:space="preserve">In stock</w:t>
             </w:r>
           </w:p>
         </w:tc>
@@ -7408,6 +7418,18 @@
     </w:p>
     <w:p>
       <w:pPr>
+        <w:pStyle w:val="ListParagraph"/>
+        <w:numPr>
+          <w:ilvl w:val="0"/>
+          <w:numId w:val="10"/>
+        </w:numPr>
+      </w:pPr>
+      <w:r>
+        <w:t>Rev E2 (20 Oct): R123–R129 were put into the existing debug traces, keeping the routing as it was. The Rev E DRC failures are fixed as well: 16 courtyard overlaps (at T1/CR1–CR6 and R64, at T2 with D8, C94, R116, C95 and the flyback FET Q11 and its shunt R114, plus C98/R122, C69/U11 and C34/U1) were cleared by moving those parts 0.05–2 mm and re-attaching their tracks, and the 4 silkscreen warnings went with them. Checks afterwards: DRC 0 errors, 0 warnings, 0 unconnected; schematic-to-PCB parity 291 parts, 796 pads, no mismatch.</w:t>
+      </w:r>
+    </w:p>
+    <w:p>
+      <w:pPr>
         <w:pStyle w:val="Heading3"/>
       </w:pPr>
       <w:r>
@@ -7986,7 +8008,7 @@
       <w:r>
         <w:t xml:space="preserve">Import the zip from the EasyEDA Pro start page, or through its Format Converter. EasyEDA's documentation lists KiCad 5.1 as supported and is unclear about newer versions, so the schematic is written in KiCad 6 format, the most widely accepted. The PCB file is KiCad 7 format because that is what the generator writes. (</w:t>
       </w:r>
-      <w:hyperlink r:id="rId16" w:history="1">
+      <w:hyperlink r:id="rId17" w:history="1">
         <w:r>
           <w:rPr>
             <w:rStyle w:val="Hyperlink"/>
@@ -7997,7 +8019,7 @@
       <w:r>
         <w:t xml:space="preserve">, </w:t>
       </w:r>
-      <w:hyperlink r:id="rId17" w:history="1">
+      <w:hyperlink r:id="rId18" w:history="1">
         <w:r>
           <w:rPr>
             <w:rStyle w:val="Hyperlink"/>
@@ -8160,7 +8182,7 @@
       <w:r>
         <w:t xml:space="preserve">Sources: component data from the LCSC/JLCPCB listings and datasheets linked above, and the </w:t>
       </w:r>
-      <w:hyperlink r:id="rId18" w:history="1">
+      <w:hyperlink r:id="rId19" w:history="1">
         <w:r>
           <w:rPr>
             <w:rStyle w:val="Hyperlink"/>
@@ -8171,7 +8193,7 @@
       <w:r>
         <w:t xml:space="preserve">, </w:t>
       </w:r>
-      <w:hyperlink r:id="rId19" w:history="1">
+      <w:hyperlink r:id="rId20" w:history="1">
         <w:r>
           <w:rPr>
             <w:rStyle w:val="Hyperlink"/>
@@ -8182,7 +8204,7 @@
       <w:r>
         <w:t xml:space="preserve"> and </w:t>
       </w:r>
-      <w:hyperlink r:id="rId20" w:history="1">
+      <w:hyperlink r:id="rId21" w:history="1">
         <w:r>
           <w:rPr>
             <w:rStyle w:val="Hyperlink"/>
